--- a/03_Team_Work/Team6/Milestone_3_Components/ST_M3_Team6_ResumeSubmissionStorageEntityIdentificationTable_v02.docx
+++ b/03_Team_Work/Team6/Milestone_3_Components/ST_M3_Team6_ResumeSubmissionStorageEntityIdentificationTable_v02.docx
@@ -5,13 +5,1943 @@
     <w:p>
       <w:pPr>
         <w:pStyle w:val="Alt1-Hd-1"/>
+        <w:spacing w:before="240"/>
         <w:jc w:val="left"/>
+        <w:outlineLvl w:val="2"/>
         <w:rPr>
-          <w:color w:val="E97132" w:themeColor="accent2"/>
-          <w:sz w:val="24"/>
+          <w:rFonts w:ascii="Arial" w:hAnsi="Arial" w:cs="Arial"/>
+          <w:sz w:val="27"/>
+          <w:szCs w:val="27"/>
         </w:rPr>
       </w:pPr>
       <w:r>
+        <w:rPr>
+          <w:rFonts w:ascii="Arial" w:hAnsi="Arial" w:cs="Arial"/>
+          <w:sz w:val="27"/>
+          <w:szCs w:val="27"/>
+        </w:rPr>
+        <w:t>Entity Identification Tables – Resume Service</w:t>
+      </w:r>
+    </w:p>
+    <w:p>
+      <w:pPr>
+        <w:pStyle w:val="Alt1-Hd-1"/>
+        <w:spacing w:before="240"/>
+        <w:jc w:val="left"/>
+        <w:outlineLvl w:val="2"/>
+        <w:rPr>
+          <w:rFonts w:ascii="Arial" w:hAnsi="Arial" w:cs="Arial"/>
+          <w:color w:val="E97132" w:themeColor="accent2"/>
+          <w:sz w:val="24"/>
+          <w:szCs w:val="24"/>
+        </w:rPr>
+      </w:pPr>
+      <w:r>
+        <w:rPr>
+          <w:rFonts w:ascii="Arial" w:hAnsi="Arial" w:cs="Arial"/>
+          <w:sz w:val="24"/>
+          <w:szCs w:val="24"/>
+        </w:rPr>
+        <w:t>EI Table 1.7.</w:t>
+      </w:r>
+      <w:r>
+        <w:rPr>
+          <w:rFonts w:ascii="Arial" w:hAnsi="Arial" w:cs="Arial"/>
+          <w:sz w:val="24"/>
+          <w:szCs w:val="24"/>
+        </w:rPr>
+        <w:t>1</w:t>
+      </w:r>
+      <w:r>
+        <w:rPr>
+          <w:rFonts w:ascii="Arial" w:hAnsi="Arial" w:cs="Arial"/>
+          <w:sz w:val="24"/>
+          <w:szCs w:val="24"/>
+        </w:rPr>
+        <w:t xml:space="preserve"> – Resume </w:t>
+      </w:r>
+      <w:r>
+        <w:rPr>
+          <w:rFonts w:ascii="Arial" w:hAnsi="Arial" w:cs="Arial"/>
+          <w:sz w:val="24"/>
+          <w:szCs w:val="24"/>
+        </w:rPr>
+        <w:t>Form</w:t>
+      </w:r>
+    </w:p>
+    <w:tbl>
+      <w:tblPr>
+        <w:tblStyle w:val="GridTable4"/>
+        <w:tblW w:w="0" w:type="auto"/>
+        <w:tblLayout w:type="fixed"/>
+        <w:tblLook w:val="04A0" w:firstRow="1" w:lastRow="0" w:firstColumn="1" w:lastColumn="0" w:noHBand="0" w:noVBand="1"/>
+      </w:tblPr>
+      <w:tblGrid>
+        <w:gridCol w:w="1271"/>
+        <w:gridCol w:w="1843"/>
+        <w:gridCol w:w="1276"/>
+        <w:gridCol w:w="1559"/>
+        <w:gridCol w:w="992"/>
+        <w:gridCol w:w="2409"/>
+      </w:tblGrid>
+      <w:tr>
+        <w:trPr>
+          <w:cnfStyle w:val="100000000000" w:firstRow="1" w:lastRow="0" w:firstColumn="0" w:lastColumn="0" w:oddVBand="0" w:evenVBand="0" w:oddHBand="0" w:evenHBand="0" w:firstRowFirstColumn="0" w:firstRowLastColumn="0" w:lastRowFirstColumn="0" w:lastRowLastColumn="0"/>
+          <w:cantSplit/>
+          <w:trHeight w:val="2592"/>
+          <w:tblHeader/>
+        </w:trPr>
+        <w:tc>
+          <w:tcPr>
+            <w:cnfStyle w:val="001000000000" w:firstRow="0" w:lastRow="0" w:firstColumn="1" w:lastColumn="0" w:oddVBand="0" w:evenVBand="0" w:oddHBand="0" w:evenHBand="0" w:firstRowFirstColumn="0" w:firstRowLastColumn="0" w:lastRowFirstColumn="0" w:lastRowLastColumn="0"/>
+            <w:tcW w:w="1271" w:type="dxa"/>
+            <w:tcBorders>
+              <w:right w:val="single" w:sz="4" w:space="0" w:color="FFFFFF" w:themeColor="background1"/>
+            </w:tcBorders>
+            <w:textDirection w:val="tbRl"/>
+            <w:vAlign w:val="center"/>
+          </w:tcPr>
+          <w:p>
+            <w:pPr>
+              <w:spacing w:line="240" w:lineRule="auto"/>
+              <w:ind w:left="113" w:right="113"/>
+              <w:rPr>
+                <w:rFonts w:eastAsia="Times New Roman" w:cs="Arial"/>
+                <w:lang w:eastAsia="en-US"/>
+              </w:rPr>
+            </w:pPr>
+            <w:r>
+              <w:rPr>
+                <w:rFonts w:eastAsia="Times New Roman" w:cs="Arial"/>
+                <w:lang w:eastAsia="en-US"/>
+              </w:rPr>
+              <w:t>Subcomponent</w:t>
+            </w:r>
+          </w:p>
+        </w:tc>
+        <w:tc>
+          <w:tcPr>
+            <w:tcW w:w="1843" w:type="dxa"/>
+            <w:tcBorders>
+              <w:left w:val="single" w:sz="4" w:space="0" w:color="FFFFFF" w:themeColor="background1"/>
+              <w:right w:val="single" w:sz="4" w:space="0" w:color="FFFFFF" w:themeColor="background1"/>
+            </w:tcBorders>
+            <w:textDirection w:val="tbRl"/>
+            <w:vAlign w:val="center"/>
+          </w:tcPr>
+          <w:p>
+            <w:pPr>
+              <w:spacing w:line="240" w:lineRule="auto"/>
+              <w:ind w:left="113" w:right="113"/>
+              <w:cnfStyle w:val="100000000000" w:firstRow="1" w:lastRow="0" w:firstColumn="0" w:lastColumn="0" w:oddVBand="0" w:evenVBand="0" w:oddHBand="0" w:evenHBand="0" w:firstRowFirstColumn="0" w:firstRowLastColumn="0" w:lastRowFirstColumn="0" w:lastRowLastColumn="0"/>
+              <w:rPr>
+                <w:rFonts w:eastAsia="Times New Roman" w:cs="Arial"/>
+                <w:lang w:eastAsia="en-US"/>
+              </w:rPr>
+            </w:pPr>
+            <w:r>
+              <w:rPr>
+                <w:rFonts w:eastAsia="Times New Roman" w:cs="Arial"/>
+                <w:lang w:eastAsia="en-US"/>
+              </w:rPr>
+              <w:t>Entity Name</w:t>
+            </w:r>
+          </w:p>
+        </w:tc>
+        <w:tc>
+          <w:tcPr>
+            <w:tcW w:w="1276" w:type="dxa"/>
+            <w:tcBorders>
+              <w:left w:val="single" w:sz="4" w:space="0" w:color="FFFFFF" w:themeColor="background1"/>
+              <w:right w:val="single" w:sz="4" w:space="0" w:color="FFFFFF" w:themeColor="background1"/>
+            </w:tcBorders>
+            <w:textDirection w:val="tbRl"/>
+            <w:vAlign w:val="center"/>
+          </w:tcPr>
+          <w:p>
+            <w:pPr>
+              <w:spacing w:line="240" w:lineRule="auto"/>
+              <w:ind w:left="113" w:right="113"/>
+              <w:cnfStyle w:val="100000000000" w:firstRow="1" w:lastRow="0" w:firstColumn="0" w:lastColumn="0" w:oddVBand="0" w:evenVBand="0" w:oddHBand="0" w:evenHBand="0" w:firstRowFirstColumn="0" w:firstRowLastColumn="0" w:lastRowFirstColumn="0" w:lastRowLastColumn="0"/>
+              <w:rPr>
+                <w:rFonts w:eastAsia="Times New Roman" w:cs="Arial"/>
+                <w:lang w:eastAsia="en-US"/>
+              </w:rPr>
+            </w:pPr>
+            <w:r>
+              <w:rPr>
+                <w:rFonts w:eastAsia="Times New Roman" w:cs="Arial"/>
+                <w:lang w:eastAsia="en-US"/>
+              </w:rPr>
+              <w:t>Entity Type</w:t>
+            </w:r>
+          </w:p>
+        </w:tc>
+        <w:tc>
+          <w:tcPr>
+            <w:tcW w:w="1559" w:type="dxa"/>
+            <w:tcBorders>
+              <w:left w:val="single" w:sz="4" w:space="0" w:color="FFFFFF" w:themeColor="background1"/>
+              <w:right w:val="single" w:sz="4" w:space="0" w:color="FFFFFF" w:themeColor="background1"/>
+            </w:tcBorders>
+            <w:textDirection w:val="tbRl"/>
+            <w:vAlign w:val="center"/>
+          </w:tcPr>
+          <w:p>
+            <w:pPr>
+              <w:spacing w:line="240" w:lineRule="auto"/>
+              <w:ind w:left="113" w:right="113"/>
+              <w:cnfStyle w:val="100000000000" w:firstRow="1" w:lastRow="0" w:firstColumn="0" w:lastColumn="0" w:oddVBand="0" w:evenVBand="0" w:oddHBand="0" w:evenHBand="0" w:firstRowFirstColumn="0" w:firstRowLastColumn="0" w:lastRowFirstColumn="0" w:lastRowLastColumn="0"/>
+              <w:rPr>
+                <w:rFonts w:eastAsia="Times New Roman" w:cs="Arial"/>
+                <w:lang w:eastAsia="en-US"/>
+              </w:rPr>
+            </w:pPr>
+            <w:r>
+              <w:rPr>
+                <w:rFonts w:eastAsia="Times New Roman" w:cs="Arial"/>
+                <w:lang w:eastAsia="en-US"/>
+              </w:rPr>
+              <w:t>Description / Purpose</w:t>
+            </w:r>
+          </w:p>
+        </w:tc>
+        <w:tc>
+          <w:tcPr>
+            <w:tcW w:w="992" w:type="dxa"/>
+            <w:tcBorders>
+              <w:left w:val="single" w:sz="4" w:space="0" w:color="FFFFFF" w:themeColor="background1"/>
+              <w:right w:val="single" w:sz="4" w:space="0" w:color="FFFFFF" w:themeColor="background1"/>
+            </w:tcBorders>
+            <w:textDirection w:val="tbRl"/>
+            <w:vAlign w:val="center"/>
+          </w:tcPr>
+          <w:p>
+            <w:pPr>
+              <w:spacing w:line="240" w:lineRule="auto"/>
+              <w:ind w:left="113" w:right="113"/>
+              <w:cnfStyle w:val="100000000000" w:firstRow="1" w:lastRow="0" w:firstColumn="0" w:lastColumn="0" w:oddVBand="0" w:evenVBand="0" w:oddHBand="0" w:evenHBand="0" w:firstRowFirstColumn="0" w:firstRowLastColumn="0" w:lastRowFirstColumn="0" w:lastRowLastColumn="0"/>
+              <w:rPr>
+                <w:rFonts w:eastAsia="Times New Roman" w:cs="Arial"/>
+                <w:lang w:eastAsia="en-US"/>
+              </w:rPr>
+            </w:pPr>
+            <w:r>
+              <w:rPr>
+                <w:rFonts w:eastAsia="Times New Roman" w:cs="Arial"/>
+                <w:lang w:eastAsia="en-US"/>
+              </w:rPr>
+              <w:t>Related Requirement(s)</w:t>
+            </w:r>
+          </w:p>
+        </w:tc>
+        <w:tc>
+          <w:tcPr>
+            <w:tcW w:w="2409" w:type="dxa"/>
+            <w:tcBorders>
+              <w:left w:val="single" w:sz="4" w:space="0" w:color="FFFFFF" w:themeColor="background1"/>
+            </w:tcBorders>
+            <w:textDirection w:val="tbRl"/>
+            <w:vAlign w:val="center"/>
+          </w:tcPr>
+          <w:p>
+            <w:pPr>
+              <w:spacing w:line="240" w:lineRule="auto"/>
+              <w:ind w:left="113" w:right="113"/>
+              <w:cnfStyle w:val="100000000000" w:firstRow="1" w:lastRow="0" w:firstColumn="0" w:lastColumn="0" w:oddVBand="0" w:evenVBand="0" w:oddHBand="0" w:evenHBand="0" w:firstRowFirstColumn="0" w:firstRowLastColumn="0" w:lastRowFirstColumn="0" w:lastRowLastColumn="0"/>
+              <w:rPr>
+                <w:rFonts w:eastAsia="Times New Roman" w:cs="Arial"/>
+                <w:lang w:eastAsia="en-US"/>
+              </w:rPr>
+            </w:pPr>
+            <w:r>
+              <w:rPr>
+                <w:rFonts w:eastAsia="Times New Roman" w:cs="Arial"/>
+                <w:lang w:eastAsia="en-US"/>
+              </w:rPr>
+              <w:t>Collaborators / Related Entities</w:t>
+            </w:r>
+          </w:p>
+        </w:tc>
+      </w:tr>
+      <w:tr>
+        <w:trPr>
+          <w:cnfStyle w:val="000000100000" w:firstRow="0" w:lastRow="0" w:firstColumn="0" w:lastColumn="0" w:oddVBand="0" w:evenVBand="0" w:oddHBand="1" w:evenHBand="0" w:firstRowFirstColumn="0" w:firstRowLastColumn="0" w:lastRowFirstColumn="0" w:lastRowLastColumn="0"/>
+        </w:trPr>
+        <w:tc>
+          <w:tcPr>
+            <w:cnfStyle w:val="001000000000" w:firstRow="0" w:lastRow="0" w:firstColumn="1" w:lastColumn="0" w:oddVBand="0" w:evenVBand="0" w:oddHBand="0" w:evenHBand="0" w:firstRowFirstColumn="0" w:firstRowLastColumn="0" w:lastRowFirstColumn="0" w:lastRowLastColumn="0"/>
+            <w:tcW w:w="1271" w:type="dxa"/>
+          </w:tcPr>
+          <w:p>
+            <w:pPr>
+              <w:tabs>
+                <w:tab w:val="left" w:pos="942"/>
+              </w:tabs>
+              <w:spacing w:line="240" w:lineRule="auto"/>
+            </w:pPr>
+            <w:r>
+              <w:t>Resume Service</w:t>
+            </w:r>
+          </w:p>
+        </w:tc>
+        <w:tc>
+          <w:tcPr>
+            <w:tcW w:w="1843" w:type="dxa"/>
+          </w:tcPr>
+          <w:p>
+            <w:pPr>
+              <w:spacing w:line="240" w:lineRule="auto"/>
+              <w:cnfStyle w:val="000000100000" w:firstRow="0" w:lastRow="0" w:firstColumn="0" w:lastColumn="0" w:oddVBand="0" w:evenVBand="0" w:oddHBand="1" w:evenHBand="0" w:firstRowFirstColumn="0" w:firstRowLastColumn="0" w:lastRowFirstColumn="0" w:lastRowLastColumn="0"/>
+            </w:pPr>
+            <w:proofErr w:type="spellStart"/>
+            <w:r>
+              <w:t>ResumeInput</w:t>
+            </w:r>
+            <w:proofErr w:type="spellEnd"/>
+          </w:p>
+        </w:tc>
+        <w:tc>
+          <w:tcPr>
+            <w:tcW w:w="1276" w:type="dxa"/>
+          </w:tcPr>
+          <w:p>
+            <w:pPr>
+              <w:spacing w:line="240" w:lineRule="auto"/>
+              <w:cnfStyle w:val="000000100000" w:firstRow="0" w:lastRow="0" w:firstColumn="0" w:lastColumn="0" w:oddVBand="0" w:evenVBand="0" w:oddHBand="1" w:evenHBand="0" w:firstRowFirstColumn="0" w:firstRowLastColumn="0" w:lastRowFirstColumn="0" w:lastRowLastColumn="0"/>
+            </w:pPr>
+            <w:r>
+              <w:t>Object</w:t>
+            </w:r>
+          </w:p>
+        </w:tc>
+        <w:tc>
+          <w:tcPr>
+            <w:tcW w:w="1559" w:type="dxa"/>
+          </w:tcPr>
+          <w:p>
+            <w:pPr>
+              <w:spacing w:line="240" w:lineRule="auto"/>
+              <w:cnfStyle w:val="000000100000" w:firstRow="0" w:lastRow="0" w:firstColumn="0" w:lastColumn="0" w:oddVBand="0" w:evenVBand="0" w:oddHBand="1" w:evenHBand="0" w:firstRowFirstColumn="0" w:firstRowLastColumn="0" w:lastRowFirstColumn="0" w:lastRowLastColumn="0"/>
+              <w:rPr>
+                <w:rFonts w:cs="Arial"/>
+              </w:rPr>
+            </w:pPr>
+            <w:r>
+              <w:rPr>
+                <w:rFonts w:cs="Arial"/>
+              </w:rPr>
+              <w:t>Stores the information entered by the student in the resume form</w:t>
+            </w:r>
+          </w:p>
+        </w:tc>
+        <w:tc>
+          <w:tcPr>
+            <w:tcW w:w="992" w:type="dxa"/>
+          </w:tcPr>
+          <w:p>
+            <w:pPr>
+              <w:spacing w:line="240" w:lineRule="auto"/>
+              <w:cnfStyle w:val="000000100000" w:firstRow="0" w:lastRow="0" w:firstColumn="0" w:lastColumn="0" w:oddVBand="0" w:evenVBand="0" w:oddHBand="1" w:evenHBand="0" w:firstRowFirstColumn="0" w:firstRowLastColumn="0" w:lastRowFirstColumn="0" w:lastRowLastColumn="0"/>
+            </w:pPr>
+            <w:r>
+              <w:t>3.5.1</w:t>
+            </w:r>
+          </w:p>
+        </w:tc>
+        <w:tc>
+          <w:tcPr>
+            <w:tcW w:w="2409" w:type="dxa"/>
+          </w:tcPr>
+          <w:p>
+            <w:pPr>
+              <w:spacing w:line="240" w:lineRule="auto"/>
+              <w:cnfStyle w:val="000000100000" w:firstRow="0" w:lastRow="0" w:firstColumn="0" w:lastColumn="0" w:oddVBand="0" w:evenVBand="0" w:oddHBand="1" w:evenHBand="0" w:firstRowFirstColumn="0" w:firstRowLastColumn="0" w:lastRowFirstColumn="0" w:lastRowLastColumn="0"/>
+            </w:pPr>
+            <w:proofErr w:type="spellStart"/>
+            <w:proofErr w:type="gramStart"/>
+            <w:r>
+              <w:t>ResumeSection</w:t>
+            </w:r>
+            <w:proofErr w:type="gramEnd"/>
+            <w:r>
+              <w:t>,</w:t>
+            </w:r>
+            <w:proofErr w:type="spellEnd"/>
+          </w:p>
+          <w:p>
+            <w:pPr>
+              <w:spacing w:line="240" w:lineRule="auto"/>
+              <w:cnfStyle w:val="000000100000" w:firstRow="0" w:lastRow="0" w:firstColumn="0" w:lastColumn="0" w:oddVBand="0" w:evenVBand="0" w:oddHBand="1" w:evenHBand="0" w:firstRowFirstColumn="0" w:firstRowLastColumn="0" w:lastRowFirstColumn="0" w:lastRowLastColumn="0"/>
+            </w:pPr>
+            <w:r>
+              <w:t>Submission Handler</w:t>
+            </w:r>
+          </w:p>
+        </w:tc>
+      </w:tr>
+      <w:tr>
+        <w:tc>
+          <w:tcPr>
+            <w:cnfStyle w:val="001000000000" w:firstRow="0" w:lastRow="0" w:firstColumn="1" w:lastColumn="0" w:oddVBand="0" w:evenVBand="0" w:oddHBand="0" w:evenHBand="0" w:firstRowFirstColumn="0" w:firstRowLastColumn="0" w:lastRowFirstColumn="0" w:lastRowLastColumn="0"/>
+            <w:tcW w:w="1271" w:type="dxa"/>
+          </w:tcPr>
+          <w:p>
+            <w:pPr>
+              <w:tabs>
+                <w:tab w:val="left" w:pos="942"/>
+              </w:tabs>
+              <w:spacing w:line="240" w:lineRule="auto"/>
+            </w:pPr>
+            <w:r>
+              <w:t>Resume Service</w:t>
+            </w:r>
+          </w:p>
+        </w:tc>
+        <w:tc>
+          <w:tcPr>
+            <w:tcW w:w="1843" w:type="dxa"/>
+          </w:tcPr>
+          <w:p>
+            <w:pPr>
+              <w:spacing w:line="240" w:lineRule="auto"/>
+              <w:cnfStyle w:val="000000000000" w:firstRow="0" w:lastRow="0" w:firstColumn="0" w:lastColumn="0" w:oddVBand="0" w:evenVBand="0" w:oddHBand="0" w:evenHBand="0" w:firstRowFirstColumn="0" w:firstRowLastColumn="0" w:lastRowFirstColumn="0" w:lastRowLastColumn="0"/>
+            </w:pPr>
+            <w:proofErr w:type="spellStart"/>
+            <w:r>
+              <w:t>ResumeSection</w:t>
+            </w:r>
+            <w:proofErr w:type="spellEnd"/>
+          </w:p>
+        </w:tc>
+        <w:tc>
+          <w:tcPr>
+            <w:tcW w:w="1276" w:type="dxa"/>
+          </w:tcPr>
+          <w:p>
+            <w:pPr>
+              <w:spacing w:line="240" w:lineRule="auto"/>
+              <w:cnfStyle w:val="000000000000" w:firstRow="0" w:lastRow="0" w:firstColumn="0" w:lastColumn="0" w:oddVBand="0" w:evenVBand="0" w:oddHBand="0" w:evenHBand="0" w:firstRowFirstColumn="0" w:firstRowLastColumn="0" w:lastRowFirstColumn="0" w:lastRowLastColumn="0"/>
+            </w:pPr>
+            <w:r>
+              <w:t>Class</w:t>
+            </w:r>
+          </w:p>
+        </w:tc>
+        <w:tc>
+          <w:tcPr>
+            <w:tcW w:w="1559" w:type="dxa"/>
+          </w:tcPr>
+          <w:p>
+            <w:pPr>
+              <w:spacing w:line="240" w:lineRule="auto"/>
+              <w:cnfStyle w:val="000000000000" w:firstRow="0" w:lastRow="0" w:firstColumn="0" w:lastColumn="0" w:oddVBand="0" w:evenVBand="0" w:oddHBand="0" w:evenHBand="0" w:firstRowFirstColumn="0" w:firstRowLastColumn="0" w:lastRowFirstColumn="0" w:lastRowLastColumn="0"/>
+              <w:rPr>
+                <w:rFonts w:cs="Arial"/>
+              </w:rPr>
+            </w:pPr>
+            <w:r>
+              <w:rPr>
+                <w:rFonts w:cs="Arial"/>
+              </w:rPr>
+              <w:t>Represents a section of the resume such as education, skills, or experience.</w:t>
+            </w:r>
+          </w:p>
+        </w:tc>
+        <w:tc>
+          <w:tcPr>
+            <w:tcW w:w="992" w:type="dxa"/>
+          </w:tcPr>
+          <w:p>
+            <w:pPr>
+              <w:spacing w:line="240" w:lineRule="auto"/>
+              <w:cnfStyle w:val="000000000000" w:firstRow="0" w:lastRow="0" w:firstColumn="0" w:lastColumn="0" w:oddVBand="0" w:evenVBand="0" w:oddHBand="0" w:evenHBand="0" w:firstRowFirstColumn="0" w:firstRowLastColumn="0" w:lastRowFirstColumn="0" w:lastRowLastColumn="0"/>
+            </w:pPr>
+            <w:r>
+              <w:t>3.5.1</w:t>
+            </w:r>
+          </w:p>
+        </w:tc>
+        <w:tc>
+          <w:tcPr>
+            <w:tcW w:w="2409" w:type="dxa"/>
+          </w:tcPr>
+          <w:p>
+            <w:pPr>
+              <w:spacing w:line="240" w:lineRule="auto"/>
+              <w:cnfStyle w:val="000000000000" w:firstRow="0" w:lastRow="0" w:firstColumn="0" w:lastColumn="0" w:oddVBand="0" w:evenVBand="0" w:oddHBand="0" w:evenHBand="0" w:firstRowFirstColumn="0" w:firstRowLastColumn="0" w:lastRowFirstColumn="0" w:lastRowLastColumn="0"/>
+            </w:pPr>
+            <w:proofErr w:type="spellStart"/>
+            <w:r>
+              <w:t>ResumeInput</w:t>
+            </w:r>
+            <w:proofErr w:type="spellEnd"/>
+            <w:r>
+              <w:t xml:space="preserve">, </w:t>
+            </w:r>
+            <w:proofErr w:type="spellStart"/>
+            <w:r>
+              <w:t>Degree_Info</w:t>
+            </w:r>
+            <w:proofErr w:type="spellEnd"/>
+            <w:r>
+              <w:t xml:space="preserve">, Experience, </w:t>
+            </w:r>
+            <w:proofErr w:type="spellStart"/>
+            <w:r>
+              <w:t>Contact_Info</w:t>
+            </w:r>
+            <w:proofErr w:type="spellEnd"/>
+            <w:r>
+              <w:t>, Skill, Student, Resume</w:t>
+            </w:r>
+            <w:r>
+              <w:t>,</w:t>
+            </w:r>
+          </w:p>
+          <w:p>
+            <w:pPr>
+              <w:spacing w:line="240" w:lineRule="auto"/>
+              <w:cnfStyle w:val="000000000000" w:firstRow="0" w:lastRow="0" w:firstColumn="0" w:lastColumn="0" w:oddVBand="0" w:evenVBand="0" w:oddHBand="0" w:evenHBand="0" w:firstRowFirstColumn="0" w:firstRowLastColumn="0" w:lastRowFirstColumn="0" w:lastRowLastColumn="0"/>
+            </w:pPr>
+            <w:r>
+              <w:t>Submission Handler</w:t>
+            </w:r>
+          </w:p>
+        </w:tc>
+      </w:tr>
+      <w:tr>
+        <w:trPr>
+          <w:cnfStyle w:val="000000100000" w:firstRow="0" w:lastRow="0" w:firstColumn="0" w:lastColumn="0" w:oddVBand="0" w:evenVBand="0" w:oddHBand="1" w:evenHBand="0" w:firstRowFirstColumn="0" w:firstRowLastColumn="0" w:lastRowFirstColumn="0" w:lastRowLastColumn="0"/>
+        </w:trPr>
+        <w:tc>
+          <w:tcPr>
+            <w:cnfStyle w:val="001000000000" w:firstRow="0" w:lastRow="0" w:firstColumn="1" w:lastColumn="0" w:oddVBand="0" w:evenVBand="0" w:oddHBand="0" w:evenHBand="0" w:firstRowFirstColumn="0" w:firstRowLastColumn="0" w:lastRowFirstColumn="0" w:lastRowLastColumn="0"/>
+            <w:tcW w:w="1271" w:type="dxa"/>
+          </w:tcPr>
+          <w:p>
+            <w:pPr>
+              <w:tabs>
+                <w:tab w:val="left" w:pos="942"/>
+              </w:tabs>
+              <w:spacing w:line="240" w:lineRule="auto"/>
+            </w:pPr>
+            <w:r>
+              <w:t>Resume Service</w:t>
+            </w:r>
+          </w:p>
+        </w:tc>
+        <w:tc>
+          <w:tcPr>
+            <w:tcW w:w="1843" w:type="dxa"/>
+          </w:tcPr>
+          <w:p>
+            <w:pPr>
+              <w:spacing w:line="240" w:lineRule="auto"/>
+              <w:cnfStyle w:val="000000100000" w:firstRow="0" w:lastRow="0" w:firstColumn="0" w:lastColumn="0" w:oddVBand="0" w:evenVBand="0" w:oddHBand="1" w:evenHBand="0" w:firstRowFirstColumn="0" w:firstRowLastColumn="0" w:lastRowFirstColumn="0" w:lastRowLastColumn="0"/>
+            </w:pPr>
+            <w:r>
+              <w:t>ResumeFile</w:t>
+            </w:r>
+          </w:p>
+        </w:tc>
+        <w:tc>
+          <w:tcPr>
+            <w:tcW w:w="1276" w:type="dxa"/>
+          </w:tcPr>
+          <w:p>
+            <w:pPr>
+              <w:spacing w:line="240" w:lineRule="auto"/>
+              <w:cnfStyle w:val="000000100000" w:firstRow="0" w:lastRow="0" w:firstColumn="0" w:lastColumn="0" w:oddVBand="0" w:evenVBand="0" w:oddHBand="1" w:evenHBand="0" w:firstRowFirstColumn="0" w:firstRowLastColumn="0" w:lastRowFirstColumn="0" w:lastRowLastColumn="0"/>
+            </w:pPr>
+            <w:r>
+              <w:t>Object</w:t>
+            </w:r>
+          </w:p>
+        </w:tc>
+        <w:tc>
+          <w:tcPr>
+            <w:tcW w:w="1559" w:type="dxa"/>
+          </w:tcPr>
+          <w:p>
+            <w:pPr>
+              <w:spacing w:line="240" w:lineRule="auto"/>
+              <w:cnfStyle w:val="000000100000" w:firstRow="0" w:lastRow="0" w:firstColumn="0" w:lastColumn="0" w:oddVBand="0" w:evenVBand="0" w:oddHBand="1" w:evenHBand="0" w:firstRowFirstColumn="0" w:firstRowLastColumn="0" w:lastRowFirstColumn="0" w:lastRowLastColumn="0"/>
+              <w:rPr>
+                <w:rFonts w:cs="Arial"/>
+              </w:rPr>
+            </w:pPr>
+            <w:r>
+              <w:rPr>
+                <w:rFonts w:cs="Arial"/>
+              </w:rPr>
+              <w:t>Represents the resume file selected by the student for upload</w:t>
+            </w:r>
+          </w:p>
+        </w:tc>
+        <w:tc>
+          <w:tcPr>
+            <w:tcW w:w="992" w:type="dxa"/>
+          </w:tcPr>
+          <w:p>
+            <w:pPr>
+              <w:spacing w:line="240" w:lineRule="auto"/>
+              <w:cnfStyle w:val="000000100000" w:firstRow="0" w:lastRow="0" w:firstColumn="0" w:lastColumn="0" w:oddVBand="0" w:evenVBand="0" w:oddHBand="1" w:evenHBand="0" w:firstRowFirstColumn="0" w:firstRowLastColumn="0" w:lastRowFirstColumn="0" w:lastRowLastColumn="0"/>
+            </w:pPr>
+            <w:r>
+              <w:t>3.5.2</w:t>
+            </w:r>
+          </w:p>
+        </w:tc>
+        <w:tc>
+          <w:tcPr>
+            <w:tcW w:w="2409" w:type="dxa"/>
+          </w:tcPr>
+          <w:p>
+            <w:pPr>
+              <w:spacing w:line="240" w:lineRule="auto"/>
+              <w:cnfStyle w:val="000000100000" w:firstRow="0" w:lastRow="0" w:firstColumn="0" w:lastColumn="0" w:oddVBand="0" w:evenVBand="0" w:oddHBand="1" w:evenHBand="0" w:firstRowFirstColumn="0" w:firstRowLastColumn="0" w:lastRowFirstColumn="0" w:lastRowLastColumn="0"/>
+            </w:pPr>
+            <w:r>
+              <w:t>Resume</w:t>
+            </w:r>
+            <w:r>
+              <w:t xml:space="preserve"> Repository</w:t>
+            </w:r>
+            <w:r>
+              <w:t xml:space="preserve">, </w:t>
+            </w:r>
+            <w:r>
+              <w:t>Database, Resume List</w:t>
+            </w:r>
+          </w:p>
+        </w:tc>
+      </w:tr>
+      <w:tr>
+        <w:tc>
+          <w:tcPr>
+            <w:cnfStyle w:val="001000000000" w:firstRow="0" w:lastRow="0" w:firstColumn="1" w:lastColumn="0" w:oddVBand="0" w:evenVBand="0" w:oddHBand="0" w:evenHBand="0" w:firstRowFirstColumn="0" w:firstRowLastColumn="0" w:lastRowFirstColumn="0" w:lastRowLastColumn="0"/>
+            <w:tcW w:w="1271" w:type="dxa"/>
+          </w:tcPr>
+          <w:p>
+            <w:pPr>
+              <w:tabs>
+                <w:tab w:val="left" w:pos="942"/>
+              </w:tabs>
+              <w:spacing w:line="240" w:lineRule="auto"/>
+            </w:pPr>
+            <w:r>
+              <w:t>Resume Service</w:t>
+            </w:r>
+          </w:p>
+        </w:tc>
+        <w:tc>
+          <w:tcPr>
+            <w:tcW w:w="1843" w:type="dxa"/>
+          </w:tcPr>
+          <w:p>
+            <w:pPr>
+              <w:spacing w:line="240" w:lineRule="auto"/>
+              <w:cnfStyle w:val="000000000000" w:firstRow="0" w:lastRow="0" w:firstColumn="0" w:lastColumn="0" w:oddVBand="0" w:evenVBand="0" w:oddHBand="0" w:evenHBand="0" w:firstRowFirstColumn="0" w:firstRowLastColumn="0" w:lastRowFirstColumn="0" w:lastRowLastColumn="0"/>
+            </w:pPr>
+            <w:proofErr w:type="spellStart"/>
+            <w:r>
+              <w:t>FileType</w:t>
+            </w:r>
+            <w:proofErr w:type="spellEnd"/>
+          </w:p>
+        </w:tc>
+        <w:tc>
+          <w:tcPr>
+            <w:tcW w:w="1276" w:type="dxa"/>
+          </w:tcPr>
+          <w:p>
+            <w:pPr>
+              <w:spacing w:line="240" w:lineRule="auto"/>
+              <w:cnfStyle w:val="000000000000" w:firstRow="0" w:lastRow="0" w:firstColumn="0" w:lastColumn="0" w:oddVBand="0" w:evenVBand="0" w:oddHBand="0" w:evenHBand="0" w:firstRowFirstColumn="0" w:firstRowLastColumn="0" w:lastRowFirstColumn="0" w:lastRowLastColumn="0"/>
+            </w:pPr>
+            <w:r>
+              <w:t>Variable</w:t>
+            </w:r>
+          </w:p>
+        </w:tc>
+        <w:tc>
+          <w:tcPr>
+            <w:tcW w:w="1559" w:type="dxa"/>
+          </w:tcPr>
+          <w:p>
+            <w:pPr>
+              <w:spacing w:line="240" w:lineRule="auto"/>
+              <w:cnfStyle w:val="000000000000" w:firstRow="0" w:lastRow="0" w:firstColumn="0" w:lastColumn="0" w:oddVBand="0" w:evenVBand="0" w:oddHBand="0" w:evenHBand="0" w:firstRowFirstColumn="0" w:firstRowLastColumn="0" w:lastRowFirstColumn="0" w:lastRowLastColumn="0"/>
+              <w:rPr>
+                <w:rFonts w:cs="Arial"/>
+              </w:rPr>
+            </w:pPr>
+            <w:r>
+              <w:rPr>
+                <w:rFonts w:cs="Arial"/>
+              </w:rPr>
+              <w:t>Stores the type of file being uploaded</w:t>
+            </w:r>
+          </w:p>
+        </w:tc>
+        <w:tc>
+          <w:tcPr>
+            <w:tcW w:w="992" w:type="dxa"/>
+          </w:tcPr>
+          <w:p>
+            <w:pPr>
+              <w:spacing w:line="240" w:lineRule="auto"/>
+              <w:cnfStyle w:val="000000000000" w:firstRow="0" w:lastRow="0" w:firstColumn="0" w:lastColumn="0" w:oddVBand="0" w:evenVBand="0" w:oddHBand="0" w:evenHBand="0" w:firstRowFirstColumn="0" w:firstRowLastColumn="0" w:lastRowFirstColumn="0" w:lastRowLastColumn="0"/>
+            </w:pPr>
+            <w:r>
+              <w:t>3.5.2</w:t>
+            </w:r>
+          </w:p>
+        </w:tc>
+        <w:tc>
+          <w:tcPr>
+            <w:tcW w:w="2409" w:type="dxa"/>
+          </w:tcPr>
+          <w:p>
+            <w:pPr>
+              <w:spacing w:line="240" w:lineRule="auto"/>
+              <w:cnfStyle w:val="000000000000" w:firstRow="0" w:lastRow="0" w:firstColumn="0" w:lastColumn="0" w:oddVBand="0" w:evenVBand="0" w:oddHBand="0" w:evenHBand="0" w:firstRowFirstColumn="0" w:firstRowLastColumn="0" w:lastRowFirstColumn="0" w:lastRowLastColumn="0"/>
+            </w:pPr>
+            <w:r>
+              <w:t>Resume Repository</w:t>
+            </w:r>
+          </w:p>
+        </w:tc>
+      </w:tr>
+      <w:tr>
+        <w:trPr>
+          <w:cnfStyle w:val="000000100000" w:firstRow="0" w:lastRow="0" w:firstColumn="0" w:lastColumn="0" w:oddVBand="0" w:evenVBand="0" w:oddHBand="1" w:evenHBand="0" w:firstRowFirstColumn="0" w:firstRowLastColumn="0" w:lastRowFirstColumn="0" w:lastRowLastColumn="0"/>
+        </w:trPr>
+        <w:tc>
+          <w:tcPr>
+            <w:cnfStyle w:val="001000000000" w:firstRow="0" w:lastRow="0" w:firstColumn="1" w:lastColumn="0" w:oddVBand="0" w:evenVBand="0" w:oddHBand="0" w:evenHBand="0" w:firstRowFirstColumn="0" w:firstRowLastColumn="0" w:lastRowFirstColumn="0" w:lastRowLastColumn="0"/>
+            <w:tcW w:w="1271" w:type="dxa"/>
+          </w:tcPr>
+          <w:p>
+            <w:pPr>
+              <w:tabs>
+                <w:tab w:val="left" w:pos="942"/>
+              </w:tabs>
+              <w:spacing w:line="240" w:lineRule="auto"/>
+            </w:pPr>
+            <w:r>
+              <w:t>Resume Service</w:t>
+            </w:r>
+          </w:p>
+        </w:tc>
+        <w:tc>
+          <w:tcPr>
+            <w:tcW w:w="1843" w:type="dxa"/>
+          </w:tcPr>
+          <w:p>
+            <w:pPr>
+              <w:spacing w:line="240" w:lineRule="auto"/>
+              <w:cnfStyle w:val="000000100000" w:firstRow="0" w:lastRow="0" w:firstColumn="0" w:lastColumn="0" w:oddVBand="0" w:evenVBand="0" w:oddHBand="1" w:evenHBand="0" w:firstRowFirstColumn="0" w:firstRowLastColumn="0" w:lastRowFirstColumn="0" w:lastRowLastColumn="0"/>
+            </w:pPr>
+            <w:proofErr w:type="spellStart"/>
+            <w:r>
+              <w:t>FileSize</w:t>
+            </w:r>
+            <w:proofErr w:type="spellEnd"/>
+          </w:p>
+        </w:tc>
+        <w:tc>
+          <w:tcPr>
+            <w:tcW w:w="1276" w:type="dxa"/>
+          </w:tcPr>
+          <w:p>
+            <w:pPr>
+              <w:spacing w:line="240" w:lineRule="auto"/>
+              <w:cnfStyle w:val="000000100000" w:firstRow="0" w:lastRow="0" w:firstColumn="0" w:lastColumn="0" w:oddVBand="0" w:evenVBand="0" w:oddHBand="1" w:evenHBand="0" w:firstRowFirstColumn="0" w:firstRowLastColumn="0" w:lastRowFirstColumn="0" w:lastRowLastColumn="0"/>
+            </w:pPr>
+            <w:r>
+              <w:t>Variable</w:t>
+            </w:r>
+          </w:p>
+        </w:tc>
+        <w:tc>
+          <w:tcPr>
+            <w:tcW w:w="1559" w:type="dxa"/>
+          </w:tcPr>
+          <w:p>
+            <w:pPr>
+              <w:spacing w:line="240" w:lineRule="auto"/>
+              <w:cnfStyle w:val="000000100000" w:firstRow="0" w:lastRow="0" w:firstColumn="0" w:lastColumn="0" w:oddVBand="0" w:evenVBand="0" w:oddHBand="1" w:evenHBand="0" w:firstRowFirstColumn="0" w:firstRowLastColumn="0" w:lastRowFirstColumn="0" w:lastRowLastColumn="0"/>
+              <w:rPr>
+                <w:rFonts w:cs="Arial"/>
+              </w:rPr>
+            </w:pPr>
+            <w:r>
+              <w:rPr>
+                <w:rFonts w:cs="Arial"/>
+              </w:rPr>
+              <w:t>Stores the size of the uploaded resume file</w:t>
+            </w:r>
+          </w:p>
+        </w:tc>
+        <w:tc>
+          <w:tcPr>
+            <w:tcW w:w="992" w:type="dxa"/>
+          </w:tcPr>
+          <w:p>
+            <w:pPr>
+              <w:spacing w:line="240" w:lineRule="auto"/>
+              <w:cnfStyle w:val="000000100000" w:firstRow="0" w:lastRow="0" w:firstColumn="0" w:lastColumn="0" w:oddVBand="0" w:evenVBand="0" w:oddHBand="1" w:evenHBand="0" w:firstRowFirstColumn="0" w:firstRowLastColumn="0" w:lastRowFirstColumn="0" w:lastRowLastColumn="0"/>
+            </w:pPr>
+            <w:r>
+              <w:t>3.5.2</w:t>
+            </w:r>
+          </w:p>
+        </w:tc>
+        <w:tc>
+          <w:tcPr>
+            <w:tcW w:w="2409" w:type="dxa"/>
+          </w:tcPr>
+          <w:p>
+            <w:pPr>
+              <w:spacing w:line="240" w:lineRule="auto"/>
+              <w:cnfStyle w:val="000000100000" w:firstRow="0" w:lastRow="0" w:firstColumn="0" w:lastColumn="0" w:oddVBand="0" w:evenVBand="0" w:oddHBand="1" w:evenHBand="0" w:firstRowFirstColumn="0" w:firstRowLastColumn="0" w:lastRowFirstColumn="0" w:lastRowLastColumn="0"/>
+            </w:pPr>
+            <w:r>
+              <w:t>Resume Repository</w:t>
+            </w:r>
+          </w:p>
+        </w:tc>
+      </w:tr>
+      <w:tr>
+        <w:tc>
+          <w:tcPr>
+            <w:cnfStyle w:val="001000000000" w:firstRow="0" w:lastRow="0" w:firstColumn="1" w:lastColumn="0" w:oddVBand="0" w:evenVBand="0" w:oddHBand="0" w:evenHBand="0" w:firstRowFirstColumn="0" w:firstRowLastColumn="0" w:lastRowFirstColumn="0" w:lastRowLastColumn="0"/>
+            <w:tcW w:w="1271" w:type="dxa"/>
+          </w:tcPr>
+          <w:p>
+            <w:pPr>
+              <w:tabs>
+                <w:tab w:val="left" w:pos="942"/>
+              </w:tabs>
+              <w:spacing w:line="240" w:lineRule="auto"/>
+            </w:pPr>
+            <w:r>
+              <w:t>Resume Service</w:t>
+            </w:r>
+          </w:p>
+        </w:tc>
+        <w:tc>
+          <w:tcPr>
+            <w:tcW w:w="1843" w:type="dxa"/>
+          </w:tcPr>
+          <w:p>
+            <w:pPr>
+              <w:spacing w:line="240" w:lineRule="auto"/>
+              <w:cnfStyle w:val="000000000000" w:firstRow="0" w:lastRow="0" w:firstColumn="0" w:lastColumn="0" w:oddVBand="0" w:evenVBand="0" w:oddHBand="0" w:evenHBand="0" w:firstRowFirstColumn="0" w:firstRowLastColumn="0" w:lastRowFirstColumn="0" w:lastRowLastColumn="0"/>
+            </w:pPr>
+            <w:proofErr w:type="spellStart"/>
+            <w:r>
+              <w:t>ResumeMetadata</w:t>
+            </w:r>
+            <w:proofErr w:type="spellEnd"/>
+          </w:p>
+        </w:tc>
+        <w:tc>
+          <w:tcPr>
+            <w:tcW w:w="1276" w:type="dxa"/>
+          </w:tcPr>
+          <w:p>
+            <w:pPr>
+              <w:spacing w:line="240" w:lineRule="auto"/>
+              <w:cnfStyle w:val="000000000000" w:firstRow="0" w:lastRow="0" w:firstColumn="0" w:lastColumn="0" w:oddVBand="0" w:evenVBand="0" w:oddHBand="0" w:evenHBand="0" w:firstRowFirstColumn="0" w:firstRowLastColumn="0" w:lastRowFirstColumn="0" w:lastRowLastColumn="0"/>
+            </w:pPr>
+            <w:r>
+              <w:t>Class</w:t>
+            </w:r>
+          </w:p>
+        </w:tc>
+        <w:tc>
+          <w:tcPr>
+            <w:tcW w:w="1559" w:type="dxa"/>
+          </w:tcPr>
+          <w:p>
+            <w:pPr>
+              <w:spacing w:line="240" w:lineRule="auto"/>
+              <w:cnfStyle w:val="000000000000" w:firstRow="0" w:lastRow="0" w:firstColumn="0" w:lastColumn="0" w:oddVBand="0" w:evenVBand="0" w:oddHBand="0" w:evenHBand="0" w:firstRowFirstColumn="0" w:firstRowLastColumn="0" w:lastRowFirstColumn="0" w:lastRowLastColumn="0"/>
+              <w:rPr>
+                <w:rFonts w:cs="Arial"/>
+              </w:rPr>
+            </w:pPr>
+            <w:r>
+              <w:rPr>
+                <w:rFonts w:cs="Arial"/>
+              </w:rPr>
+              <w:t xml:space="preserve">Stores information about the resume file </w:t>
+            </w:r>
+            <w:r>
+              <w:rPr>
+                <w:rFonts w:cs="Arial"/>
+              </w:rPr>
+              <w:lastRenderedPageBreak/>
+              <w:t>such as name, type, size, and upload date</w:t>
+            </w:r>
+          </w:p>
+        </w:tc>
+        <w:tc>
+          <w:tcPr>
+            <w:tcW w:w="992" w:type="dxa"/>
+          </w:tcPr>
+          <w:p>
+            <w:pPr>
+              <w:spacing w:line="240" w:lineRule="auto"/>
+              <w:cnfStyle w:val="000000000000" w:firstRow="0" w:lastRow="0" w:firstColumn="0" w:lastColumn="0" w:oddVBand="0" w:evenVBand="0" w:oddHBand="0" w:evenHBand="0" w:firstRowFirstColumn="0" w:firstRowLastColumn="0" w:lastRowFirstColumn="0" w:lastRowLastColumn="0"/>
+            </w:pPr>
+            <w:r>
+              <w:lastRenderedPageBreak/>
+              <w:t>3.5.2</w:t>
+            </w:r>
+          </w:p>
+        </w:tc>
+        <w:tc>
+          <w:tcPr>
+            <w:tcW w:w="2409" w:type="dxa"/>
+          </w:tcPr>
+          <w:p>
+            <w:pPr>
+              <w:spacing w:line="240" w:lineRule="auto"/>
+              <w:cnfStyle w:val="000000000000" w:firstRow="0" w:lastRow="0" w:firstColumn="0" w:lastColumn="0" w:oddVBand="0" w:evenVBand="0" w:oddHBand="0" w:evenHBand="0" w:firstRowFirstColumn="0" w:firstRowLastColumn="0" w:lastRowFirstColumn="0" w:lastRowLastColumn="0"/>
+            </w:pPr>
+            <w:r>
+              <w:t>ResumeFile, Database</w:t>
+            </w:r>
+          </w:p>
+        </w:tc>
+      </w:tr>
+      <w:tr>
+        <w:trPr>
+          <w:cnfStyle w:val="000000100000" w:firstRow="0" w:lastRow="0" w:firstColumn="0" w:lastColumn="0" w:oddVBand="0" w:evenVBand="0" w:oddHBand="1" w:evenHBand="0" w:firstRowFirstColumn="0" w:firstRowLastColumn="0" w:lastRowFirstColumn="0" w:lastRowLastColumn="0"/>
+        </w:trPr>
+        <w:tc>
+          <w:tcPr>
+            <w:cnfStyle w:val="001000000000" w:firstRow="0" w:lastRow="0" w:firstColumn="1" w:lastColumn="0" w:oddVBand="0" w:evenVBand="0" w:oddHBand="0" w:evenHBand="0" w:firstRowFirstColumn="0" w:firstRowLastColumn="0" w:lastRowFirstColumn="0" w:lastRowLastColumn="0"/>
+            <w:tcW w:w="1271" w:type="dxa"/>
+          </w:tcPr>
+          <w:p>
+            <w:pPr>
+              <w:tabs>
+                <w:tab w:val="left" w:pos="942"/>
+              </w:tabs>
+              <w:spacing w:line="240" w:lineRule="auto"/>
+            </w:pPr>
+            <w:r>
+              <w:t>Resume Service</w:t>
+            </w:r>
+          </w:p>
+        </w:tc>
+        <w:tc>
+          <w:tcPr>
+            <w:tcW w:w="1843" w:type="dxa"/>
+          </w:tcPr>
+          <w:p>
+            <w:pPr>
+              <w:spacing w:line="240" w:lineRule="auto"/>
+              <w:cnfStyle w:val="000000100000" w:firstRow="0" w:lastRow="0" w:firstColumn="0" w:lastColumn="0" w:oddVBand="0" w:evenVBand="0" w:oddHBand="1" w:evenHBand="0" w:firstRowFirstColumn="0" w:firstRowLastColumn="0" w:lastRowFirstColumn="0" w:lastRowLastColumn="0"/>
+            </w:pPr>
+            <w:proofErr w:type="spellStart"/>
+            <w:r>
+              <w:t>ResumeFiles</w:t>
+            </w:r>
+            <w:proofErr w:type="spellEnd"/>
+          </w:p>
+        </w:tc>
+        <w:tc>
+          <w:tcPr>
+            <w:tcW w:w="1276" w:type="dxa"/>
+          </w:tcPr>
+          <w:p>
+            <w:pPr>
+              <w:spacing w:line="240" w:lineRule="auto"/>
+              <w:cnfStyle w:val="000000100000" w:firstRow="0" w:lastRow="0" w:firstColumn="0" w:lastColumn="0" w:oddVBand="0" w:evenVBand="0" w:oddHBand="1" w:evenHBand="0" w:firstRowFirstColumn="0" w:firstRowLastColumn="0" w:lastRowFirstColumn="0" w:lastRowLastColumn="0"/>
+            </w:pPr>
+            <w:r>
+              <w:t>Data Store</w:t>
+            </w:r>
+          </w:p>
+        </w:tc>
+        <w:tc>
+          <w:tcPr>
+            <w:tcW w:w="1559" w:type="dxa"/>
+          </w:tcPr>
+          <w:p>
+            <w:pPr>
+              <w:spacing w:line="240" w:lineRule="auto"/>
+              <w:cnfStyle w:val="000000100000" w:firstRow="0" w:lastRow="0" w:firstColumn="0" w:lastColumn="0" w:oddVBand="0" w:evenVBand="0" w:oddHBand="1" w:evenHBand="0" w:firstRowFirstColumn="0" w:firstRowLastColumn="0" w:lastRowFirstColumn="0" w:lastRowLastColumn="0"/>
+              <w:rPr>
+                <w:rFonts w:cs="Arial"/>
+              </w:rPr>
+            </w:pPr>
+            <w:r>
+              <w:rPr>
+                <w:rFonts w:cs="Arial"/>
+              </w:rPr>
+              <w:t>Stores uploaded resume documents and related files</w:t>
+            </w:r>
+          </w:p>
+        </w:tc>
+        <w:tc>
+          <w:tcPr>
+            <w:tcW w:w="992" w:type="dxa"/>
+          </w:tcPr>
+          <w:p>
+            <w:pPr>
+              <w:spacing w:line="240" w:lineRule="auto"/>
+              <w:cnfStyle w:val="000000100000" w:firstRow="0" w:lastRow="0" w:firstColumn="0" w:lastColumn="0" w:oddVBand="0" w:evenVBand="0" w:oddHBand="1" w:evenHBand="0" w:firstRowFirstColumn="0" w:firstRowLastColumn="0" w:lastRowFirstColumn="0" w:lastRowLastColumn="0"/>
+            </w:pPr>
+            <w:r>
+              <w:t>3.5.2</w:t>
+            </w:r>
+          </w:p>
+        </w:tc>
+        <w:tc>
+          <w:tcPr>
+            <w:tcW w:w="2409" w:type="dxa"/>
+          </w:tcPr>
+          <w:p>
+            <w:pPr>
+              <w:spacing w:line="240" w:lineRule="auto"/>
+              <w:cnfStyle w:val="000000100000" w:firstRow="0" w:lastRow="0" w:firstColumn="0" w:lastColumn="0" w:oddVBand="0" w:evenVBand="0" w:oddHBand="1" w:evenHBand="0" w:firstRowFirstColumn="0" w:firstRowLastColumn="0" w:lastRowFirstColumn="0" w:lastRowLastColumn="0"/>
+            </w:pPr>
+            <w:r>
+              <w:t>ResumeFile, File / Blob Storage</w:t>
+            </w:r>
+          </w:p>
+        </w:tc>
+      </w:tr>
+      <w:tr>
+        <w:tc>
+          <w:tcPr>
+            <w:cnfStyle w:val="001000000000" w:firstRow="0" w:lastRow="0" w:firstColumn="1" w:lastColumn="0" w:oddVBand="0" w:evenVBand="0" w:oddHBand="0" w:evenHBand="0" w:firstRowFirstColumn="0" w:firstRowLastColumn="0" w:lastRowFirstColumn="0" w:lastRowLastColumn="0"/>
+            <w:tcW w:w="1271" w:type="dxa"/>
+          </w:tcPr>
+          <w:p>
+            <w:pPr>
+              <w:tabs>
+                <w:tab w:val="left" w:pos="942"/>
+              </w:tabs>
+              <w:spacing w:line="240" w:lineRule="auto"/>
+            </w:pPr>
+            <w:r>
+              <w:t>Resume Service</w:t>
+            </w:r>
+          </w:p>
+        </w:tc>
+        <w:tc>
+          <w:tcPr>
+            <w:tcW w:w="1843" w:type="dxa"/>
+          </w:tcPr>
+          <w:p>
+            <w:pPr>
+              <w:spacing w:line="240" w:lineRule="auto"/>
+              <w:cnfStyle w:val="000000000000" w:firstRow="0" w:lastRow="0" w:firstColumn="0" w:lastColumn="0" w:oddVBand="0" w:evenVBand="0" w:oddHBand="0" w:evenHBand="0" w:firstRowFirstColumn="0" w:firstRowLastColumn="0" w:lastRowFirstColumn="0" w:lastRowLastColumn="0"/>
+            </w:pPr>
+            <w:r>
+              <w:t>File / Blob Storage</w:t>
+            </w:r>
+          </w:p>
+        </w:tc>
+        <w:tc>
+          <w:tcPr>
+            <w:tcW w:w="1276" w:type="dxa"/>
+          </w:tcPr>
+          <w:p>
+            <w:pPr>
+              <w:spacing w:line="240" w:lineRule="auto"/>
+              <w:cnfStyle w:val="000000000000" w:firstRow="0" w:lastRow="0" w:firstColumn="0" w:lastColumn="0" w:oddVBand="0" w:evenVBand="0" w:oddHBand="0" w:evenHBand="0" w:firstRowFirstColumn="0" w:firstRowLastColumn="0" w:lastRowFirstColumn="0" w:lastRowLastColumn="0"/>
+            </w:pPr>
+            <w:r>
+              <w:t>Data Store</w:t>
+            </w:r>
+          </w:p>
+        </w:tc>
+        <w:tc>
+          <w:tcPr>
+            <w:tcW w:w="1559" w:type="dxa"/>
+          </w:tcPr>
+          <w:p>
+            <w:pPr>
+              <w:spacing w:line="240" w:lineRule="auto"/>
+              <w:cnfStyle w:val="000000000000" w:firstRow="0" w:lastRow="0" w:firstColumn="0" w:lastColumn="0" w:oddVBand="0" w:evenVBand="0" w:oddHBand="0" w:evenHBand="0" w:firstRowFirstColumn="0" w:firstRowLastColumn="0" w:lastRowFirstColumn="0" w:lastRowLastColumn="0"/>
+              <w:rPr>
+                <w:rFonts w:cs="Arial"/>
+              </w:rPr>
+            </w:pPr>
+            <w:r>
+              <w:rPr>
+                <w:rFonts w:cs="Arial"/>
+              </w:rPr>
+              <w:t>Stores the actual uploaded resume file</w:t>
+            </w:r>
+          </w:p>
+        </w:tc>
+        <w:tc>
+          <w:tcPr>
+            <w:tcW w:w="992" w:type="dxa"/>
+          </w:tcPr>
+          <w:p>
+            <w:pPr>
+              <w:spacing w:line="240" w:lineRule="auto"/>
+              <w:cnfStyle w:val="000000000000" w:firstRow="0" w:lastRow="0" w:firstColumn="0" w:lastColumn="0" w:oddVBand="0" w:evenVBand="0" w:oddHBand="0" w:evenHBand="0" w:firstRowFirstColumn="0" w:firstRowLastColumn="0" w:lastRowFirstColumn="0" w:lastRowLastColumn="0"/>
+            </w:pPr>
+            <w:r>
+              <w:t>3.5.2</w:t>
+            </w:r>
+          </w:p>
+        </w:tc>
+        <w:tc>
+          <w:tcPr>
+            <w:tcW w:w="2409" w:type="dxa"/>
+          </w:tcPr>
+          <w:p>
+            <w:pPr>
+              <w:spacing w:line="240" w:lineRule="auto"/>
+              <w:cnfStyle w:val="000000000000" w:firstRow="0" w:lastRow="0" w:firstColumn="0" w:lastColumn="0" w:oddVBand="0" w:evenVBand="0" w:oddHBand="0" w:evenHBand="0" w:firstRowFirstColumn="0" w:firstRowLastColumn="0" w:lastRowFirstColumn="0" w:lastRowLastColumn="0"/>
+            </w:pPr>
+            <w:proofErr w:type="spellStart"/>
+            <w:r>
+              <w:t>ResumeFiles</w:t>
+            </w:r>
+            <w:proofErr w:type="spellEnd"/>
+            <w:r>
+              <w:t>, Resume Service</w:t>
+            </w:r>
+          </w:p>
+        </w:tc>
+      </w:tr>
+      <w:tr>
+        <w:trPr>
+          <w:cnfStyle w:val="000000100000" w:firstRow="0" w:lastRow="0" w:firstColumn="0" w:lastColumn="0" w:oddVBand="0" w:evenVBand="0" w:oddHBand="1" w:evenHBand="0" w:firstRowFirstColumn="0" w:firstRowLastColumn="0" w:lastRowFirstColumn="0" w:lastRowLastColumn="0"/>
+        </w:trPr>
+        <w:tc>
+          <w:tcPr>
+            <w:cnfStyle w:val="001000000000" w:firstRow="0" w:lastRow="0" w:firstColumn="1" w:lastColumn="0" w:oddVBand="0" w:evenVBand="0" w:oddHBand="0" w:evenHBand="0" w:firstRowFirstColumn="0" w:firstRowLastColumn="0" w:lastRowFirstColumn="0" w:lastRowLastColumn="0"/>
+            <w:tcW w:w="1271" w:type="dxa"/>
+          </w:tcPr>
+          <w:p>
+            <w:pPr>
+              <w:tabs>
+                <w:tab w:val="left" w:pos="942"/>
+              </w:tabs>
+              <w:spacing w:line="240" w:lineRule="auto"/>
+            </w:pPr>
+            <w:r>
+              <w:t>Resume Service</w:t>
+            </w:r>
+          </w:p>
+        </w:tc>
+        <w:tc>
+          <w:tcPr>
+            <w:tcW w:w="1843" w:type="dxa"/>
+          </w:tcPr>
+          <w:p>
+            <w:pPr>
+              <w:spacing w:line="240" w:lineRule="auto"/>
+              <w:cnfStyle w:val="000000100000" w:firstRow="0" w:lastRow="0" w:firstColumn="0" w:lastColumn="0" w:oddVBand="0" w:evenVBand="0" w:oddHBand="1" w:evenHBand="0" w:firstRowFirstColumn="0" w:firstRowLastColumn="0" w:lastRowFirstColumn="0" w:lastRowLastColumn="0"/>
+            </w:pPr>
+            <w:proofErr w:type="spellStart"/>
+            <w:r>
+              <w:t>ResumeStatus</w:t>
+            </w:r>
+            <w:proofErr w:type="spellEnd"/>
+          </w:p>
+        </w:tc>
+        <w:tc>
+          <w:tcPr>
+            <w:tcW w:w="1276" w:type="dxa"/>
+          </w:tcPr>
+          <w:p>
+            <w:pPr>
+              <w:spacing w:line="240" w:lineRule="auto"/>
+              <w:cnfStyle w:val="000000100000" w:firstRow="0" w:lastRow="0" w:firstColumn="0" w:lastColumn="0" w:oddVBand="0" w:evenVBand="0" w:oddHBand="1" w:evenHBand="0" w:firstRowFirstColumn="0" w:firstRowLastColumn="0" w:lastRowFirstColumn="0" w:lastRowLastColumn="0"/>
+            </w:pPr>
+            <w:r>
+              <w:t>Variable</w:t>
+            </w:r>
+          </w:p>
+        </w:tc>
+        <w:tc>
+          <w:tcPr>
+            <w:tcW w:w="1559" w:type="dxa"/>
+          </w:tcPr>
+          <w:p>
+            <w:pPr>
+              <w:spacing w:line="240" w:lineRule="auto"/>
+              <w:cnfStyle w:val="000000100000" w:firstRow="0" w:lastRow="0" w:firstColumn="0" w:lastColumn="0" w:oddVBand="0" w:evenVBand="0" w:oddHBand="1" w:evenHBand="0" w:firstRowFirstColumn="0" w:firstRowLastColumn="0" w:lastRowFirstColumn="0" w:lastRowLastColumn="0"/>
+              <w:rPr>
+                <w:rFonts w:cs="Arial"/>
+              </w:rPr>
+            </w:pPr>
+            <w:r>
+              <w:rPr>
+                <w:rFonts w:cs="Arial"/>
+              </w:rPr>
+              <w:t xml:space="preserve">Tracks whether the resume is </w:t>
+            </w:r>
+            <w:proofErr w:type="gramStart"/>
+            <w:r>
+              <w:rPr>
+                <w:rFonts w:cs="Arial"/>
+              </w:rPr>
+              <w:t>draft</w:t>
+            </w:r>
+            <w:proofErr w:type="gramEnd"/>
+            <w:r>
+              <w:rPr>
+                <w:rFonts w:cs="Arial"/>
+              </w:rPr>
+              <w:t>, uploaded, saved, or ready to submit</w:t>
+            </w:r>
+          </w:p>
+        </w:tc>
+        <w:tc>
+          <w:tcPr>
+            <w:tcW w:w="992" w:type="dxa"/>
+          </w:tcPr>
+          <w:p>
+            <w:pPr>
+              <w:spacing w:line="240" w:lineRule="auto"/>
+              <w:cnfStyle w:val="000000100000" w:firstRow="0" w:lastRow="0" w:firstColumn="0" w:lastColumn="0" w:oddVBand="0" w:evenVBand="0" w:oddHBand="1" w:evenHBand="0" w:firstRowFirstColumn="0" w:firstRowLastColumn="0" w:lastRowFirstColumn="0" w:lastRowLastColumn="0"/>
+            </w:pPr>
+            <w:r>
+              <w:t>3.5.1, 3.5.2, 3.5.4.1</w:t>
+            </w:r>
+          </w:p>
+        </w:tc>
+        <w:tc>
+          <w:tcPr>
+            <w:tcW w:w="2409" w:type="dxa"/>
+          </w:tcPr>
+          <w:p>
+            <w:pPr>
+              <w:spacing w:line="240" w:lineRule="auto"/>
+              <w:cnfStyle w:val="000000100000" w:firstRow="0" w:lastRow="0" w:firstColumn="0" w:lastColumn="0" w:oddVBand="0" w:evenVBand="0" w:oddHBand="1" w:evenHBand="0" w:firstRowFirstColumn="0" w:firstRowLastColumn="0" w:lastRowFirstColumn="0" w:lastRowLastColumn="0"/>
+            </w:pPr>
+            <w:r>
+              <w:t>Resume, Student Dashboard</w:t>
+            </w:r>
+          </w:p>
+        </w:tc>
+      </w:tr>
+      <w:tr>
+        <w:tc>
+          <w:tcPr>
+            <w:cnfStyle w:val="001000000000" w:firstRow="0" w:lastRow="0" w:firstColumn="1" w:lastColumn="0" w:oddVBand="0" w:evenVBand="0" w:oddHBand="0" w:evenHBand="0" w:firstRowFirstColumn="0" w:firstRowLastColumn="0" w:lastRowFirstColumn="0" w:lastRowLastColumn="0"/>
+            <w:tcW w:w="1271" w:type="dxa"/>
+          </w:tcPr>
+          <w:p>
+            <w:pPr>
+              <w:tabs>
+                <w:tab w:val="left" w:pos="942"/>
+              </w:tabs>
+              <w:spacing w:line="240" w:lineRule="auto"/>
+            </w:pPr>
+            <w:r>
+              <w:t>Resume Service</w:t>
+            </w:r>
+          </w:p>
+        </w:tc>
+        <w:tc>
+          <w:tcPr>
+            <w:tcW w:w="1843" w:type="dxa"/>
+          </w:tcPr>
+          <w:p>
+            <w:pPr>
+              <w:spacing w:line="240" w:lineRule="auto"/>
+              <w:cnfStyle w:val="000000000000" w:firstRow="0" w:lastRow="0" w:firstColumn="0" w:lastColumn="0" w:oddVBand="0" w:evenVBand="0" w:oddHBand="0" w:evenHBand="0" w:firstRowFirstColumn="0" w:firstRowLastColumn="0" w:lastRowFirstColumn="0" w:lastRowLastColumn="0"/>
+            </w:pPr>
+            <w:proofErr w:type="spellStart"/>
+            <w:proofErr w:type="gramStart"/>
+            <w:r>
+              <w:t>createResume</w:t>
+            </w:r>
+            <w:proofErr w:type="spellEnd"/>
+            <w:r>
+              <w:t>(</w:t>
+            </w:r>
+            <w:proofErr w:type="gramEnd"/>
+            <w:r>
+              <w:t>)</w:t>
+            </w:r>
+          </w:p>
+        </w:tc>
+        <w:tc>
+          <w:tcPr>
+            <w:tcW w:w="1276" w:type="dxa"/>
+          </w:tcPr>
+          <w:p>
+            <w:pPr>
+              <w:spacing w:line="240" w:lineRule="auto"/>
+              <w:cnfStyle w:val="000000000000" w:firstRow="0" w:lastRow="0" w:firstColumn="0" w:lastColumn="0" w:oddVBand="0" w:evenVBand="0" w:oddHBand="0" w:evenHBand="0" w:firstRowFirstColumn="0" w:firstRowLastColumn="0" w:lastRowFirstColumn="0" w:lastRowLastColumn="0"/>
+            </w:pPr>
+            <w:r>
+              <w:t>Function</w:t>
+            </w:r>
+          </w:p>
+        </w:tc>
+        <w:tc>
+          <w:tcPr>
+            <w:tcW w:w="1559" w:type="dxa"/>
+          </w:tcPr>
+          <w:p>
+            <w:pPr>
+              <w:spacing w:line="240" w:lineRule="auto"/>
+              <w:cnfStyle w:val="000000000000" w:firstRow="0" w:lastRow="0" w:firstColumn="0" w:lastColumn="0" w:oddVBand="0" w:evenVBand="0" w:oddHBand="0" w:evenHBand="0" w:firstRowFirstColumn="0" w:firstRowLastColumn="0" w:lastRowFirstColumn="0" w:lastRowLastColumn="0"/>
+              <w:rPr>
+                <w:rFonts w:cs="Arial"/>
+              </w:rPr>
+            </w:pPr>
+            <w:r>
+              <w:rPr>
+                <w:rFonts w:cs="Arial"/>
+              </w:rPr>
+              <w:t>Starts the process of creating a new resume.</w:t>
+            </w:r>
+          </w:p>
+        </w:tc>
+        <w:tc>
+          <w:tcPr>
+            <w:tcW w:w="992" w:type="dxa"/>
+          </w:tcPr>
+          <w:p>
+            <w:pPr>
+              <w:spacing w:line="240" w:lineRule="auto"/>
+              <w:cnfStyle w:val="000000000000" w:firstRow="0" w:lastRow="0" w:firstColumn="0" w:lastColumn="0" w:oddVBand="0" w:evenVBand="0" w:oddHBand="0" w:evenHBand="0" w:firstRowFirstColumn="0" w:firstRowLastColumn="0" w:lastRowFirstColumn="0" w:lastRowLastColumn="0"/>
+            </w:pPr>
+            <w:r>
+              <w:t>3.5.1</w:t>
+            </w:r>
+          </w:p>
+        </w:tc>
+        <w:tc>
+          <w:tcPr>
+            <w:tcW w:w="2409" w:type="dxa"/>
+          </w:tcPr>
+          <w:p>
+            <w:pPr>
+              <w:spacing w:line="240" w:lineRule="auto"/>
+              <w:cnfStyle w:val="000000000000" w:firstRow="0" w:lastRow="0" w:firstColumn="0" w:lastColumn="0" w:oddVBand="0" w:evenVBand="0" w:oddHBand="0" w:evenHBand="0" w:firstRowFirstColumn="0" w:firstRowLastColumn="0" w:lastRowFirstColumn="0" w:lastRowLastColumn="0"/>
+            </w:pPr>
+            <w:proofErr w:type="spellStart"/>
+            <w:r>
+              <w:t>ResumeBuilder</w:t>
+            </w:r>
+            <w:proofErr w:type="spellEnd"/>
+            <w:r>
+              <w:t>, Resume</w:t>
+            </w:r>
+          </w:p>
+        </w:tc>
+      </w:tr>
+      <w:tr>
+        <w:trPr>
+          <w:cnfStyle w:val="000000100000" w:firstRow="0" w:lastRow="0" w:firstColumn="0" w:lastColumn="0" w:oddVBand="0" w:evenVBand="0" w:oddHBand="1" w:evenHBand="0" w:firstRowFirstColumn="0" w:firstRowLastColumn="0" w:lastRowFirstColumn="0" w:lastRowLastColumn="0"/>
+        </w:trPr>
+        <w:tc>
+          <w:tcPr>
+            <w:cnfStyle w:val="001000000000" w:firstRow="0" w:lastRow="0" w:firstColumn="1" w:lastColumn="0" w:oddVBand="0" w:evenVBand="0" w:oddHBand="0" w:evenHBand="0" w:firstRowFirstColumn="0" w:firstRowLastColumn="0" w:lastRowFirstColumn="0" w:lastRowLastColumn="0"/>
+            <w:tcW w:w="1271" w:type="dxa"/>
+          </w:tcPr>
+          <w:p>
+            <w:pPr>
+              <w:tabs>
+                <w:tab w:val="left" w:pos="942"/>
+              </w:tabs>
+              <w:spacing w:line="240" w:lineRule="auto"/>
+            </w:pPr>
+            <w:r>
+              <w:t>Resume Service</w:t>
+            </w:r>
+          </w:p>
+        </w:tc>
+        <w:tc>
+          <w:tcPr>
+            <w:tcW w:w="1843" w:type="dxa"/>
+          </w:tcPr>
+          <w:p>
+            <w:pPr>
+              <w:spacing w:line="240" w:lineRule="auto"/>
+              <w:cnfStyle w:val="000000100000" w:firstRow="0" w:lastRow="0" w:firstColumn="0" w:lastColumn="0" w:oddVBand="0" w:evenVBand="0" w:oddHBand="1" w:evenHBand="0" w:firstRowFirstColumn="0" w:firstRowLastColumn="0" w:lastRowFirstColumn="0" w:lastRowLastColumn="0"/>
+            </w:pPr>
+            <w:proofErr w:type="spellStart"/>
+            <w:proofErr w:type="gramStart"/>
+            <w:r>
+              <w:t>collectResumeInput</w:t>
+            </w:r>
+            <w:proofErr w:type="spellEnd"/>
+            <w:r>
+              <w:t>(</w:t>
+            </w:r>
+            <w:proofErr w:type="gramEnd"/>
+            <w:r>
+              <w:t>)</w:t>
+            </w:r>
+          </w:p>
+        </w:tc>
+        <w:tc>
+          <w:tcPr>
+            <w:tcW w:w="1276" w:type="dxa"/>
+          </w:tcPr>
+          <w:p>
+            <w:pPr>
+              <w:spacing w:line="240" w:lineRule="auto"/>
+              <w:cnfStyle w:val="000000100000" w:firstRow="0" w:lastRow="0" w:firstColumn="0" w:lastColumn="0" w:oddVBand="0" w:evenVBand="0" w:oddHBand="1" w:evenHBand="0" w:firstRowFirstColumn="0" w:firstRowLastColumn="0" w:lastRowFirstColumn="0" w:lastRowLastColumn="0"/>
+            </w:pPr>
+            <w:r>
+              <w:t>Function</w:t>
+            </w:r>
+          </w:p>
+        </w:tc>
+        <w:tc>
+          <w:tcPr>
+            <w:tcW w:w="1559" w:type="dxa"/>
+          </w:tcPr>
+          <w:p>
+            <w:pPr>
+              <w:spacing w:line="240" w:lineRule="auto"/>
+              <w:cnfStyle w:val="000000100000" w:firstRow="0" w:lastRow="0" w:firstColumn="0" w:lastColumn="0" w:oddVBand="0" w:evenVBand="0" w:oddHBand="1" w:evenHBand="0" w:firstRowFirstColumn="0" w:firstRowLastColumn="0" w:lastRowFirstColumn="0" w:lastRowLastColumn="0"/>
+              <w:rPr>
+                <w:rFonts w:cs="Arial"/>
+              </w:rPr>
+            </w:pPr>
+            <w:r>
+              <w:rPr>
+                <w:rFonts w:cs="Arial"/>
+              </w:rPr>
+              <w:t>Collects resume information entered by the student.</w:t>
+            </w:r>
+          </w:p>
+        </w:tc>
+        <w:tc>
+          <w:tcPr>
+            <w:tcW w:w="992" w:type="dxa"/>
+          </w:tcPr>
+          <w:p>
+            <w:pPr>
+              <w:spacing w:line="240" w:lineRule="auto"/>
+              <w:cnfStyle w:val="000000100000" w:firstRow="0" w:lastRow="0" w:firstColumn="0" w:lastColumn="0" w:oddVBand="0" w:evenVBand="0" w:oddHBand="1" w:evenHBand="0" w:firstRowFirstColumn="0" w:firstRowLastColumn="0" w:lastRowFirstColumn="0" w:lastRowLastColumn="0"/>
+            </w:pPr>
+            <w:r>
+              <w:t>3.5.1</w:t>
+            </w:r>
+          </w:p>
+        </w:tc>
+        <w:tc>
+          <w:tcPr>
+            <w:tcW w:w="2409" w:type="dxa"/>
+          </w:tcPr>
+          <w:p>
+            <w:pPr>
+              <w:spacing w:line="240" w:lineRule="auto"/>
+              <w:cnfStyle w:val="000000100000" w:firstRow="0" w:lastRow="0" w:firstColumn="0" w:lastColumn="0" w:oddVBand="0" w:evenVBand="0" w:oddHBand="1" w:evenHBand="0" w:firstRowFirstColumn="0" w:firstRowLastColumn="0" w:lastRowFirstColumn="0" w:lastRowLastColumn="0"/>
+            </w:pPr>
+            <w:proofErr w:type="spellStart"/>
+            <w:r>
+              <w:t>ResumeForm</w:t>
+            </w:r>
+            <w:proofErr w:type="spellEnd"/>
+            <w:r>
+              <w:t xml:space="preserve">, </w:t>
+            </w:r>
+            <w:proofErr w:type="spellStart"/>
+            <w:r>
+              <w:t>ResumeInput</w:t>
+            </w:r>
+            <w:proofErr w:type="spellEnd"/>
+          </w:p>
+        </w:tc>
+      </w:tr>
+      <w:tr>
+        <w:tc>
+          <w:tcPr>
+            <w:cnfStyle w:val="001000000000" w:firstRow="0" w:lastRow="0" w:firstColumn="1" w:lastColumn="0" w:oddVBand="0" w:evenVBand="0" w:oddHBand="0" w:evenHBand="0" w:firstRowFirstColumn="0" w:firstRowLastColumn="0" w:lastRowFirstColumn="0" w:lastRowLastColumn="0"/>
+            <w:tcW w:w="1271" w:type="dxa"/>
+          </w:tcPr>
+          <w:p>
+            <w:pPr>
+              <w:tabs>
+                <w:tab w:val="left" w:pos="942"/>
+              </w:tabs>
+              <w:spacing w:line="240" w:lineRule="auto"/>
+            </w:pPr>
+            <w:r>
+              <w:t>Resume Service</w:t>
+            </w:r>
+          </w:p>
+        </w:tc>
+        <w:tc>
+          <w:tcPr>
+            <w:tcW w:w="1843" w:type="dxa"/>
+          </w:tcPr>
+          <w:p>
+            <w:pPr>
+              <w:spacing w:line="240" w:lineRule="auto"/>
+              <w:cnfStyle w:val="000000000000" w:firstRow="0" w:lastRow="0" w:firstColumn="0" w:lastColumn="0" w:oddVBand="0" w:evenVBand="0" w:oddHBand="0" w:evenHBand="0" w:firstRowFirstColumn="0" w:firstRowLastColumn="0" w:lastRowFirstColumn="0" w:lastRowLastColumn="0"/>
+            </w:pPr>
+            <w:proofErr w:type="spellStart"/>
+            <w:proofErr w:type="gramStart"/>
+            <w:r>
+              <w:t>saveResumeDraft</w:t>
+            </w:r>
+            <w:proofErr w:type="spellEnd"/>
+            <w:r>
+              <w:t>(</w:t>
+            </w:r>
+            <w:proofErr w:type="gramEnd"/>
+            <w:r>
+              <w:t>)</w:t>
+            </w:r>
+          </w:p>
+        </w:tc>
+        <w:tc>
+          <w:tcPr>
+            <w:tcW w:w="1276" w:type="dxa"/>
+          </w:tcPr>
+          <w:p>
+            <w:pPr>
+              <w:spacing w:line="240" w:lineRule="auto"/>
+              <w:cnfStyle w:val="000000000000" w:firstRow="0" w:lastRow="0" w:firstColumn="0" w:lastColumn="0" w:oddVBand="0" w:evenVBand="0" w:oddHBand="0" w:evenHBand="0" w:firstRowFirstColumn="0" w:firstRowLastColumn="0" w:lastRowFirstColumn="0" w:lastRowLastColumn="0"/>
+            </w:pPr>
+            <w:r>
+              <w:t>Function</w:t>
+            </w:r>
+          </w:p>
+        </w:tc>
+        <w:tc>
+          <w:tcPr>
+            <w:tcW w:w="1559" w:type="dxa"/>
+          </w:tcPr>
+          <w:p>
+            <w:pPr>
+              <w:spacing w:line="240" w:lineRule="auto"/>
+              <w:cnfStyle w:val="000000000000" w:firstRow="0" w:lastRow="0" w:firstColumn="0" w:lastColumn="0" w:oddVBand="0" w:evenVBand="0" w:oddHBand="0" w:evenHBand="0" w:firstRowFirstColumn="0" w:firstRowLastColumn="0" w:lastRowFirstColumn="0" w:lastRowLastColumn="0"/>
+              <w:rPr>
+                <w:rFonts w:cs="Arial"/>
+              </w:rPr>
+            </w:pPr>
+            <w:r>
+              <w:rPr>
+                <w:rFonts w:cs="Arial"/>
+              </w:rPr>
+              <w:t xml:space="preserve">Saves the </w:t>
+            </w:r>
+            <w:proofErr w:type="spellStart"/>
+            <w:r>
+              <w:rPr>
+                <w:rFonts w:cs="Arial"/>
+              </w:rPr>
+              <w:t>currect</w:t>
+            </w:r>
+            <w:proofErr w:type="spellEnd"/>
+            <w:r>
+              <w:rPr>
+                <w:rFonts w:cs="Arial"/>
+              </w:rPr>
+              <w:t xml:space="preserve"> resume as a draft.</w:t>
+            </w:r>
+          </w:p>
+        </w:tc>
+        <w:tc>
+          <w:tcPr>
+            <w:tcW w:w="992" w:type="dxa"/>
+          </w:tcPr>
+          <w:p>
+            <w:pPr>
+              <w:spacing w:line="240" w:lineRule="auto"/>
+              <w:cnfStyle w:val="000000000000" w:firstRow="0" w:lastRow="0" w:firstColumn="0" w:lastColumn="0" w:oddVBand="0" w:evenVBand="0" w:oddHBand="0" w:evenHBand="0" w:firstRowFirstColumn="0" w:firstRowLastColumn="0" w:lastRowFirstColumn="0" w:lastRowLastColumn="0"/>
+            </w:pPr>
+            <w:r>
+              <w:t>3.5.1, 3.5.4.1</w:t>
+            </w:r>
+          </w:p>
+        </w:tc>
+        <w:tc>
+          <w:tcPr>
+            <w:tcW w:w="2409" w:type="dxa"/>
+          </w:tcPr>
+          <w:p>
+            <w:pPr>
+              <w:spacing w:line="240" w:lineRule="auto"/>
+              <w:cnfStyle w:val="000000000000" w:firstRow="0" w:lastRow="0" w:firstColumn="0" w:lastColumn="0" w:oddVBand="0" w:evenVBand="0" w:oddHBand="0" w:evenHBand="0" w:firstRowFirstColumn="0" w:firstRowLastColumn="0" w:lastRowFirstColumn="0" w:lastRowLastColumn="0"/>
+            </w:pPr>
+            <w:r>
+              <w:t>Resume, Database</w:t>
+            </w:r>
+          </w:p>
+        </w:tc>
+      </w:tr>
+      <w:tr>
+        <w:trPr>
+          <w:cnfStyle w:val="000000100000" w:firstRow="0" w:lastRow="0" w:firstColumn="0" w:lastColumn="0" w:oddVBand="0" w:evenVBand="0" w:oddHBand="1" w:evenHBand="0" w:firstRowFirstColumn="0" w:firstRowLastColumn="0" w:lastRowFirstColumn="0" w:lastRowLastColumn="0"/>
+        </w:trPr>
+        <w:tc>
+          <w:tcPr>
+            <w:cnfStyle w:val="001000000000" w:firstRow="0" w:lastRow="0" w:firstColumn="1" w:lastColumn="0" w:oddVBand="0" w:evenVBand="0" w:oddHBand="0" w:evenHBand="0" w:firstRowFirstColumn="0" w:firstRowLastColumn="0" w:lastRowFirstColumn="0" w:lastRowLastColumn="0"/>
+            <w:tcW w:w="1271" w:type="dxa"/>
+          </w:tcPr>
+          <w:p>
+            <w:pPr>
+              <w:tabs>
+                <w:tab w:val="left" w:pos="942"/>
+              </w:tabs>
+              <w:spacing w:line="240" w:lineRule="auto"/>
+            </w:pPr>
+            <w:r>
+              <w:lastRenderedPageBreak/>
+              <w:t>Resume Service</w:t>
+            </w:r>
+          </w:p>
+        </w:tc>
+        <w:tc>
+          <w:tcPr>
+            <w:tcW w:w="1843" w:type="dxa"/>
+          </w:tcPr>
+          <w:p>
+            <w:pPr>
+              <w:spacing w:line="240" w:lineRule="auto"/>
+              <w:cnfStyle w:val="000000100000" w:firstRow="0" w:lastRow="0" w:firstColumn="0" w:lastColumn="0" w:oddVBand="0" w:evenVBand="0" w:oddHBand="1" w:evenHBand="0" w:firstRowFirstColumn="0" w:firstRowLastColumn="0" w:lastRowFirstColumn="0" w:lastRowLastColumn="0"/>
+            </w:pPr>
+            <w:proofErr w:type="spellStart"/>
+            <w:proofErr w:type="gramStart"/>
+            <w:r>
+              <w:t>uploadResume</w:t>
+            </w:r>
+            <w:proofErr w:type="spellEnd"/>
+            <w:r>
+              <w:t>(</w:t>
+            </w:r>
+            <w:proofErr w:type="gramEnd"/>
+            <w:r>
+              <w:t>)</w:t>
+            </w:r>
+          </w:p>
+        </w:tc>
+        <w:tc>
+          <w:tcPr>
+            <w:tcW w:w="1276" w:type="dxa"/>
+          </w:tcPr>
+          <w:p>
+            <w:pPr>
+              <w:spacing w:line="240" w:lineRule="auto"/>
+              <w:cnfStyle w:val="000000100000" w:firstRow="0" w:lastRow="0" w:firstColumn="0" w:lastColumn="0" w:oddVBand="0" w:evenVBand="0" w:oddHBand="1" w:evenHBand="0" w:firstRowFirstColumn="0" w:firstRowLastColumn="0" w:lastRowFirstColumn="0" w:lastRowLastColumn="0"/>
+            </w:pPr>
+            <w:r>
+              <w:t>Method</w:t>
+            </w:r>
+          </w:p>
+        </w:tc>
+        <w:tc>
+          <w:tcPr>
+            <w:tcW w:w="1559" w:type="dxa"/>
+          </w:tcPr>
+          <w:p>
+            <w:pPr>
+              <w:spacing w:line="240" w:lineRule="auto"/>
+              <w:cnfStyle w:val="000000100000" w:firstRow="0" w:lastRow="0" w:firstColumn="0" w:lastColumn="0" w:oddVBand="0" w:evenVBand="0" w:oddHBand="1" w:evenHBand="0" w:firstRowFirstColumn="0" w:firstRowLastColumn="0" w:lastRowFirstColumn="0" w:lastRowLastColumn="0"/>
+              <w:rPr>
+                <w:rFonts w:cs="Arial"/>
+              </w:rPr>
+            </w:pPr>
+            <w:r>
+              <w:rPr>
+                <w:rFonts w:cs="Arial"/>
+              </w:rPr>
+              <w:t>Uploads a student resume file</w:t>
+            </w:r>
+          </w:p>
+        </w:tc>
+        <w:tc>
+          <w:tcPr>
+            <w:tcW w:w="992" w:type="dxa"/>
+          </w:tcPr>
+          <w:p>
+            <w:pPr>
+              <w:spacing w:line="240" w:lineRule="auto"/>
+              <w:cnfStyle w:val="000000100000" w:firstRow="0" w:lastRow="0" w:firstColumn="0" w:lastColumn="0" w:oddVBand="0" w:evenVBand="0" w:oddHBand="1" w:evenHBand="0" w:firstRowFirstColumn="0" w:firstRowLastColumn="0" w:lastRowFirstColumn="0" w:lastRowLastColumn="0"/>
+            </w:pPr>
+            <w:r>
+              <w:t>3.5.2</w:t>
+            </w:r>
+          </w:p>
+        </w:tc>
+        <w:tc>
+          <w:tcPr>
+            <w:tcW w:w="2409" w:type="dxa"/>
+          </w:tcPr>
+          <w:p>
+            <w:pPr>
+              <w:spacing w:line="240" w:lineRule="auto"/>
+              <w:cnfStyle w:val="000000100000" w:firstRow="0" w:lastRow="0" w:firstColumn="0" w:lastColumn="0" w:oddVBand="0" w:evenVBand="0" w:oddHBand="1" w:evenHBand="0" w:firstRowFirstColumn="0" w:firstRowLastColumn="0" w:lastRowFirstColumn="0" w:lastRowLastColumn="0"/>
+            </w:pPr>
+            <w:r>
+              <w:t>ResumeFile, File / Blob Storage</w:t>
+            </w:r>
+          </w:p>
+        </w:tc>
+      </w:tr>
+      <w:tr>
+        <w:tc>
+          <w:tcPr>
+            <w:cnfStyle w:val="001000000000" w:firstRow="0" w:lastRow="0" w:firstColumn="1" w:lastColumn="0" w:oddVBand="0" w:evenVBand="0" w:oddHBand="0" w:evenHBand="0" w:firstRowFirstColumn="0" w:firstRowLastColumn="0" w:lastRowFirstColumn="0" w:lastRowLastColumn="0"/>
+            <w:tcW w:w="1271" w:type="dxa"/>
+          </w:tcPr>
+          <w:p>
+            <w:pPr>
+              <w:tabs>
+                <w:tab w:val="left" w:pos="942"/>
+              </w:tabs>
+              <w:spacing w:line="240" w:lineRule="auto"/>
+            </w:pPr>
+            <w:r>
+              <w:t>Resume Service</w:t>
+            </w:r>
+          </w:p>
+        </w:tc>
+        <w:tc>
+          <w:tcPr>
+            <w:tcW w:w="1843" w:type="dxa"/>
+          </w:tcPr>
+          <w:p>
+            <w:pPr>
+              <w:spacing w:line="240" w:lineRule="auto"/>
+              <w:cnfStyle w:val="000000000000" w:firstRow="0" w:lastRow="0" w:firstColumn="0" w:lastColumn="0" w:oddVBand="0" w:evenVBand="0" w:oddHBand="0" w:evenHBand="0" w:firstRowFirstColumn="0" w:firstRowLastColumn="0" w:lastRowFirstColumn="0" w:lastRowLastColumn="0"/>
+            </w:pPr>
+            <w:proofErr w:type="spellStart"/>
+            <w:proofErr w:type="gramStart"/>
+            <w:r>
+              <w:t>saveResumeMetadata</w:t>
+            </w:r>
+            <w:proofErr w:type="spellEnd"/>
+            <w:r>
+              <w:t>(</w:t>
+            </w:r>
+            <w:proofErr w:type="gramEnd"/>
+            <w:r>
+              <w:t>)</w:t>
+            </w:r>
+          </w:p>
+        </w:tc>
+        <w:tc>
+          <w:tcPr>
+            <w:tcW w:w="1276" w:type="dxa"/>
+          </w:tcPr>
+          <w:p>
+            <w:pPr>
+              <w:spacing w:line="240" w:lineRule="auto"/>
+              <w:cnfStyle w:val="000000000000" w:firstRow="0" w:lastRow="0" w:firstColumn="0" w:lastColumn="0" w:oddVBand="0" w:evenVBand="0" w:oddHBand="0" w:evenHBand="0" w:firstRowFirstColumn="0" w:firstRowLastColumn="0" w:lastRowFirstColumn="0" w:lastRowLastColumn="0"/>
+            </w:pPr>
+            <w:r>
+              <w:t>Function</w:t>
+            </w:r>
+          </w:p>
+        </w:tc>
+        <w:tc>
+          <w:tcPr>
+            <w:tcW w:w="1559" w:type="dxa"/>
+          </w:tcPr>
+          <w:p>
+            <w:pPr>
+              <w:spacing w:line="240" w:lineRule="auto"/>
+              <w:cnfStyle w:val="000000000000" w:firstRow="0" w:lastRow="0" w:firstColumn="0" w:lastColumn="0" w:oddVBand="0" w:evenVBand="0" w:oddHBand="0" w:evenHBand="0" w:firstRowFirstColumn="0" w:firstRowLastColumn="0" w:lastRowFirstColumn="0" w:lastRowLastColumn="0"/>
+              <w:rPr>
+                <w:rFonts w:cs="Arial"/>
+              </w:rPr>
+            </w:pPr>
+            <w:r>
+              <w:rPr>
+                <w:rFonts w:cs="Arial"/>
+              </w:rPr>
+              <w:t>Saves resume file information after upload</w:t>
+            </w:r>
+          </w:p>
+        </w:tc>
+        <w:tc>
+          <w:tcPr>
+            <w:tcW w:w="992" w:type="dxa"/>
+          </w:tcPr>
+          <w:p>
+            <w:pPr>
+              <w:spacing w:line="240" w:lineRule="auto"/>
+              <w:cnfStyle w:val="000000000000" w:firstRow="0" w:lastRow="0" w:firstColumn="0" w:lastColumn="0" w:oddVBand="0" w:evenVBand="0" w:oddHBand="0" w:evenHBand="0" w:firstRowFirstColumn="0" w:firstRowLastColumn="0" w:lastRowFirstColumn="0" w:lastRowLastColumn="0"/>
+            </w:pPr>
+            <w:r>
+              <w:t>3.5.2</w:t>
+            </w:r>
+          </w:p>
+        </w:tc>
+        <w:tc>
+          <w:tcPr>
+            <w:tcW w:w="2409" w:type="dxa"/>
+          </w:tcPr>
+          <w:p>
+            <w:pPr>
+              <w:spacing w:line="240" w:lineRule="auto"/>
+              <w:cnfStyle w:val="000000000000" w:firstRow="0" w:lastRow="0" w:firstColumn="0" w:lastColumn="0" w:oddVBand="0" w:evenVBand="0" w:oddHBand="0" w:evenHBand="0" w:firstRowFirstColumn="0" w:firstRowLastColumn="0" w:lastRowFirstColumn="0" w:lastRowLastColumn="0"/>
+            </w:pPr>
+            <w:proofErr w:type="spellStart"/>
+            <w:r>
+              <w:t>ResumeMetadata</w:t>
+            </w:r>
+            <w:proofErr w:type="spellEnd"/>
+            <w:r>
+              <w:t>, Database</w:t>
+            </w:r>
+          </w:p>
+        </w:tc>
+      </w:tr>
+      <w:tr>
+        <w:trPr>
+          <w:cnfStyle w:val="000000100000" w:firstRow="0" w:lastRow="0" w:firstColumn="0" w:lastColumn="0" w:oddVBand="0" w:evenVBand="0" w:oddHBand="1" w:evenHBand="0" w:firstRowFirstColumn="0" w:firstRowLastColumn="0" w:lastRowFirstColumn="0" w:lastRowLastColumn="0"/>
+        </w:trPr>
+        <w:tc>
+          <w:tcPr>
+            <w:cnfStyle w:val="001000000000" w:firstRow="0" w:lastRow="0" w:firstColumn="1" w:lastColumn="0" w:oddVBand="0" w:evenVBand="0" w:oddHBand="0" w:evenHBand="0" w:firstRowFirstColumn="0" w:firstRowLastColumn="0" w:lastRowFirstColumn="0" w:lastRowLastColumn="0"/>
+            <w:tcW w:w="1271" w:type="dxa"/>
+          </w:tcPr>
+          <w:p>
+            <w:pPr>
+              <w:tabs>
+                <w:tab w:val="left" w:pos="942"/>
+              </w:tabs>
+              <w:spacing w:line="240" w:lineRule="auto"/>
+            </w:pPr>
+            <w:r>
+              <w:t>Resume Service</w:t>
+            </w:r>
+          </w:p>
+        </w:tc>
+        <w:tc>
+          <w:tcPr>
+            <w:tcW w:w="1843" w:type="dxa"/>
+          </w:tcPr>
+          <w:p>
+            <w:pPr>
+              <w:spacing w:line="240" w:lineRule="auto"/>
+              <w:cnfStyle w:val="000000100000" w:firstRow="0" w:lastRow="0" w:firstColumn="0" w:lastColumn="0" w:oddVBand="0" w:evenVBand="0" w:oddHBand="1" w:evenHBand="0" w:firstRowFirstColumn="0" w:firstRowLastColumn="0" w:lastRowFirstColumn="0" w:lastRowLastColumn="0"/>
+            </w:pPr>
+            <w:proofErr w:type="spellStart"/>
+            <w:proofErr w:type="gramStart"/>
+            <w:r>
+              <w:t>linkResumeToProfile</w:t>
+            </w:r>
+            <w:proofErr w:type="spellEnd"/>
+            <w:r>
+              <w:t>(</w:t>
+            </w:r>
+            <w:proofErr w:type="gramEnd"/>
+            <w:r>
+              <w:t>)</w:t>
+            </w:r>
+          </w:p>
+        </w:tc>
+        <w:tc>
+          <w:tcPr>
+            <w:tcW w:w="1276" w:type="dxa"/>
+          </w:tcPr>
+          <w:p>
+            <w:pPr>
+              <w:spacing w:line="240" w:lineRule="auto"/>
+              <w:cnfStyle w:val="000000100000" w:firstRow="0" w:lastRow="0" w:firstColumn="0" w:lastColumn="0" w:oddVBand="0" w:evenVBand="0" w:oddHBand="1" w:evenHBand="0" w:firstRowFirstColumn="0" w:firstRowLastColumn="0" w:lastRowFirstColumn="0" w:lastRowLastColumn="0"/>
+            </w:pPr>
+            <w:r>
+              <w:t>Function</w:t>
+            </w:r>
+          </w:p>
+        </w:tc>
+        <w:tc>
+          <w:tcPr>
+            <w:tcW w:w="1559" w:type="dxa"/>
+          </w:tcPr>
+          <w:p>
+            <w:pPr>
+              <w:spacing w:line="240" w:lineRule="auto"/>
+              <w:cnfStyle w:val="000000100000" w:firstRow="0" w:lastRow="0" w:firstColumn="0" w:lastColumn="0" w:oddVBand="0" w:evenVBand="0" w:oddHBand="1" w:evenHBand="0" w:firstRowFirstColumn="0" w:firstRowLastColumn="0" w:lastRowFirstColumn="0" w:lastRowLastColumn="0"/>
+              <w:rPr>
+                <w:rFonts w:cs="Arial"/>
+              </w:rPr>
+            </w:pPr>
+            <w:r>
+              <w:rPr>
+                <w:rFonts w:cs="Arial"/>
+              </w:rPr>
+              <w:t>Connects the resume to the student profile</w:t>
+            </w:r>
+          </w:p>
+        </w:tc>
+        <w:tc>
+          <w:tcPr>
+            <w:tcW w:w="992" w:type="dxa"/>
+          </w:tcPr>
+          <w:p>
+            <w:pPr>
+              <w:spacing w:line="240" w:lineRule="auto"/>
+              <w:cnfStyle w:val="000000100000" w:firstRow="0" w:lastRow="0" w:firstColumn="0" w:lastColumn="0" w:oddVBand="0" w:evenVBand="0" w:oddHBand="1" w:evenHBand="0" w:firstRowFirstColumn="0" w:firstRowLastColumn="0" w:lastRowFirstColumn="0" w:lastRowLastColumn="0"/>
+            </w:pPr>
+            <w:r>
+              <w:t>3.5.4.1</w:t>
+            </w:r>
+          </w:p>
+        </w:tc>
+        <w:tc>
+          <w:tcPr>
+            <w:tcW w:w="2409" w:type="dxa"/>
+          </w:tcPr>
+          <w:p>
+            <w:pPr>
+              <w:spacing w:line="240" w:lineRule="auto"/>
+              <w:cnfStyle w:val="000000100000" w:firstRow="0" w:lastRow="0" w:firstColumn="0" w:lastColumn="0" w:oddVBand="0" w:evenVBand="0" w:oddHBand="1" w:evenHBand="0" w:firstRowFirstColumn="0" w:firstRowLastColumn="0" w:lastRowFirstColumn="0" w:lastRowLastColumn="0"/>
+            </w:pPr>
+            <w:r>
+              <w:t xml:space="preserve">Resume, </w:t>
+            </w:r>
+            <w:proofErr w:type="spellStart"/>
+            <w:r>
+              <w:t>StudentProfile</w:t>
+            </w:r>
+            <w:proofErr w:type="spellEnd"/>
+            <w:r>
+              <w:t>, Database</w:t>
+            </w:r>
+          </w:p>
+        </w:tc>
+      </w:tr>
+    </w:tbl>
+    <w:p>
+      <w:pPr>
+        <w:rPr>
+          <w:lang w:eastAsia="en-US"/>
+        </w:rPr>
+      </w:pPr>
+    </w:p>
+    <w:p>
+      <w:pPr>
+        <w:pStyle w:val="Alt1-Hd-1"/>
+        <w:spacing w:before="240"/>
+        <w:jc w:val="left"/>
+        <w:outlineLvl w:val="2"/>
+        <w:rPr>
+          <w:rFonts w:ascii="Arial" w:hAnsi="Arial" w:cs="Arial"/>
+          <w:color w:val="E97132" w:themeColor="accent2"/>
+          <w:sz w:val="24"/>
+          <w:szCs w:val="24"/>
+        </w:rPr>
+      </w:pPr>
+      <w:r>
+        <w:rPr>
+          <w:rFonts w:ascii="Arial" w:hAnsi="Arial" w:cs="Arial"/>
+          <w:sz w:val="24"/>
+          <w:szCs w:val="24"/>
+        </w:rPr>
         <w:t>EI Table 1.7.2 – Resume Repository</w:t>
       </w:r>
     </w:p>
@@ -303,7 +2233,10 @@
               </w:rPr>
             </w:pPr>
             <w:r>
-              <w:t>3.5.5.1</w:t>
+              <w:t>3.5.</w:t>
+            </w:r>
+            <w:r>
+              <w:t>1</w:t>
             </w:r>
           </w:p>
         </w:tc>
@@ -320,30 +2253,44 @@
                 <w:lang w:eastAsia="en-US"/>
               </w:rPr>
             </w:pPr>
-            <w:r>
-              <w:t>Resume Form, Database</w:t>
-            </w:r>
+            <w:proofErr w:type="spellStart"/>
+            <w:r>
+              <w:t>Contact_Info</w:t>
+            </w:r>
+            <w:proofErr w:type="spellEnd"/>
+            <w:r>
+              <w:t xml:space="preserve">, Experience, </w:t>
+            </w:r>
+            <w:proofErr w:type="spellStart"/>
+            <w:r>
+              <w:t>Degree_Info</w:t>
+            </w:r>
+            <w:proofErr w:type="spellEnd"/>
             <w:r>
               <w:t xml:space="preserve">, </w:t>
             </w:r>
             <w:proofErr w:type="spellStart"/>
-            <w:proofErr w:type="gramStart"/>
-            <w:r>
-              <w:t>StudentSkills</w:t>
-            </w:r>
-            <w:proofErr w:type="spellEnd"/>
-            <w:r>
-              <w:t>(</w:t>
-            </w:r>
-            <w:proofErr w:type="gramEnd"/>
-            <w:r>
-              <w:t xml:space="preserve">), Experience, Education, Summary, Skill, </w:t>
+            <w:r>
+              <w:t>Skill_List</w:t>
+            </w:r>
+            <w:proofErr w:type="spellEnd"/>
+            <w:r>
+              <w:t xml:space="preserve">, </w:t>
             </w:r>
             <w:proofErr w:type="spellStart"/>
             <w:r>
               <w:t>User_Tag</w:t>
             </w:r>
             <w:proofErr w:type="spellEnd"/>
+            <w:r>
+              <w:t xml:space="preserve">, </w:t>
+            </w:r>
+            <w:r>
+              <w:t>Resume Form</w:t>
+            </w:r>
+            <w:r>
+              <w:t>, Database</w:t>
+            </w:r>
           </w:p>
         </w:tc>
       </w:tr>
@@ -371,9 +2318,11 @@
               <w:spacing w:line="240" w:lineRule="auto"/>
               <w:cnfStyle w:val="000000000000" w:firstRow="0" w:lastRow="0" w:firstColumn="0" w:lastColumn="0" w:oddVBand="0" w:evenVBand="0" w:oddHBand="0" w:evenHBand="0" w:firstRowFirstColumn="0" w:firstRowLastColumn="0" w:lastRowFirstColumn="0" w:lastRowLastColumn="0"/>
             </w:pPr>
-            <w:r>
-              <w:t>Company</w:t>
-            </w:r>
+            <w:proofErr w:type="spellStart"/>
+            <w:r>
+              <w:t>Contact_Info</w:t>
+            </w:r>
+            <w:proofErr w:type="spellEnd"/>
           </w:p>
         </w:tc>
         <w:tc>
@@ -386,7 +2335,7 @@
               <w:cnfStyle w:val="000000000000" w:firstRow="0" w:lastRow="0" w:firstColumn="0" w:lastColumn="0" w:oddVBand="0" w:evenVBand="0" w:oddHBand="0" w:evenHBand="0" w:firstRowFirstColumn="0" w:firstRowLastColumn="0" w:lastRowFirstColumn="0" w:lastRowLastColumn="0"/>
             </w:pPr>
             <w:r>
-              <w:t>Class</w:t>
+              <w:t>Class in a class</w:t>
             </w:r>
           </w:p>
         </w:tc>
@@ -406,7 +2355,7 @@
               <w:rPr>
                 <w:rFonts w:cs="Arial"/>
               </w:rPr>
-              <w:t>Represents a company</w:t>
+              <w:t>Represents the contact information within the Resume class</w:t>
             </w:r>
           </w:p>
         </w:tc>
@@ -419,6 +2368,12 @@
               <w:spacing w:line="240" w:lineRule="auto"/>
               <w:cnfStyle w:val="000000000000" w:firstRow="0" w:lastRow="0" w:firstColumn="0" w:lastColumn="0" w:oddVBand="0" w:evenVBand="0" w:oddHBand="0" w:evenHBand="0" w:firstRowFirstColumn="0" w:firstRowLastColumn="0" w:lastRowFirstColumn="0" w:lastRowLastColumn="0"/>
             </w:pPr>
+            <w:r>
+              <w:t>3.5.</w:t>
+            </w:r>
+            <w:r>
+              <w:t>1</w:t>
+            </w:r>
           </w:p>
         </w:tc>
         <w:tc>
@@ -431,7 +2386,15 @@
               <w:cnfStyle w:val="000000000000" w:firstRow="0" w:lastRow="0" w:firstColumn="0" w:lastColumn="0" w:oddVBand="0" w:evenVBand="0" w:oddHBand="0" w:evenHBand="0" w:firstRowFirstColumn="0" w:firstRowLastColumn="0" w:lastRowFirstColumn="0" w:lastRowLastColumn="0"/>
             </w:pPr>
             <w:r>
-              <w:t>Experience</w:t>
+              <w:t xml:space="preserve">Resume, </w:t>
+            </w:r>
+            <w:proofErr w:type="spellStart"/>
+            <w:r>
+              <w:t>Full_Name</w:t>
+            </w:r>
+            <w:proofErr w:type="spellEnd"/>
+            <w:r>
+              <w:t>, Email, Phone</w:t>
             </w:r>
           </w:p>
         </w:tc>
@@ -450,6 +2413,7 @@
               <w:spacing w:line="240" w:lineRule="auto"/>
             </w:pPr>
             <w:r>
+              <w:lastRenderedPageBreak/>
               <w:t>Resume Service</w:t>
             </w:r>
           </w:p>
@@ -464,7 +2428,7 @@
               <w:cnfStyle w:val="000000100000" w:firstRow="0" w:lastRow="0" w:firstColumn="0" w:lastColumn="0" w:oddVBand="0" w:evenVBand="0" w:oddHBand="1" w:evenHBand="0" w:firstRowFirstColumn="0" w:firstRowLastColumn="0" w:lastRowFirstColumn="0" w:lastRowLastColumn="0"/>
             </w:pPr>
             <w:r>
-              <w:t>School</w:t>
+              <w:t>Experience</w:t>
             </w:r>
           </w:p>
         </w:tc>
@@ -478,7 +2442,7 @@
               <w:cnfStyle w:val="000000100000" w:firstRow="0" w:lastRow="0" w:firstColumn="0" w:lastColumn="0" w:oddVBand="0" w:evenVBand="0" w:oddHBand="1" w:evenHBand="0" w:firstRowFirstColumn="0" w:firstRowLastColumn="0" w:lastRowFirstColumn="0" w:lastRowLastColumn="0"/>
             </w:pPr>
             <w:r>
-              <w:t>Class</w:t>
+              <w:t>Class in a class</w:t>
             </w:r>
           </w:p>
         </w:tc>
@@ -495,10 +2459,7 @@
               </w:rPr>
             </w:pPr>
             <w:r>
-              <w:rPr>
-                <w:rFonts w:cs="Arial"/>
-              </w:rPr>
-              <w:t>Represents a school</w:t>
+              <w:t>A professional or voluntary experience related to a company within specified dates</w:t>
             </w:r>
           </w:p>
         </w:tc>
@@ -511,6 +2472,9 @@
               <w:spacing w:line="240" w:lineRule="auto"/>
               <w:cnfStyle w:val="000000100000" w:firstRow="0" w:lastRow="0" w:firstColumn="0" w:lastColumn="0" w:oddVBand="0" w:evenVBand="0" w:oddHBand="1" w:evenHBand="0" w:firstRowFirstColumn="0" w:firstRowLastColumn="0" w:lastRowFirstColumn="0" w:lastRowLastColumn="0"/>
             </w:pPr>
+            <w:r>
+              <w:t>3.5.1</w:t>
+            </w:r>
           </w:p>
         </w:tc>
         <w:tc>
@@ -523,8 +2487,32 @@
               <w:cnfStyle w:val="000000100000" w:firstRow="0" w:lastRow="0" w:firstColumn="0" w:lastColumn="0" w:oddVBand="0" w:evenVBand="0" w:oddHBand="1" w:evenHBand="0" w:firstRowFirstColumn="0" w:firstRowLastColumn="0" w:lastRowFirstColumn="0" w:lastRowLastColumn="0"/>
             </w:pPr>
             <w:r>
-              <w:t>Education</w:t>
-            </w:r>
+              <w:t xml:space="preserve">Resume, </w:t>
+            </w:r>
+            <w:r>
+              <w:t xml:space="preserve">Company, </w:t>
+            </w:r>
+            <w:proofErr w:type="spellStart"/>
+            <w:r>
+              <w:t>Exp_Start_Date</w:t>
+            </w:r>
+            <w:proofErr w:type="spellEnd"/>
+            <w:r>
+              <w:t xml:space="preserve">, </w:t>
+            </w:r>
+            <w:proofErr w:type="spellStart"/>
+            <w:r>
+              <w:t>Exp_End_Date</w:t>
+            </w:r>
+            <w:proofErr w:type="spellEnd"/>
+            <w:r>
+              <w:t xml:space="preserve">, Position, </w:t>
+            </w:r>
+            <w:proofErr w:type="spellStart"/>
+            <w:r>
+              <w:t>Exp_Desc</w:t>
+            </w:r>
+            <w:proofErr w:type="spellEnd"/>
           </w:p>
         </w:tc>
       </w:tr>
@@ -537,10 +2525,6 @@
           <w:p>
             <w:pPr>
               <w:spacing w:line="240" w:lineRule="auto"/>
-              <w:rPr>
-                <w:rFonts w:eastAsia="Times New Roman" w:cs="Arial"/>
-                <w:lang w:eastAsia="en-US"/>
-              </w:rPr>
             </w:pPr>
             <w:r>
               <w:t>Resume Service</w:t>
@@ -555,14 +2539,12 @@
             <w:pPr>
               <w:spacing w:line="240" w:lineRule="auto"/>
               <w:cnfStyle w:val="000000000000" w:firstRow="0" w:lastRow="0" w:firstColumn="0" w:lastColumn="0" w:oddVBand="0" w:evenVBand="0" w:oddHBand="0" w:evenHBand="0" w:firstRowFirstColumn="0" w:firstRowLastColumn="0" w:lastRowFirstColumn="0" w:lastRowLastColumn="0"/>
-              <w:rPr>
-                <w:rFonts w:eastAsia="Times New Roman" w:cs="Arial"/>
-                <w:lang w:eastAsia="en-US"/>
-              </w:rPr>
-            </w:pPr>
-            <w:r>
-              <w:t>Experience</w:t>
-            </w:r>
+            </w:pPr>
+            <w:proofErr w:type="spellStart"/>
+            <w:r>
+              <w:t>Degree_Info</w:t>
+            </w:r>
+            <w:proofErr w:type="spellEnd"/>
           </w:p>
         </w:tc>
         <w:tc>
@@ -573,10 +2555,6 @@
             <w:pPr>
               <w:spacing w:line="240" w:lineRule="auto"/>
               <w:cnfStyle w:val="000000000000" w:firstRow="0" w:lastRow="0" w:firstColumn="0" w:lastColumn="0" w:oddVBand="0" w:evenVBand="0" w:oddHBand="0" w:evenHBand="0" w:firstRowFirstColumn="0" w:firstRowLastColumn="0" w:lastRowFirstColumn="0" w:lastRowLastColumn="0"/>
-              <w:rPr>
-                <w:rFonts w:eastAsia="Times New Roman" w:cs="Arial"/>
-                <w:lang w:eastAsia="en-US"/>
-              </w:rPr>
             </w:pPr>
             <w:r>
               <w:t>Class in a class</w:t>
@@ -591,13 +2569,9 @@
             <w:pPr>
               <w:spacing w:line="240" w:lineRule="auto"/>
               <w:cnfStyle w:val="000000000000" w:firstRow="0" w:lastRow="0" w:firstColumn="0" w:lastColumn="0" w:oddVBand="0" w:evenVBand="0" w:oddHBand="0" w:evenHBand="0" w:firstRowFirstColumn="0" w:firstRowLastColumn="0" w:lastRowFirstColumn="0" w:lastRowLastColumn="0"/>
-              <w:rPr>
-                <w:rFonts w:eastAsia="Times New Roman" w:cs="Arial"/>
-                <w:lang w:eastAsia="en-US"/>
-              </w:rPr>
-            </w:pPr>
-            <w:r>
-              <w:t>A professional or voluntary experience related to a company within specified dates</w:t>
+            </w:pPr>
+            <w:r>
+              <w:t>Information pertaining to a user’s specific degree, including what type of degree, GPA, and expected graduation date</w:t>
             </w:r>
           </w:p>
         </w:tc>
@@ -609,13 +2583,9 @@
             <w:pPr>
               <w:spacing w:line="240" w:lineRule="auto"/>
               <w:cnfStyle w:val="000000000000" w:firstRow="0" w:lastRow="0" w:firstColumn="0" w:lastColumn="0" w:oddVBand="0" w:evenVBand="0" w:oddHBand="0" w:evenHBand="0" w:firstRowFirstColumn="0" w:firstRowLastColumn="0" w:lastRowFirstColumn="0" w:lastRowLastColumn="0"/>
-              <w:rPr>
-                <w:rFonts w:eastAsia="Times New Roman" w:cs="Times New Roman"/>
-                <w:lang w:eastAsia="en-US"/>
-              </w:rPr>
-            </w:pPr>
-            <w:r>
-              <w:t>3.5.5.1</w:t>
+            </w:pPr>
+            <w:r>
+              <w:t>3.5.1</w:t>
             </w:r>
           </w:p>
         </w:tc>
@@ -627,17 +2597,23 @@
             <w:pPr>
               <w:spacing w:line="240" w:lineRule="auto"/>
               <w:cnfStyle w:val="000000000000" w:firstRow="0" w:lastRow="0" w:firstColumn="0" w:lastColumn="0" w:oddVBand="0" w:evenVBand="0" w:oddHBand="0" w:evenHBand="0" w:firstRowFirstColumn="0" w:firstRowLastColumn="0" w:lastRowFirstColumn="0" w:lastRowLastColumn="0"/>
-              <w:rPr>
-                <w:rFonts w:eastAsia="Times New Roman" w:cs="Times New Roman"/>
-                <w:lang w:eastAsia="en-US"/>
-              </w:rPr>
             </w:pPr>
             <w:r>
               <w:t xml:space="preserve">Resume, </w:t>
             </w:r>
-            <w:r>
-              <w:t>Company</w:t>
-            </w:r>
+            <w:proofErr w:type="spellStart"/>
+            <w:r>
+              <w:t>Degree_Title</w:t>
+            </w:r>
+            <w:proofErr w:type="spellEnd"/>
+            <w:r>
+              <w:t xml:space="preserve">, School, GPA, </w:t>
+            </w:r>
+            <w:proofErr w:type="spellStart"/>
+            <w:r>
+              <w:t>Graduation_Date</w:t>
+            </w:r>
+            <w:proofErr w:type="spellEnd"/>
           </w:p>
         </w:tc>
       </w:tr>
@@ -653,10 +2629,6 @@
           <w:p>
             <w:pPr>
               <w:spacing w:line="240" w:lineRule="auto"/>
-              <w:rPr>
-                <w:rFonts w:eastAsia="Times New Roman" w:cs="Arial"/>
-                <w:lang w:eastAsia="en-US"/>
-              </w:rPr>
             </w:pPr>
             <w:r>
               <w:t>Resume Service</w:t>
@@ -671,13 +2643,9 @@
             <w:pPr>
               <w:spacing w:line="240" w:lineRule="auto"/>
               <w:cnfStyle w:val="000000100000" w:firstRow="0" w:lastRow="0" w:firstColumn="0" w:lastColumn="0" w:oddVBand="0" w:evenVBand="0" w:oddHBand="1" w:evenHBand="0" w:firstRowFirstColumn="0" w:firstRowLastColumn="0" w:lastRowFirstColumn="0" w:lastRowLastColumn="0"/>
-              <w:rPr>
-                <w:rFonts w:eastAsia="Times New Roman" w:cs="Arial"/>
-                <w:lang w:eastAsia="en-US"/>
-              </w:rPr>
-            </w:pPr>
-            <w:r>
-              <w:t>Education</w:t>
+            </w:pPr>
+            <w:r>
+              <w:t>Skill</w:t>
             </w:r>
           </w:p>
         </w:tc>
@@ -689,13 +2657,9 @@
             <w:pPr>
               <w:spacing w:line="240" w:lineRule="auto"/>
               <w:cnfStyle w:val="000000100000" w:firstRow="0" w:lastRow="0" w:firstColumn="0" w:lastColumn="0" w:oddVBand="0" w:evenVBand="0" w:oddHBand="1" w:evenHBand="0" w:firstRowFirstColumn="0" w:firstRowLastColumn="0" w:lastRowFirstColumn="0" w:lastRowLastColumn="0"/>
-              <w:rPr>
-                <w:rFonts w:eastAsia="Times New Roman" w:cs="Arial"/>
-                <w:lang w:eastAsia="en-US"/>
-              </w:rPr>
-            </w:pPr>
-            <w:r>
-              <w:t>Class in a class</w:t>
+            </w:pPr>
+            <w:r>
+              <w:t>Class</w:t>
             </w:r>
           </w:p>
         </w:tc>
@@ -707,13 +2671,9 @@
             <w:pPr>
               <w:spacing w:line="240" w:lineRule="auto"/>
               <w:cnfStyle w:val="000000100000" w:firstRow="0" w:lastRow="0" w:firstColumn="0" w:lastColumn="0" w:oddVBand="0" w:evenVBand="0" w:oddHBand="1" w:evenHBand="0" w:firstRowFirstColumn="0" w:firstRowLastColumn="0" w:lastRowFirstColumn="0" w:lastRowLastColumn="0"/>
-              <w:rPr>
-                <w:rFonts w:eastAsia="Times New Roman" w:cs="Arial"/>
-                <w:lang w:eastAsia="en-US"/>
-              </w:rPr>
-            </w:pPr>
-            <w:r>
-              <w:t>An education record from an institution within specified dates</w:t>
+            </w:pPr>
+            <w:r>
+              <w:t>Represents a skill of a student or job requirement</w:t>
             </w:r>
           </w:p>
         </w:tc>
@@ -725,13 +2685,9 @@
             <w:pPr>
               <w:spacing w:line="240" w:lineRule="auto"/>
               <w:cnfStyle w:val="000000100000" w:firstRow="0" w:lastRow="0" w:firstColumn="0" w:lastColumn="0" w:oddVBand="0" w:evenVBand="0" w:oddHBand="1" w:evenHBand="0" w:firstRowFirstColumn="0" w:firstRowLastColumn="0" w:lastRowFirstColumn="0" w:lastRowLastColumn="0"/>
-              <w:rPr>
-                <w:rFonts w:eastAsia="Times New Roman" w:cs="Times New Roman"/>
-                <w:lang w:eastAsia="en-US"/>
-              </w:rPr>
-            </w:pPr>
-            <w:r>
-              <w:t>3.5.5.1</w:t>
+            </w:pPr>
+            <w:r>
+              <w:t>3.5.1</w:t>
             </w:r>
           </w:p>
         </w:tc>
@@ -743,16 +2699,12 @@
             <w:pPr>
               <w:spacing w:line="240" w:lineRule="auto"/>
               <w:cnfStyle w:val="000000100000" w:firstRow="0" w:lastRow="0" w:firstColumn="0" w:lastColumn="0" w:oddVBand="0" w:evenVBand="0" w:oddHBand="1" w:evenHBand="0" w:firstRowFirstColumn="0" w:firstRowLastColumn="0" w:lastRowFirstColumn="0" w:lastRowLastColumn="0"/>
-              <w:rPr>
-                <w:rFonts w:eastAsia="Times New Roman" w:cs="Times New Roman"/>
-                <w:lang w:eastAsia="en-US"/>
-              </w:rPr>
             </w:pPr>
             <w:r>
               <w:t xml:space="preserve">Resume, </w:t>
             </w:r>
             <w:r>
-              <w:t>School</w:t>
+              <w:t>Submission Handler</w:t>
             </w:r>
           </w:p>
         </w:tc>
@@ -781,9 +2733,11 @@
               <w:spacing w:line="240" w:lineRule="auto"/>
               <w:cnfStyle w:val="000000000000" w:firstRow="0" w:lastRow="0" w:firstColumn="0" w:lastColumn="0" w:oddVBand="0" w:evenVBand="0" w:oddHBand="0" w:evenHBand="0" w:firstRowFirstColumn="0" w:firstRowLastColumn="0" w:lastRowFirstColumn="0" w:lastRowLastColumn="0"/>
             </w:pPr>
-            <w:r>
-              <w:t>Skill</w:t>
-            </w:r>
+            <w:proofErr w:type="spellStart"/>
+            <w:r>
+              <w:t>Exp_Start_Date</w:t>
+            </w:r>
+            <w:proofErr w:type="spellEnd"/>
           </w:p>
         </w:tc>
         <w:tc>
@@ -796,7 +2750,7 @@
               <w:cnfStyle w:val="000000000000" w:firstRow="0" w:lastRow="0" w:firstColumn="0" w:lastColumn="0" w:oddVBand="0" w:evenVBand="0" w:oddHBand="0" w:evenHBand="0" w:firstRowFirstColumn="0" w:firstRowLastColumn="0" w:lastRowFirstColumn="0" w:lastRowLastColumn="0"/>
             </w:pPr>
             <w:r>
-              <w:t>Class</w:t>
+              <w:t>Member variable</w:t>
             </w:r>
           </w:p>
         </w:tc>
@@ -808,9 +2762,15 @@
             <w:pPr>
               <w:spacing w:line="240" w:lineRule="auto"/>
               <w:cnfStyle w:val="000000000000" w:firstRow="0" w:lastRow="0" w:firstColumn="0" w:lastColumn="0" w:oddVBand="0" w:evenVBand="0" w:oddHBand="0" w:evenHBand="0" w:firstRowFirstColumn="0" w:firstRowLastColumn="0" w:lastRowFirstColumn="0" w:lastRowLastColumn="0"/>
-            </w:pPr>
-            <w:r>
-              <w:t>Represents a skill of a student or job requirement</w:t>
+              <w:rPr>
+                <w:rFonts w:cs="Arial"/>
+              </w:rPr>
+            </w:pPr>
+            <w:r>
+              <w:rPr>
+                <w:rFonts w:cs="Arial"/>
+              </w:rPr>
+              <w:t>The start date of an Experience object including month and year</w:t>
             </w:r>
           </w:p>
         </w:tc>
@@ -824,7 +2784,7 @@
               <w:cnfStyle w:val="000000000000" w:firstRow="0" w:lastRow="0" w:firstColumn="0" w:lastColumn="0" w:oddVBand="0" w:evenVBand="0" w:oddHBand="0" w:evenHBand="0" w:firstRowFirstColumn="0" w:firstRowLastColumn="0" w:lastRowFirstColumn="0" w:lastRowLastColumn="0"/>
             </w:pPr>
             <w:r>
-              <w:t>3.5.5.1</w:t>
+              <w:t>3.5.1</w:t>
             </w:r>
           </w:p>
         </w:tc>
@@ -838,10 +2798,7 @@
               <w:cnfStyle w:val="000000000000" w:firstRow="0" w:lastRow="0" w:firstColumn="0" w:lastColumn="0" w:oddVBand="0" w:evenVBand="0" w:oddHBand="0" w:evenHBand="0" w:firstRowFirstColumn="0" w:firstRowLastColumn="0" w:lastRowFirstColumn="0" w:lastRowLastColumn="0"/>
             </w:pPr>
             <w:r>
-              <w:t xml:space="preserve">Resume, </w:t>
-            </w:r>
-            <w:r>
-              <w:t>Submission Handler, Resume Form</w:t>
+              <w:t>Experience</w:t>
             </w:r>
           </w:p>
         </w:tc>
@@ -860,64 +2817,64 @@
               <w:spacing w:line="240" w:lineRule="auto"/>
             </w:pPr>
             <w:r>
+              <w:t>Resume Service</w:t>
+            </w:r>
+          </w:p>
+        </w:tc>
+        <w:tc>
+          <w:tcPr>
+            <w:tcW w:w="1843" w:type="dxa"/>
+          </w:tcPr>
+          <w:p>
+            <w:pPr>
+              <w:spacing w:line="240" w:lineRule="auto"/>
+              <w:cnfStyle w:val="000000100000" w:firstRow="0" w:lastRow="0" w:firstColumn="0" w:lastColumn="0" w:oddVBand="0" w:evenVBand="0" w:oddHBand="1" w:evenHBand="0" w:firstRowFirstColumn="0" w:firstRowLastColumn="0" w:lastRowFirstColumn="0" w:lastRowLastColumn="0"/>
+            </w:pPr>
+            <w:proofErr w:type="spellStart"/>
+            <w:r>
+              <w:t>Exp_End_Date</w:t>
+            </w:r>
+            <w:proofErr w:type="spellEnd"/>
+          </w:p>
+        </w:tc>
+        <w:tc>
+          <w:tcPr>
+            <w:tcW w:w="1276" w:type="dxa"/>
+          </w:tcPr>
+          <w:p>
+            <w:pPr>
+              <w:spacing w:line="240" w:lineRule="auto"/>
+              <w:cnfStyle w:val="000000100000" w:firstRow="0" w:lastRow="0" w:firstColumn="0" w:lastColumn="0" w:oddVBand="0" w:evenVBand="0" w:oddHBand="1" w:evenHBand="0" w:firstRowFirstColumn="0" w:firstRowLastColumn="0" w:lastRowFirstColumn="0" w:lastRowLastColumn="0"/>
+            </w:pPr>
+            <w:r>
+              <w:t>Member variable</w:t>
+            </w:r>
+          </w:p>
+        </w:tc>
+        <w:tc>
+          <w:tcPr>
+            <w:tcW w:w="1559" w:type="dxa"/>
+          </w:tcPr>
+          <w:p>
+            <w:pPr>
+              <w:spacing w:line="240" w:lineRule="auto"/>
+              <w:cnfStyle w:val="000000100000" w:firstRow="0" w:lastRow="0" w:firstColumn="0" w:lastColumn="0" w:oddVBand="0" w:evenVBand="0" w:oddHBand="1" w:evenHBand="0" w:firstRowFirstColumn="0" w:firstRowLastColumn="0" w:lastRowFirstColumn="0" w:lastRowLastColumn="0"/>
+              <w:rPr>
+                <w:rFonts w:cs="Arial"/>
+              </w:rPr>
+            </w:pPr>
+            <w:r>
+              <w:rPr>
+                <w:rFonts w:cs="Arial"/>
+              </w:rPr>
+              <w:t xml:space="preserve">The end date of an Experience object </w:t>
+            </w:r>
+            <w:r>
+              <w:rPr>
+                <w:rFonts w:cs="Arial"/>
+              </w:rPr>
               <w:lastRenderedPageBreak/>
-              <w:t>Resume Service</w:t>
-            </w:r>
-          </w:p>
-        </w:tc>
-        <w:tc>
-          <w:tcPr>
-            <w:tcW w:w="1843" w:type="dxa"/>
-          </w:tcPr>
-          <w:p>
-            <w:pPr>
-              <w:spacing w:line="240" w:lineRule="auto"/>
-              <w:cnfStyle w:val="000000100000" w:firstRow="0" w:lastRow="0" w:firstColumn="0" w:lastColumn="0" w:oddVBand="0" w:evenVBand="0" w:oddHBand="1" w:evenHBand="0" w:firstRowFirstColumn="0" w:firstRowLastColumn="0" w:lastRowFirstColumn="0" w:lastRowLastColumn="0"/>
-            </w:pPr>
-            <w:proofErr w:type="spellStart"/>
-            <w:r>
-              <w:t>User_Tag</w:t>
-            </w:r>
-            <w:proofErr w:type="spellEnd"/>
-          </w:p>
-        </w:tc>
-        <w:tc>
-          <w:tcPr>
-            <w:tcW w:w="1276" w:type="dxa"/>
-          </w:tcPr>
-          <w:p>
-            <w:pPr>
-              <w:spacing w:line="240" w:lineRule="auto"/>
-              <w:cnfStyle w:val="000000100000" w:firstRow="0" w:lastRow="0" w:firstColumn="0" w:lastColumn="0" w:oddVBand="0" w:evenVBand="0" w:oddHBand="1" w:evenHBand="0" w:firstRowFirstColumn="0" w:firstRowLastColumn="0" w:lastRowFirstColumn="0" w:lastRowLastColumn="0"/>
-            </w:pPr>
-            <w:r>
-              <w:t>Member variable</w:t>
-            </w:r>
-          </w:p>
-        </w:tc>
-        <w:tc>
-          <w:tcPr>
-            <w:tcW w:w="1559" w:type="dxa"/>
-          </w:tcPr>
-          <w:p>
-            <w:pPr>
-              <w:spacing w:line="240" w:lineRule="auto"/>
-              <w:cnfStyle w:val="000000100000" w:firstRow="0" w:lastRow="0" w:firstColumn="0" w:lastColumn="0" w:oddVBand="0" w:evenVBand="0" w:oddHBand="1" w:evenHBand="0" w:firstRowFirstColumn="0" w:firstRowLastColumn="0" w:lastRowFirstColumn="0" w:lastRowLastColumn="0"/>
-            </w:pPr>
-            <w:r>
-              <w:t xml:space="preserve">A variable in Resume class that tags the student user who </w:t>
-            </w:r>
-            <w:r>
-              <w:t>saves</w:t>
-            </w:r>
-            <w:r>
-              <w:t xml:space="preserve"> the</w:t>
-            </w:r>
-            <w:r>
-              <w:t>ir</w:t>
-            </w:r>
-            <w:r>
-              <w:t xml:space="preserve"> Resume object</w:t>
+              <w:t>including month and year</w:t>
             </w:r>
           </w:p>
         </w:tc>
@@ -931,7 +2888,8 @@
               <w:cnfStyle w:val="000000100000" w:firstRow="0" w:lastRow="0" w:firstColumn="0" w:lastColumn="0" w:oddVBand="0" w:evenVBand="0" w:oddHBand="1" w:evenHBand="0" w:firstRowFirstColumn="0" w:firstRowLastColumn="0" w:lastRowFirstColumn="0" w:lastRowLastColumn="0"/>
             </w:pPr>
             <w:r>
-              <w:t>3.5.5.1</w:t>
+              <w:lastRenderedPageBreak/>
+              <w:t>3.5.1</w:t>
             </w:r>
           </w:p>
         </w:tc>
@@ -945,10 +2903,7 @@
               <w:cnfStyle w:val="000000100000" w:firstRow="0" w:lastRow="0" w:firstColumn="0" w:lastColumn="0" w:oddVBand="0" w:evenVBand="0" w:oddHBand="1" w:evenHBand="0" w:firstRowFirstColumn="0" w:firstRowLastColumn="0" w:lastRowFirstColumn="0" w:lastRowLastColumn="0"/>
             </w:pPr>
             <w:r>
-              <w:t xml:space="preserve">Resume, </w:t>
-            </w:r>
-            <w:r>
-              <w:t>Submission Handler</w:t>
+              <w:t>Experience</w:t>
             </w:r>
           </w:p>
         </w:tc>
@@ -962,6 +2917,10 @@
           <w:p>
             <w:pPr>
               <w:spacing w:line="240" w:lineRule="auto"/>
+              <w:rPr>
+                <w:rFonts w:eastAsia="Times New Roman" w:cs="Arial"/>
+                <w:lang w:eastAsia="en-US"/>
+              </w:rPr>
             </w:pPr>
             <w:r>
               <w:t>Resume Service</w:t>
@@ -976,9 +2935,17 @@
             <w:pPr>
               <w:spacing w:line="240" w:lineRule="auto"/>
               <w:cnfStyle w:val="000000000000" w:firstRow="0" w:lastRow="0" w:firstColumn="0" w:lastColumn="0" w:oddVBand="0" w:evenVBand="0" w:oddHBand="0" w:evenHBand="0" w:firstRowFirstColumn="0" w:firstRowLastColumn="0" w:lastRowFirstColumn="0" w:lastRowLastColumn="0"/>
-            </w:pPr>
-            <w:r>
-              <w:t>Summary</w:t>
+              <w:rPr>
+                <w:rFonts w:eastAsia="Times New Roman" w:cs="Arial"/>
+                <w:lang w:eastAsia="en-US"/>
+              </w:rPr>
+            </w:pPr>
+            <w:r>
+              <w:rPr>
+                <w:rFonts w:eastAsia="Times New Roman" w:cs="Arial"/>
+                <w:lang w:eastAsia="en-US"/>
+              </w:rPr>
+              <w:t>Position</w:t>
             </w:r>
           </w:p>
         </w:tc>
@@ -990,8 +2957,16 @@
             <w:pPr>
               <w:spacing w:line="240" w:lineRule="auto"/>
               <w:cnfStyle w:val="000000000000" w:firstRow="0" w:lastRow="0" w:firstColumn="0" w:lastColumn="0" w:oddVBand="0" w:evenVBand="0" w:oddHBand="0" w:evenHBand="0" w:firstRowFirstColumn="0" w:firstRowLastColumn="0" w:lastRowFirstColumn="0" w:lastRowLastColumn="0"/>
-            </w:pPr>
-            <w:r>
+              <w:rPr>
+                <w:rFonts w:eastAsia="Times New Roman" w:cs="Arial"/>
+                <w:lang w:eastAsia="en-US"/>
+              </w:rPr>
+            </w:pPr>
+            <w:r>
+              <w:rPr>
+                <w:rFonts w:eastAsia="Times New Roman" w:cs="Arial"/>
+                <w:lang w:eastAsia="en-US"/>
+              </w:rPr>
               <w:t>Member variable</w:t>
             </w:r>
           </w:p>
@@ -1004,9 +2979,17 @@
             <w:pPr>
               <w:spacing w:line="240" w:lineRule="auto"/>
               <w:cnfStyle w:val="000000000000" w:firstRow="0" w:lastRow="0" w:firstColumn="0" w:lastColumn="0" w:oddVBand="0" w:evenVBand="0" w:oddHBand="0" w:evenHBand="0" w:firstRowFirstColumn="0" w:firstRowLastColumn="0" w:lastRowFirstColumn="0" w:lastRowLastColumn="0"/>
-            </w:pPr>
-            <w:r>
-              <w:t>Data in a Resume object that is of long-text data type where a student user can input his or her professional summary</w:t>
+              <w:rPr>
+                <w:rFonts w:eastAsia="Times New Roman" w:cs="Arial"/>
+                <w:lang w:eastAsia="en-US"/>
+              </w:rPr>
+            </w:pPr>
+            <w:r>
+              <w:rPr>
+                <w:rFonts w:eastAsia="Times New Roman" w:cs="Arial"/>
+                <w:lang w:eastAsia="en-US"/>
+              </w:rPr>
+              <w:t>The position title of an Experience object</w:t>
             </w:r>
           </w:p>
         </w:tc>
@@ -1018,9 +3001,17 @@
             <w:pPr>
               <w:spacing w:line="240" w:lineRule="auto"/>
               <w:cnfStyle w:val="000000000000" w:firstRow="0" w:lastRow="0" w:firstColumn="0" w:lastColumn="0" w:oddVBand="0" w:evenVBand="0" w:oddHBand="0" w:evenHBand="0" w:firstRowFirstColumn="0" w:firstRowLastColumn="0" w:lastRowFirstColumn="0" w:lastRowLastColumn="0"/>
-            </w:pPr>
-            <w:r>
-              <w:t>3.5.5.1</w:t>
+              <w:rPr>
+                <w:rFonts w:eastAsia="Times New Roman" w:cs="Times New Roman"/>
+                <w:lang w:eastAsia="en-US"/>
+              </w:rPr>
+            </w:pPr>
+            <w:r>
+              <w:rPr>
+                <w:rFonts w:eastAsia="Times New Roman" w:cs="Times New Roman"/>
+                <w:lang w:eastAsia="en-US"/>
+              </w:rPr>
+              <w:t>3.5.1</w:t>
             </w:r>
           </w:p>
         </w:tc>
@@ -1032,12 +3023,17 @@
             <w:pPr>
               <w:spacing w:line="240" w:lineRule="auto"/>
               <w:cnfStyle w:val="000000000000" w:firstRow="0" w:lastRow="0" w:firstColumn="0" w:lastColumn="0" w:oddVBand="0" w:evenVBand="0" w:oddHBand="0" w:evenHBand="0" w:firstRowFirstColumn="0" w:firstRowLastColumn="0" w:lastRowFirstColumn="0" w:lastRowLastColumn="0"/>
-            </w:pPr>
-            <w:r>
-              <w:t xml:space="preserve">Resume, </w:t>
-            </w:r>
-            <w:r>
-              <w:t>Submission Handler, Resume Form</w:t>
+              <w:rPr>
+                <w:rFonts w:eastAsia="Times New Roman" w:cs="Times New Roman"/>
+                <w:lang w:eastAsia="en-US"/>
+              </w:rPr>
+            </w:pPr>
+            <w:r>
+              <w:rPr>
+                <w:rFonts w:eastAsia="Times New Roman" w:cs="Times New Roman"/>
+                <w:lang w:eastAsia="en-US"/>
+              </w:rPr>
+              <w:t>Experience</w:t>
             </w:r>
           </w:p>
         </w:tc>
@@ -1054,6 +3050,10 @@
           <w:p>
             <w:pPr>
               <w:spacing w:line="240" w:lineRule="auto"/>
+              <w:rPr>
+                <w:rFonts w:eastAsia="Times New Roman" w:cs="Arial"/>
+                <w:lang w:eastAsia="en-US"/>
+              </w:rPr>
             </w:pPr>
             <w:r>
               <w:t>Resume Service</w:t>
@@ -1068,21 +3068,20 @@
             <w:pPr>
               <w:spacing w:line="240" w:lineRule="auto"/>
               <w:cnfStyle w:val="000000100000" w:firstRow="0" w:lastRow="0" w:firstColumn="0" w:lastColumn="0" w:oddVBand="0" w:evenVBand="0" w:oddHBand="1" w:evenHBand="0" w:firstRowFirstColumn="0" w:firstRowLastColumn="0" w:lastRowFirstColumn="0" w:lastRowLastColumn="0"/>
-            </w:pPr>
-            <w:proofErr w:type="spellStart"/>
-            <w:r>
-              <w:t>Student</w:t>
-            </w:r>
-            <w:r>
-              <w:t>Skills</w:t>
-            </w:r>
-            <w:proofErr w:type="spellEnd"/>
-            <w:r>
-              <w:t xml:space="preserve"> </w:t>
-            </w:r>
-            <w:r>
-              <w:t>(Student)</w:t>
-            </w:r>
+              <w:rPr>
+                <w:rFonts w:eastAsia="Times New Roman" w:cs="Arial"/>
+                <w:lang w:eastAsia="en-US"/>
+              </w:rPr>
+            </w:pPr>
+            <w:proofErr w:type="spellStart"/>
+            <w:r>
+              <w:rPr>
+                <w:rFonts w:eastAsia="Times New Roman" w:cs="Arial"/>
+                <w:lang w:eastAsia="en-US"/>
+              </w:rPr>
+              <w:t>Degree_Title</w:t>
+            </w:r>
+            <w:proofErr w:type="spellEnd"/>
           </w:p>
         </w:tc>
         <w:tc>
@@ -1093,9 +3092,17 @@
             <w:pPr>
               <w:spacing w:line="240" w:lineRule="auto"/>
               <w:cnfStyle w:val="000000100000" w:firstRow="0" w:lastRow="0" w:firstColumn="0" w:lastColumn="0" w:oddVBand="0" w:evenVBand="0" w:oddHBand="1" w:evenHBand="0" w:firstRowFirstColumn="0" w:firstRowLastColumn="0" w:lastRowFirstColumn="0" w:lastRowLastColumn="0"/>
-            </w:pPr>
-            <w:r>
-              <w:t>Method</w:t>
+              <w:rPr>
+                <w:rFonts w:eastAsia="Times New Roman" w:cs="Arial"/>
+                <w:lang w:eastAsia="en-US"/>
+              </w:rPr>
+            </w:pPr>
+            <w:r>
+              <w:rPr>
+                <w:rFonts w:eastAsia="Times New Roman" w:cs="Arial"/>
+                <w:lang w:eastAsia="en-US"/>
+              </w:rPr>
+              <w:t>Member variable</w:t>
             </w:r>
           </w:p>
         </w:tc>
@@ -1107,9 +3114,42 @@
             <w:pPr>
               <w:spacing w:line="240" w:lineRule="auto"/>
               <w:cnfStyle w:val="000000100000" w:firstRow="0" w:lastRow="0" w:firstColumn="0" w:lastColumn="0" w:oddVBand="0" w:evenVBand="0" w:oddHBand="1" w:evenHBand="0" w:firstRowFirstColumn="0" w:firstRowLastColumn="0" w:lastRowFirstColumn="0" w:lastRowLastColumn="0"/>
-            </w:pPr>
-            <w:r>
-              <w:t>Represents a list of skills tagged to a student user</w:t>
+              <w:rPr>
+                <w:rFonts w:eastAsia="Times New Roman" w:cs="Arial"/>
+                <w:lang w:eastAsia="en-US"/>
+              </w:rPr>
+            </w:pPr>
+            <w:r>
+              <w:rPr>
+                <w:rFonts w:eastAsia="Times New Roman" w:cs="Arial"/>
+                <w:lang w:eastAsia="en-US"/>
+              </w:rPr>
+              <w:t xml:space="preserve">The degree name obtained from a school for a </w:t>
+            </w:r>
+            <w:proofErr w:type="spellStart"/>
+            <w:proofErr w:type="gramStart"/>
+            <w:r>
+              <w:rPr>
+                <w:rFonts w:eastAsia="Times New Roman" w:cs="Arial"/>
+                <w:lang w:eastAsia="en-US"/>
+              </w:rPr>
+              <w:t>Degree</w:t>
+            </w:r>
+            <w:proofErr w:type="gramEnd"/>
+            <w:r>
+              <w:rPr>
+                <w:rFonts w:eastAsia="Times New Roman" w:cs="Arial"/>
+                <w:lang w:eastAsia="en-US"/>
+              </w:rPr>
+              <w:t>_Info</w:t>
+            </w:r>
+            <w:proofErr w:type="spellEnd"/>
+            <w:r>
+              <w:rPr>
+                <w:rFonts w:eastAsia="Times New Roman" w:cs="Arial"/>
+                <w:lang w:eastAsia="en-US"/>
+              </w:rPr>
+              <w:t xml:space="preserve"> object</w:t>
             </w:r>
           </w:p>
         </w:tc>
@@ -1121,9 +3161,17 @@
             <w:pPr>
               <w:spacing w:line="240" w:lineRule="auto"/>
               <w:cnfStyle w:val="000000100000" w:firstRow="0" w:lastRow="0" w:firstColumn="0" w:lastColumn="0" w:oddVBand="0" w:evenVBand="0" w:oddHBand="1" w:evenHBand="0" w:firstRowFirstColumn="0" w:firstRowLastColumn="0" w:lastRowFirstColumn="0" w:lastRowLastColumn="0"/>
-            </w:pPr>
-            <w:r>
-              <w:t>3.5.5.1</w:t>
+              <w:rPr>
+                <w:rFonts w:eastAsia="Times New Roman" w:cs="Times New Roman"/>
+                <w:lang w:eastAsia="en-US"/>
+              </w:rPr>
+            </w:pPr>
+            <w:r>
+              <w:rPr>
+                <w:rFonts w:eastAsia="Times New Roman" w:cs="Times New Roman"/>
+                <w:lang w:eastAsia="en-US"/>
+              </w:rPr>
+              <w:t>3.5.1</w:t>
             </w:r>
           </w:p>
         </w:tc>
@@ -1135,13 +3183,20 @@
             <w:pPr>
               <w:spacing w:line="240" w:lineRule="auto"/>
               <w:cnfStyle w:val="000000100000" w:firstRow="0" w:lastRow="0" w:firstColumn="0" w:lastColumn="0" w:oddVBand="0" w:evenVBand="0" w:oddHBand="1" w:evenHBand="0" w:firstRowFirstColumn="0" w:firstRowLastColumn="0" w:lastRowFirstColumn="0" w:lastRowLastColumn="0"/>
-            </w:pPr>
-            <w:r>
-              <w:t xml:space="preserve">Resume, </w:t>
-            </w:r>
-            <w:r>
-              <w:t>Resume Form, Skill, Database</w:t>
-            </w:r>
+              <w:rPr>
+                <w:rFonts w:eastAsia="Times New Roman" w:cs="Times New Roman"/>
+                <w:lang w:eastAsia="en-US"/>
+              </w:rPr>
+            </w:pPr>
+            <w:proofErr w:type="spellStart"/>
+            <w:r>
+              <w:rPr>
+                <w:rFonts w:eastAsia="Times New Roman" w:cs="Times New Roman"/>
+                <w:lang w:eastAsia="en-US"/>
+              </w:rPr>
+              <w:t>Degree_Info</w:t>
+            </w:r>
+            <w:proofErr w:type="spellEnd"/>
           </w:p>
         </w:tc>
       </w:tr>
@@ -1169,11 +3224,9 @@
               <w:spacing w:line="240" w:lineRule="auto"/>
               <w:cnfStyle w:val="000000000000" w:firstRow="0" w:lastRow="0" w:firstColumn="0" w:lastColumn="0" w:oddVBand="0" w:evenVBand="0" w:oddHBand="0" w:evenHBand="0" w:firstRowFirstColumn="0" w:firstRowLastColumn="0" w:lastRowFirstColumn="0" w:lastRowLastColumn="0"/>
             </w:pPr>
-            <w:proofErr w:type="spellStart"/>
-            <w:r>
-              <w:t>Full_Name</w:t>
-            </w:r>
-            <w:proofErr w:type="spellEnd"/>
+            <w:r>
+              <w:t>GPA</w:t>
+            </w:r>
           </w:p>
         </w:tc>
         <w:tc>
@@ -1200,7 +3253,15 @@
               <w:cnfStyle w:val="000000000000" w:firstRow="0" w:lastRow="0" w:firstColumn="0" w:lastColumn="0" w:oddVBand="0" w:evenVBand="0" w:oddHBand="0" w:evenHBand="0" w:firstRowFirstColumn="0" w:firstRowLastColumn="0" w:lastRowFirstColumn="0" w:lastRowLastColumn="0"/>
             </w:pPr>
             <w:r>
-              <w:t>An attribute of the Resume class with String Data Type</w:t>
+              <w:t xml:space="preserve">The numerical grade obtained from a degree for the </w:t>
+            </w:r>
+            <w:proofErr w:type="spellStart"/>
+            <w:r>
+              <w:t>Degree_Info</w:t>
+            </w:r>
+            <w:proofErr w:type="spellEnd"/>
+            <w:r>
+              <w:t xml:space="preserve"> object</w:t>
             </w:r>
           </w:p>
         </w:tc>
@@ -1213,6 +3274,9 @@
               <w:spacing w:line="240" w:lineRule="auto"/>
               <w:cnfStyle w:val="000000000000" w:firstRow="0" w:lastRow="0" w:firstColumn="0" w:lastColumn="0" w:oddVBand="0" w:evenVBand="0" w:oddHBand="0" w:evenHBand="0" w:firstRowFirstColumn="0" w:firstRowLastColumn="0" w:lastRowFirstColumn="0" w:lastRowLastColumn="0"/>
             </w:pPr>
+            <w:r>
+              <w:t>3.5.1</w:t>
+            </w:r>
           </w:p>
         </w:tc>
         <w:tc>
@@ -1224,9 +3288,11 @@
               <w:spacing w:line="240" w:lineRule="auto"/>
               <w:cnfStyle w:val="000000000000" w:firstRow="0" w:lastRow="0" w:firstColumn="0" w:lastColumn="0" w:oddVBand="0" w:evenVBand="0" w:oddHBand="0" w:evenHBand="0" w:firstRowFirstColumn="0" w:firstRowLastColumn="0" w:lastRowFirstColumn="0" w:lastRowLastColumn="0"/>
             </w:pPr>
-            <w:r>
-              <w:t>Resume</w:t>
-            </w:r>
+            <w:proofErr w:type="spellStart"/>
+            <w:r>
+              <w:t>Degree_Info</w:t>
+            </w:r>
+            <w:proofErr w:type="spellEnd"/>
           </w:p>
         </w:tc>
       </w:tr>
@@ -1257,9 +3323,11 @@
               <w:spacing w:line="240" w:lineRule="auto"/>
               <w:cnfStyle w:val="000000100000" w:firstRow="0" w:lastRow="0" w:firstColumn="0" w:lastColumn="0" w:oddVBand="0" w:evenVBand="0" w:oddHBand="1" w:evenHBand="0" w:firstRowFirstColumn="0" w:firstRowLastColumn="0" w:lastRowFirstColumn="0" w:lastRowLastColumn="0"/>
             </w:pPr>
-            <w:r>
-              <w:t>Email</w:t>
-            </w:r>
+            <w:proofErr w:type="spellStart"/>
+            <w:r>
+              <w:t>Graduation_Date</w:t>
+            </w:r>
+            <w:proofErr w:type="spellEnd"/>
           </w:p>
         </w:tc>
         <w:tc>
@@ -1286,11 +3354,20 @@
               <w:cnfStyle w:val="000000100000" w:firstRow="0" w:lastRow="0" w:firstColumn="0" w:lastColumn="0" w:oddVBand="0" w:evenVBand="0" w:oddHBand="1" w:evenHBand="0" w:firstRowFirstColumn="0" w:firstRowLastColumn="0" w:lastRowFirstColumn="0" w:lastRowLastColumn="0"/>
             </w:pPr>
             <w:r>
-              <w:t xml:space="preserve">An attribute of the Resume class with </w:t>
-            </w:r>
-            <w:r>
-              <w:lastRenderedPageBreak/>
-              <w:t>Email Data Type</w:t>
+              <w:t xml:space="preserve">The expected date of graduation for a </w:t>
+            </w:r>
+            <w:proofErr w:type="spellStart"/>
+            <w:proofErr w:type="gramStart"/>
+            <w:r>
+              <w:t>Degree</w:t>
+            </w:r>
+            <w:proofErr w:type="gramEnd"/>
+            <w:r>
+              <w:t>_Info</w:t>
+            </w:r>
+            <w:proofErr w:type="spellEnd"/>
+            <w:r>
+              <w:t xml:space="preserve"> object including month and year</w:t>
             </w:r>
           </w:p>
         </w:tc>
@@ -1303,6 +3380,9 @@
               <w:spacing w:line="240" w:lineRule="auto"/>
               <w:cnfStyle w:val="000000100000" w:firstRow="0" w:lastRow="0" w:firstColumn="0" w:lastColumn="0" w:oddVBand="0" w:evenVBand="0" w:oddHBand="1" w:evenHBand="0" w:firstRowFirstColumn="0" w:firstRowLastColumn="0" w:lastRowFirstColumn="0" w:lastRowLastColumn="0"/>
             </w:pPr>
+            <w:r>
+              <w:t>3.5.1</w:t>
+            </w:r>
           </w:p>
         </w:tc>
         <w:tc>
@@ -1314,9 +3394,11 @@
               <w:spacing w:line="240" w:lineRule="auto"/>
               <w:cnfStyle w:val="000000100000" w:firstRow="0" w:lastRow="0" w:firstColumn="0" w:lastColumn="0" w:oddVBand="0" w:evenVBand="0" w:oddHBand="1" w:evenHBand="0" w:firstRowFirstColumn="0" w:firstRowLastColumn="0" w:lastRowFirstColumn="0" w:lastRowLastColumn="0"/>
             </w:pPr>
-            <w:r>
-              <w:t>Resume</w:t>
-            </w:r>
+            <w:proofErr w:type="spellStart"/>
+            <w:r>
+              <w:t>Degree_Info</w:t>
+            </w:r>
+            <w:proofErr w:type="spellEnd"/>
           </w:p>
         </w:tc>
       </w:tr>
@@ -1344,9 +3426,11 @@
               <w:spacing w:line="240" w:lineRule="auto"/>
               <w:cnfStyle w:val="000000000000" w:firstRow="0" w:lastRow="0" w:firstColumn="0" w:lastColumn="0" w:oddVBand="0" w:evenVBand="0" w:oddHBand="0" w:evenHBand="0" w:firstRowFirstColumn="0" w:firstRowLastColumn="0" w:lastRowFirstColumn="0" w:lastRowLastColumn="0"/>
             </w:pPr>
-            <w:r>
-              <w:t>Phone</w:t>
-            </w:r>
+            <w:proofErr w:type="spellStart"/>
+            <w:r>
+              <w:t>User_Tag</w:t>
+            </w:r>
+            <w:proofErr w:type="spellEnd"/>
           </w:p>
         </w:tc>
         <w:tc>
@@ -1373,7 +3457,11 @@
               <w:cnfStyle w:val="000000000000" w:firstRow="0" w:lastRow="0" w:firstColumn="0" w:lastColumn="0" w:oddVBand="0" w:evenVBand="0" w:oddHBand="0" w:evenHBand="0" w:firstRowFirstColumn="0" w:firstRowLastColumn="0" w:lastRowFirstColumn="0" w:lastRowLastColumn="0"/>
             </w:pPr>
             <w:r>
-              <w:t>An attribute of the Resume class with Phone Data Type</w:t>
+              <w:t xml:space="preserve">A one-to-three-word long keyword </w:t>
+            </w:r>
+            <w:r>
+              <w:lastRenderedPageBreak/>
+              <w:t>that summarizes the outcome of a resume</w:t>
             </w:r>
           </w:p>
         </w:tc>
@@ -1386,6 +3474,10 @@
               <w:spacing w:line="240" w:lineRule="auto"/>
               <w:cnfStyle w:val="000000000000" w:firstRow="0" w:lastRow="0" w:firstColumn="0" w:lastColumn="0" w:oddVBand="0" w:evenVBand="0" w:oddHBand="0" w:evenHBand="0" w:firstRowFirstColumn="0" w:firstRowLastColumn="0" w:lastRowFirstColumn="0" w:lastRowLastColumn="0"/>
             </w:pPr>
+            <w:r>
+              <w:lastRenderedPageBreak/>
+              <w:t>3.5.1</w:t>
+            </w:r>
           </w:p>
         </w:tc>
         <w:tc>
@@ -1432,7 +3524,7 @@
             </w:pPr>
             <w:proofErr w:type="spellStart"/>
             <w:r>
-              <w:t>Start_Date</w:t>
+              <w:t>Full_Name</w:t>
             </w:r>
             <w:proofErr w:type="spellEnd"/>
           </w:p>
@@ -1461,7 +3553,10 @@
               <w:cnfStyle w:val="000000100000" w:firstRow="0" w:lastRow="0" w:firstColumn="0" w:lastColumn="0" w:oddVBand="0" w:evenVBand="0" w:oddHBand="1" w:evenHBand="0" w:firstRowFirstColumn="0" w:firstRowLastColumn="0" w:lastRowFirstColumn="0" w:lastRowLastColumn="0"/>
             </w:pPr>
             <w:r>
-              <w:t>Start date of an experience or education</w:t>
+              <w:t>Represents a student’s F</w:t>
+            </w:r>
+            <w:r>
+              <w:t>ull Name</w:t>
             </w:r>
           </w:p>
         </w:tc>
@@ -1474,6 +3569,9 @@
               <w:spacing w:line="240" w:lineRule="auto"/>
               <w:cnfStyle w:val="000000100000" w:firstRow="0" w:lastRow="0" w:firstColumn="0" w:lastColumn="0" w:oddVBand="0" w:evenVBand="0" w:oddHBand="1" w:evenHBand="0" w:firstRowFirstColumn="0" w:firstRowLastColumn="0" w:lastRowFirstColumn="0" w:lastRowLastColumn="0"/>
             </w:pPr>
+            <w:r>
+              <w:t>3.5.1</w:t>
+            </w:r>
           </w:p>
         </w:tc>
         <w:tc>
@@ -1485,9 +3583,11 @@
               <w:spacing w:line="240" w:lineRule="auto"/>
               <w:cnfStyle w:val="000000100000" w:firstRow="0" w:lastRow="0" w:firstColumn="0" w:lastColumn="0" w:oddVBand="0" w:evenVBand="0" w:oddHBand="1" w:evenHBand="0" w:firstRowFirstColumn="0" w:firstRowLastColumn="0" w:lastRowFirstColumn="0" w:lastRowLastColumn="0"/>
             </w:pPr>
-            <w:r>
-              <w:t>Experience, Education</w:t>
-            </w:r>
+            <w:proofErr w:type="spellStart"/>
+            <w:r>
+              <w:t>Contact_Info</w:t>
+            </w:r>
+            <w:proofErr w:type="spellEnd"/>
           </w:p>
         </w:tc>
       </w:tr>
@@ -1515,11 +3615,9 @@
               <w:spacing w:line="240" w:lineRule="auto"/>
               <w:cnfStyle w:val="000000000000" w:firstRow="0" w:lastRow="0" w:firstColumn="0" w:lastColumn="0" w:oddVBand="0" w:evenVBand="0" w:oddHBand="0" w:evenHBand="0" w:firstRowFirstColumn="0" w:firstRowLastColumn="0" w:lastRowFirstColumn="0" w:lastRowLastColumn="0"/>
             </w:pPr>
-            <w:proofErr w:type="spellStart"/>
-            <w:r>
-              <w:t>End_Date</w:t>
-            </w:r>
-            <w:proofErr w:type="spellEnd"/>
+            <w:r>
+              <w:t>Email</w:t>
+            </w:r>
           </w:p>
         </w:tc>
         <w:tc>
@@ -1546,7 +3644,7 @@
               <w:cnfStyle w:val="000000000000" w:firstRow="0" w:lastRow="0" w:firstColumn="0" w:lastColumn="0" w:oddVBand="0" w:evenVBand="0" w:oddHBand="0" w:evenHBand="0" w:firstRowFirstColumn="0" w:firstRowLastColumn="0" w:lastRowFirstColumn="0" w:lastRowLastColumn="0"/>
             </w:pPr>
             <w:r>
-              <w:t>End date of an experience or education</w:t>
+              <w:t>Represents a student’s email address</w:t>
             </w:r>
           </w:p>
         </w:tc>
@@ -1559,6 +3657,9 @@
               <w:spacing w:line="240" w:lineRule="auto"/>
               <w:cnfStyle w:val="000000000000" w:firstRow="0" w:lastRow="0" w:firstColumn="0" w:lastColumn="0" w:oddVBand="0" w:evenVBand="0" w:oddHBand="0" w:evenHBand="0" w:firstRowFirstColumn="0" w:firstRowLastColumn="0" w:lastRowFirstColumn="0" w:lastRowLastColumn="0"/>
             </w:pPr>
+            <w:r>
+              <w:t>3.5.1</w:t>
+            </w:r>
           </w:p>
         </w:tc>
         <w:tc>
@@ -1570,8 +3671,99 @@
               <w:spacing w:line="240" w:lineRule="auto"/>
               <w:cnfStyle w:val="000000000000" w:firstRow="0" w:lastRow="0" w:firstColumn="0" w:lastColumn="0" w:oddVBand="0" w:evenVBand="0" w:oddHBand="0" w:evenHBand="0" w:firstRowFirstColumn="0" w:firstRowLastColumn="0" w:lastRowFirstColumn="0" w:lastRowLastColumn="0"/>
             </w:pPr>
-            <w:r>
-              <w:t>Experience, Education</w:t>
+            <w:proofErr w:type="spellStart"/>
+            <w:r>
+              <w:t>Contact_Info</w:t>
+            </w:r>
+            <w:proofErr w:type="spellEnd"/>
+          </w:p>
+        </w:tc>
+      </w:tr>
+      <w:tr>
+        <w:trPr>
+          <w:cnfStyle w:val="000000100000" w:firstRow="0" w:lastRow="0" w:firstColumn="0" w:lastColumn="0" w:oddVBand="0" w:evenVBand="0" w:oddHBand="1" w:evenHBand="0" w:firstRowFirstColumn="0" w:firstRowLastColumn="0" w:lastRowFirstColumn="0" w:lastRowLastColumn="0"/>
+        </w:trPr>
+        <w:tc>
+          <w:tcPr>
+            <w:cnfStyle w:val="001000000000" w:firstRow="0" w:lastRow="0" w:firstColumn="1" w:lastColumn="0" w:oddVBand="0" w:evenVBand="0" w:oddHBand="0" w:evenHBand="0" w:firstRowFirstColumn="0" w:firstRowLastColumn="0" w:lastRowFirstColumn="0" w:lastRowLastColumn="0"/>
+            <w:tcW w:w="1271" w:type="dxa"/>
+          </w:tcPr>
+          <w:p>
+            <w:pPr>
+              <w:spacing w:line="240" w:lineRule="auto"/>
+            </w:pPr>
+            <w:r>
+              <w:t>Resume Service</w:t>
+            </w:r>
+          </w:p>
+        </w:tc>
+        <w:tc>
+          <w:tcPr>
+            <w:tcW w:w="1843" w:type="dxa"/>
+          </w:tcPr>
+          <w:p>
+            <w:pPr>
+              <w:spacing w:line="240" w:lineRule="auto"/>
+              <w:cnfStyle w:val="000000100000" w:firstRow="0" w:lastRow="0" w:firstColumn="0" w:lastColumn="0" w:oddVBand="0" w:evenVBand="0" w:oddHBand="1" w:evenHBand="0" w:firstRowFirstColumn="0" w:firstRowLastColumn="0" w:lastRowFirstColumn="0" w:lastRowLastColumn="0"/>
+            </w:pPr>
+            <w:r>
+              <w:t>Phone</w:t>
+            </w:r>
+          </w:p>
+        </w:tc>
+        <w:tc>
+          <w:tcPr>
+            <w:tcW w:w="1276" w:type="dxa"/>
+          </w:tcPr>
+          <w:p>
+            <w:pPr>
+              <w:spacing w:line="240" w:lineRule="auto"/>
+              <w:cnfStyle w:val="000000100000" w:firstRow="0" w:lastRow="0" w:firstColumn="0" w:lastColumn="0" w:oddVBand="0" w:evenVBand="0" w:oddHBand="1" w:evenHBand="0" w:firstRowFirstColumn="0" w:firstRowLastColumn="0" w:lastRowFirstColumn="0" w:lastRowLastColumn="0"/>
+            </w:pPr>
+            <w:r>
+              <w:t>Member variable</w:t>
+            </w:r>
+          </w:p>
+        </w:tc>
+        <w:tc>
+          <w:tcPr>
+            <w:tcW w:w="1559" w:type="dxa"/>
+          </w:tcPr>
+          <w:p>
+            <w:pPr>
+              <w:spacing w:line="240" w:lineRule="auto"/>
+              <w:cnfStyle w:val="000000100000" w:firstRow="0" w:lastRow="0" w:firstColumn="0" w:lastColumn="0" w:oddVBand="0" w:evenVBand="0" w:oddHBand="1" w:evenHBand="0" w:firstRowFirstColumn="0" w:firstRowLastColumn="0" w:lastRowFirstColumn="0" w:lastRowLastColumn="0"/>
+            </w:pPr>
+            <w:r>
+              <w:t>Represents a student’s contact number</w:t>
+            </w:r>
+          </w:p>
+        </w:tc>
+        <w:tc>
+          <w:tcPr>
+            <w:tcW w:w="992" w:type="dxa"/>
+          </w:tcPr>
+          <w:p>
+            <w:pPr>
+              <w:spacing w:line="240" w:lineRule="auto"/>
+              <w:cnfStyle w:val="000000100000" w:firstRow="0" w:lastRow="0" w:firstColumn="0" w:lastColumn="0" w:oddVBand="0" w:evenVBand="0" w:oddHBand="1" w:evenHBand="0" w:firstRowFirstColumn="0" w:firstRowLastColumn="0" w:lastRowFirstColumn="0" w:lastRowLastColumn="0"/>
+            </w:pPr>
+            <w:r>
+              <w:t>3.5.1</w:t>
+            </w:r>
+          </w:p>
+        </w:tc>
+        <w:tc>
+          <w:tcPr>
+            <w:tcW w:w="2409" w:type="dxa"/>
+          </w:tcPr>
+          <w:p>
+            <w:pPr>
+              <w:spacing w:line="240" w:lineRule="auto"/>
+              <w:cnfStyle w:val="000000100000" w:firstRow="0" w:lastRow="0" w:firstColumn="0" w:lastColumn="0" w:oddVBand="0" w:evenVBand="0" w:oddHBand="1" w:evenHBand="0" w:firstRowFirstColumn="0" w:firstRowLastColumn="0" w:lastRowFirstColumn="0" w:lastRowLastColumn="0"/>
+            </w:pPr>
+            <w:r>
+              <w:t>Resume</w:t>
             </w:r>
           </w:p>
         </w:tc>
@@ -1580,13 +3772,21 @@
     <w:p>
       <w:pPr>
         <w:pStyle w:val="Alt1-Hd-1"/>
+        <w:spacing w:before="240"/>
         <w:jc w:val="left"/>
+        <w:outlineLvl w:val="2"/>
         <w:rPr>
-          <w:color w:val="E97132" w:themeColor="accent2"/>
+          <w:rFonts w:ascii="Arial" w:hAnsi="Arial" w:cs="Arial"/>
           <w:sz w:val="24"/>
+          <w:szCs w:val="24"/>
         </w:rPr>
       </w:pPr>
       <w:r>
+        <w:rPr>
+          <w:rFonts w:ascii="Arial" w:hAnsi="Arial" w:cs="Arial"/>
+          <w:sz w:val="24"/>
+          <w:szCs w:val="24"/>
+        </w:rPr>
         <w:t>EI Table 1.7.3 – Submission Handler</w:t>
       </w:r>
     </w:p>
@@ -1597,12 +3797,12 @@
         <w:tblLook w:val="04A0" w:firstRow="1" w:lastRow="0" w:firstColumn="1" w:lastColumn="0" w:noHBand="0" w:noVBand="1"/>
       </w:tblPr>
       <w:tblGrid>
-        <w:gridCol w:w="1181"/>
-        <w:gridCol w:w="2097"/>
+        <w:gridCol w:w="1191"/>
+        <w:gridCol w:w="2204"/>
         <w:gridCol w:w="1137"/>
-        <w:gridCol w:w="1600"/>
+        <w:gridCol w:w="1915"/>
         <w:gridCol w:w="950"/>
-        <w:gridCol w:w="2385"/>
+        <w:gridCol w:w="1953"/>
       </w:tblGrid>
       <w:tr>
         <w:trPr>
@@ -1822,7 +4022,10 @@
             <w:proofErr w:type="spellStart"/>
             <w:proofErr w:type="gramStart"/>
             <w:r>
-              <w:t>validateResume</w:t>
+              <w:t>save</w:t>
+            </w:r>
+            <w:r>
+              <w:t>Resume</w:t>
             </w:r>
             <w:proofErr w:type="spellEnd"/>
             <w:r>
@@ -1866,7 +4069,7 @@
               </w:rPr>
             </w:pPr>
             <w:r>
-              <w:t>Validates resume form upon submission but before storage</w:t>
+              <w:t>Saves a Resume object into the Database if validated</w:t>
             </w:r>
           </w:p>
         </w:tc>
@@ -1884,53 +4087,24 @@
               </w:rPr>
             </w:pPr>
             <w:r>
-              <w:t>3.5.5.2</w:t>
-            </w:r>
-          </w:p>
-        </w:tc>
-        <w:tc>
-          <w:tcPr>
-            <w:tcW w:w="0" w:type="auto"/>
-          </w:tcPr>
-          <w:p>
-            <w:pPr>
-              <w:spacing w:line="240" w:lineRule="auto"/>
-              <w:cnfStyle w:val="000000100000" w:firstRow="0" w:lastRow="0" w:firstColumn="0" w:lastColumn="0" w:oddVBand="0" w:evenVBand="0" w:oddHBand="1" w:evenHBand="0" w:firstRowFirstColumn="0" w:firstRowLastColumn="0" w:lastRowFirstColumn="0" w:lastRowLastColumn="0"/>
-            </w:pPr>
-            <w:r>
-              <w:t>Resume Form, Resume</w:t>
-            </w:r>
-            <w:r>
-              <w:t xml:space="preserve">, Resume Repository, </w:t>
-            </w:r>
-            <w:proofErr w:type="spellStart"/>
-            <w:proofErr w:type="gramStart"/>
-            <w:r>
-              <w:t>endDateCheck</w:t>
-            </w:r>
-            <w:proofErr w:type="spellEnd"/>
-            <w:r>
-              <w:t>(</w:t>
-            </w:r>
-            <w:proofErr w:type="gramEnd"/>
-            <w:r>
-              <w:t xml:space="preserve">), </w:t>
-            </w:r>
-            <w:proofErr w:type="spellStart"/>
-            <w:proofErr w:type="gramStart"/>
-            <w:r>
-              <w:t>startDateCheck</w:t>
-            </w:r>
-            <w:proofErr w:type="spellEnd"/>
-            <w:r>
-              <w:t>(</w:t>
-            </w:r>
-            <w:proofErr w:type="gramEnd"/>
-            <w:r>
-              <w:t>)</w:t>
-            </w:r>
-            <w:r>
-              <w:t xml:space="preserve"> </w:t>
+              <w:rPr>
+                <w:rFonts w:cs="Times New Roman"/>
+              </w:rPr>
+              <w:t>3.5.5.1</w:t>
+            </w:r>
+          </w:p>
+        </w:tc>
+        <w:tc>
+          <w:tcPr>
+            <w:tcW w:w="0" w:type="auto"/>
+          </w:tcPr>
+          <w:p>
+            <w:pPr>
+              <w:spacing w:line="240" w:lineRule="auto"/>
+              <w:cnfStyle w:val="000000100000" w:firstRow="0" w:lastRow="0" w:firstColumn="0" w:lastColumn="0" w:oddVBand="0" w:evenVBand="0" w:oddHBand="1" w:evenHBand="0" w:firstRowFirstColumn="0" w:firstRowLastColumn="0" w:lastRowFirstColumn="0" w:lastRowLastColumn="0"/>
+            </w:pPr>
+            <w:r>
+              <w:t>Resume, Database, Validation Prompt</w:t>
             </w:r>
           </w:p>
         </w:tc>
@@ -1944,10 +4118,6 @@
           <w:p>
             <w:pPr>
               <w:spacing w:line="240" w:lineRule="auto"/>
-              <w:rPr>
-                <w:rFonts w:eastAsia="Times New Roman" w:cs="Arial"/>
-                <w:lang w:eastAsia="en-US"/>
-              </w:rPr>
             </w:pPr>
             <w:r>
               <w:t>Resume Service</w:t>
@@ -1962,31 +4132,18 @@
             <w:pPr>
               <w:spacing w:line="240" w:lineRule="auto"/>
               <w:cnfStyle w:val="000000000000" w:firstRow="0" w:lastRow="0" w:firstColumn="0" w:lastColumn="0" w:oddVBand="0" w:evenVBand="0" w:oddHBand="0" w:evenHBand="0" w:firstRowFirstColumn="0" w:firstRowLastColumn="0" w:lastRowFirstColumn="0" w:lastRowLastColumn="0"/>
-              <w:rPr>
-                <w:rFonts w:eastAsia="Times New Roman" w:cs="Arial"/>
-                <w:lang w:eastAsia="en-US"/>
-              </w:rPr>
             </w:pPr>
             <w:proofErr w:type="spellStart"/>
             <w:proofErr w:type="gramStart"/>
             <w:r>
-              <w:rPr>
-                <w:rFonts w:cs="Arial"/>
-              </w:rPr>
-              <w:t>endDateCheck</w:t>
-            </w:r>
-            <w:proofErr w:type="spellEnd"/>
-            <w:r>
-              <w:rPr>
-                <w:rFonts w:cs="Arial"/>
-              </w:rPr>
+              <w:t>saveContactInfo</w:t>
+            </w:r>
+            <w:proofErr w:type="spellEnd"/>
+            <w:r>
               <w:t>(</w:t>
             </w:r>
             <w:proofErr w:type="gramEnd"/>
             <w:r>
-              <w:rPr>
-                <w:rFonts w:cs="Arial"/>
-              </w:rPr>
               <w:t>)</w:t>
             </w:r>
           </w:p>
@@ -1999,10 +4156,6 @@
             <w:pPr>
               <w:spacing w:line="240" w:lineRule="auto"/>
               <w:cnfStyle w:val="000000000000" w:firstRow="0" w:lastRow="0" w:firstColumn="0" w:lastColumn="0" w:oddVBand="0" w:evenVBand="0" w:oddHBand="0" w:evenHBand="0" w:firstRowFirstColumn="0" w:firstRowLastColumn="0" w:lastRowFirstColumn="0" w:lastRowLastColumn="0"/>
-              <w:rPr>
-                <w:rFonts w:eastAsia="Times New Roman" w:cs="Arial"/>
-                <w:lang w:eastAsia="en-US"/>
-              </w:rPr>
             </w:pPr>
             <w:r>
               <w:t>Function</w:t>
@@ -2017,56 +4170,64 @@
             <w:pPr>
               <w:spacing w:line="240" w:lineRule="auto"/>
               <w:cnfStyle w:val="000000000000" w:firstRow="0" w:lastRow="0" w:firstColumn="0" w:lastColumn="0" w:oddVBand="0" w:evenVBand="0" w:oddHBand="0" w:evenHBand="0" w:firstRowFirstColumn="0" w:firstRowLastColumn="0" w:lastRowFirstColumn="0" w:lastRowLastColumn="0"/>
-              <w:rPr>
-                <w:rFonts w:eastAsia="Times New Roman" w:cs="Arial"/>
-                <w:lang w:eastAsia="en-US"/>
-              </w:rPr>
-            </w:pPr>
-            <w:r>
-              <w:t xml:space="preserve">Checks if the end date </w:t>
-            </w:r>
-            <w:r>
-              <w:lastRenderedPageBreak/>
-              <w:t>is later than the start date</w:t>
-            </w:r>
-          </w:p>
-        </w:tc>
-        <w:tc>
-          <w:tcPr>
-            <w:tcW w:w="0" w:type="auto"/>
-          </w:tcPr>
-          <w:p>
-            <w:pPr>
-              <w:spacing w:line="240" w:lineRule="auto"/>
-              <w:cnfStyle w:val="000000000000" w:firstRow="0" w:lastRow="0" w:firstColumn="0" w:lastColumn="0" w:oddVBand="0" w:evenVBand="0" w:oddHBand="0" w:evenHBand="0" w:firstRowFirstColumn="0" w:firstRowLastColumn="0" w:lastRowFirstColumn="0" w:lastRowLastColumn="0"/>
-              <w:rPr>
-                <w:rFonts w:eastAsia="Times New Roman" w:cs="Times New Roman"/>
-                <w:lang w:eastAsia="en-US"/>
-              </w:rPr>
-            </w:pPr>
-            <w:r>
-              <w:lastRenderedPageBreak/>
-              <w:t>3.5.5.2</w:t>
-            </w:r>
-          </w:p>
-        </w:tc>
-        <w:tc>
-          <w:tcPr>
-            <w:tcW w:w="0" w:type="auto"/>
-          </w:tcPr>
-          <w:p>
-            <w:pPr>
-              <w:spacing w:line="240" w:lineRule="auto"/>
-              <w:cnfStyle w:val="000000000000" w:firstRow="0" w:lastRow="0" w:firstColumn="0" w:lastColumn="0" w:oddVBand="0" w:evenVBand="0" w:oddHBand="0" w:evenHBand="0" w:firstRowFirstColumn="0" w:firstRowLastColumn="0" w:lastRowFirstColumn="0" w:lastRowLastColumn="0"/>
-              <w:rPr>
-                <w:rFonts w:eastAsia="Times New Roman" w:cs="Times New Roman"/>
-                <w:lang w:eastAsia="en-US"/>
-              </w:rPr>
-            </w:pPr>
+            </w:pPr>
+            <w:r>
+              <w:t xml:space="preserve">Saves a </w:t>
+            </w:r>
+            <w:proofErr w:type="spellStart"/>
+            <w:r>
+              <w:t>Contact_Info</w:t>
+            </w:r>
+            <w:proofErr w:type="spellEnd"/>
+            <w:r>
+              <w:t xml:space="preserve"> to a Resume object</w:t>
+            </w:r>
+          </w:p>
+        </w:tc>
+        <w:tc>
+          <w:tcPr>
+            <w:tcW w:w="0" w:type="auto"/>
+          </w:tcPr>
+          <w:p>
+            <w:pPr>
+              <w:spacing w:line="240" w:lineRule="auto"/>
+              <w:cnfStyle w:val="000000000000" w:firstRow="0" w:lastRow="0" w:firstColumn="0" w:lastColumn="0" w:oddVBand="0" w:evenVBand="0" w:oddHBand="0" w:evenHBand="0" w:firstRowFirstColumn="0" w:firstRowLastColumn="0" w:lastRowFirstColumn="0" w:lastRowLastColumn="0"/>
+              <w:rPr>
+                <w:rFonts w:cs="Times New Roman"/>
+              </w:rPr>
+            </w:pPr>
+            <w:r>
+              <w:rPr>
+                <w:rFonts w:cs="Times New Roman"/>
+              </w:rPr>
+              <w:t>3.5.5.1</w:t>
+            </w:r>
+          </w:p>
+        </w:tc>
+        <w:tc>
+          <w:tcPr>
+            <w:tcW w:w="0" w:type="auto"/>
+          </w:tcPr>
+          <w:p>
+            <w:pPr>
+              <w:spacing w:line="240" w:lineRule="auto"/>
+              <w:cnfStyle w:val="000000000000" w:firstRow="0" w:lastRow="0" w:firstColumn="0" w:lastColumn="0" w:oddVBand="0" w:evenVBand="0" w:oddHBand="0" w:evenHBand="0" w:firstRowFirstColumn="0" w:firstRowLastColumn="0" w:lastRowFirstColumn="0" w:lastRowLastColumn="0"/>
+            </w:pPr>
+            <w:r>
+              <w:t xml:space="preserve">Resume, </w:t>
+            </w:r>
+            <w:proofErr w:type="spellStart"/>
+            <w:r>
+              <w:t>Contact_Info</w:t>
+            </w:r>
+            <w:proofErr w:type="spellEnd"/>
+            <w:r>
+              <w:t xml:space="preserve">, </w:t>
+            </w:r>
             <w:proofErr w:type="spellStart"/>
             <w:proofErr w:type="gramStart"/>
             <w:r>
-              <w:t>validateResume</w:t>
+              <w:t>saveResume</w:t>
             </w:r>
             <w:proofErr w:type="spellEnd"/>
             <w:r>
@@ -2076,14 +4237,6 @@
             <w:r>
               <w:t>)</w:t>
             </w:r>
-            <w:r>
-              <w:t xml:space="preserve">, </w:t>
-            </w:r>
-            <w:proofErr w:type="spellStart"/>
-            <w:r>
-              <w:t>End_Date</w:t>
-            </w:r>
-            <w:proofErr w:type="spellEnd"/>
           </w:p>
         </w:tc>
       </w:tr>
@@ -2099,12 +4252,9 @@
           <w:p>
             <w:pPr>
               <w:spacing w:line="240" w:lineRule="auto"/>
-              <w:rPr>
-                <w:rFonts w:eastAsia="Times New Roman" w:cs="Arial"/>
-                <w:lang w:eastAsia="en-US"/>
-              </w:rPr>
-            </w:pPr>
-            <w:r>
+            </w:pPr>
+            <w:r>
+              <w:lastRenderedPageBreak/>
               <w:t>Resume Service</w:t>
             </w:r>
           </w:p>
@@ -2117,15 +4267,11 @@
             <w:pPr>
               <w:spacing w:line="240" w:lineRule="auto"/>
               <w:cnfStyle w:val="000000100000" w:firstRow="0" w:lastRow="0" w:firstColumn="0" w:lastColumn="0" w:oddVBand="0" w:evenVBand="0" w:oddHBand="1" w:evenHBand="0" w:firstRowFirstColumn="0" w:firstRowLastColumn="0" w:lastRowFirstColumn="0" w:lastRowLastColumn="0"/>
-              <w:rPr>
-                <w:rFonts w:eastAsia="Times New Roman" w:cs="Arial"/>
-                <w:lang w:eastAsia="en-US"/>
-              </w:rPr>
             </w:pPr>
             <w:proofErr w:type="spellStart"/>
             <w:proofErr w:type="gramStart"/>
             <w:r>
-              <w:t>startDateCheck</w:t>
+              <w:t>saveExperience</w:t>
             </w:r>
             <w:proofErr w:type="spellEnd"/>
             <w:r>
@@ -2145,10 +4291,6 @@
             <w:pPr>
               <w:spacing w:line="240" w:lineRule="auto"/>
               <w:cnfStyle w:val="000000100000" w:firstRow="0" w:lastRow="0" w:firstColumn="0" w:lastColumn="0" w:oddVBand="0" w:evenVBand="0" w:oddHBand="1" w:evenHBand="0" w:firstRowFirstColumn="0" w:firstRowLastColumn="0" w:lastRowFirstColumn="0" w:lastRowLastColumn="0"/>
-              <w:rPr>
-                <w:rFonts w:eastAsia="Times New Roman" w:cs="Arial"/>
-                <w:lang w:eastAsia="en-US"/>
-              </w:rPr>
             </w:pPr>
             <w:r>
               <w:t>Function</w:t>
@@ -2163,70 +4305,57 @@
             <w:pPr>
               <w:spacing w:line="240" w:lineRule="auto"/>
               <w:cnfStyle w:val="000000100000" w:firstRow="0" w:lastRow="0" w:firstColumn="0" w:lastColumn="0" w:oddVBand="0" w:evenVBand="0" w:oddHBand="1" w:evenHBand="0" w:firstRowFirstColumn="0" w:firstRowLastColumn="0" w:lastRowFirstColumn="0" w:lastRowLastColumn="0"/>
-              <w:rPr>
-                <w:rFonts w:eastAsia="Times New Roman" w:cs="Arial"/>
-                <w:lang w:eastAsia="en-US"/>
-              </w:rPr>
-            </w:pPr>
-            <w:r>
-              <w:t xml:space="preserve">Checks if the start date is not later than </w:t>
-            </w:r>
+            </w:pPr>
+            <w:r>
+              <w:t>Saves an Experience to a Resume object</w:t>
+            </w:r>
+          </w:p>
+        </w:tc>
+        <w:tc>
+          <w:tcPr>
+            <w:tcW w:w="0" w:type="auto"/>
+          </w:tcPr>
+          <w:p>
+            <w:pPr>
+              <w:spacing w:line="240" w:lineRule="auto"/>
+              <w:cnfStyle w:val="000000100000" w:firstRow="0" w:lastRow="0" w:firstColumn="0" w:lastColumn="0" w:oddVBand="0" w:evenVBand="0" w:oddHBand="1" w:evenHBand="0" w:firstRowFirstColumn="0" w:firstRowLastColumn="0" w:lastRowFirstColumn="0" w:lastRowLastColumn="0"/>
+              <w:rPr>
+                <w:rFonts w:cs="Times New Roman"/>
+              </w:rPr>
+            </w:pPr>
+            <w:r>
+              <w:rPr>
+                <w:rFonts w:cs="Times New Roman"/>
+              </w:rPr>
+              <w:t>3.5.5.1</w:t>
+            </w:r>
+          </w:p>
+        </w:tc>
+        <w:tc>
+          <w:tcPr>
+            <w:tcW w:w="0" w:type="auto"/>
+          </w:tcPr>
+          <w:p>
+            <w:pPr>
+              <w:spacing w:line="240" w:lineRule="auto"/>
+              <w:cnfStyle w:val="000000100000" w:firstRow="0" w:lastRow="0" w:firstColumn="0" w:lastColumn="0" w:oddVBand="0" w:evenVBand="0" w:oddHBand="1" w:evenHBand="0" w:firstRowFirstColumn="0" w:firstRowLastColumn="0" w:lastRowFirstColumn="0" w:lastRowLastColumn="0"/>
+            </w:pPr>
+            <w:r>
+              <w:t xml:space="preserve">Resume, </w:t>
+            </w:r>
+            <w:proofErr w:type="spellStart"/>
             <w:proofErr w:type="gramStart"/>
             <w:r>
-              <w:t>Today</w:t>
+              <w:t>saveResume</w:t>
+            </w:r>
+            <w:proofErr w:type="spellEnd"/>
+            <w:r>
+              <w:t>(</w:t>
             </w:r>
             <w:proofErr w:type="gramEnd"/>
-          </w:p>
-        </w:tc>
-        <w:tc>
-          <w:tcPr>
-            <w:tcW w:w="0" w:type="auto"/>
-          </w:tcPr>
-          <w:p>
-            <w:pPr>
-              <w:spacing w:line="240" w:lineRule="auto"/>
-              <w:cnfStyle w:val="000000100000" w:firstRow="0" w:lastRow="0" w:firstColumn="0" w:lastColumn="0" w:oddVBand="0" w:evenVBand="0" w:oddHBand="1" w:evenHBand="0" w:firstRowFirstColumn="0" w:firstRowLastColumn="0" w:lastRowFirstColumn="0" w:lastRowLastColumn="0"/>
-              <w:rPr>
-                <w:rFonts w:eastAsia="Times New Roman" w:cs="Times New Roman"/>
-                <w:lang w:eastAsia="en-US"/>
-              </w:rPr>
-            </w:pPr>
-          </w:p>
-        </w:tc>
-        <w:tc>
-          <w:tcPr>
-            <w:tcW w:w="0" w:type="auto"/>
-          </w:tcPr>
-          <w:p>
-            <w:pPr>
-              <w:spacing w:line="240" w:lineRule="auto"/>
-              <w:cnfStyle w:val="000000100000" w:firstRow="0" w:lastRow="0" w:firstColumn="0" w:lastColumn="0" w:oddVBand="0" w:evenVBand="0" w:oddHBand="1" w:evenHBand="0" w:firstRowFirstColumn="0" w:firstRowLastColumn="0" w:lastRowFirstColumn="0" w:lastRowLastColumn="0"/>
-              <w:rPr>
-                <w:rFonts w:eastAsia="Times New Roman" w:cs="Times New Roman"/>
-                <w:lang w:eastAsia="en-US"/>
-              </w:rPr>
-            </w:pPr>
-            <w:proofErr w:type="spellStart"/>
-            <w:proofErr w:type="gramStart"/>
-            <w:r>
-              <w:t>validateResume</w:t>
-            </w:r>
-            <w:proofErr w:type="spellEnd"/>
-            <w:r>
-              <w:t>(</w:t>
-            </w:r>
-            <w:proofErr w:type="gramEnd"/>
-            <w:r>
-              <w:t>)</w:t>
-            </w:r>
-            <w:r>
-              <w:t xml:space="preserve">, </w:t>
-            </w:r>
-            <w:proofErr w:type="spellStart"/>
-            <w:r>
-              <w:t>Start_Date</w:t>
-            </w:r>
-            <w:proofErr w:type="spellEnd"/>
+            <w:r>
+              <w:t>), Experience</w:t>
+            </w:r>
           </w:p>
         </w:tc>
       </w:tr>
@@ -2255,9 +4384,12 @@
               <w:cnfStyle w:val="000000000000" w:firstRow="0" w:lastRow="0" w:firstColumn="0" w:lastColumn="0" w:oddVBand="0" w:evenVBand="0" w:oddHBand="0" w:evenHBand="0" w:firstRowFirstColumn="0" w:firstRowLastColumn="0" w:lastRowFirstColumn="0" w:lastRowLastColumn="0"/>
             </w:pPr>
             <w:proofErr w:type="spellStart"/>
+            <w:r>
+              <w:t>saveDegree_</w:t>
+            </w:r>
             <w:proofErr w:type="gramStart"/>
             <w:r>
-              <w:t>isCompany</w:t>
+              <w:t>Info</w:t>
             </w:r>
             <w:proofErr w:type="spellEnd"/>
             <w:r>
@@ -2293,33 +4425,73 @@
               <w:cnfStyle w:val="000000000000" w:firstRow="0" w:lastRow="0" w:firstColumn="0" w:lastColumn="0" w:oddVBand="0" w:evenVBand="0" w:oddHBand="0" w:evenHBand="0" w:firstRowFirstColumn="0" w:firstRowLastColumn="0" w:lastRowFirstColumn="0" w:lastRowLastColumn="0"/>
             </w:pPr>
             <w:r>
-              <w:t>Checks if company in Experience is in database</w:t>
-            </w:r>
-          </w:p>
-        </w:tc>
-        <w:tc>
-          <w:tcPr>
-            <w:tcW w:w="0" w:type="auto"/>
-          </w:tcPr>
-          <w:p>
-            <w:pPr>
-              <w:spacing w:line="240" w:lineRule="auto"/>
-              <w:cnfStyle w:val="000000000000" w:firstRow="0" w:lastRow="0" w:firstColumn="0" w:lastColumn="0" w:oddVBand="0" w:evenVBand="0" w:oddHBand="0" w:evenHBand="0" w:firstRowFirstColumn="0" w:firstRowLastColumn="0" w:lastRowFirstColumn="0" w:lastRowLastColumn="0"/>
-            </w:pPr>
-          </w:p>
-        </w:tc>
-        <w:tc>
-          <w:tcPr>
-            <w:tcW w:w="0" w:type="auto"/>
-          </w:tcPr>
-          <w:p>
-            <w:pPr>
-              <w:spacing w:line="240" w:lineRule="auto"/>
-              <w:cnfStyle w:val="000000000000" w:firstRow="0" w:lastRow="0" w:firstColumn="0" w:lastColumn="0" w:oddVBand="0" w:evenVBand="0" w:oddHBand="0" w:evenHBand="0" w:firstRowFirstColumn="0" w:firstRowLastColumn="0" w:lastRowFirstColumn="0" w:lastRowLastColumn="0"/>
-            </w:pPr>
-            <w:r>
-              <w:t>Database, Experience</w:t>
-            </w:r>
+              <w:t xml:space="preserve">Saves a </w:t>
+            </w:r>
+            <w:proofErr w:type="spellStart"/>
+            <w:proofErr w:type="gramStart"/>
+            <w:r>
+              <w:t>Degree</w:t>
+            </w:r>
+            <w:proofErr w:type="gramEnd"/>
+            <w:r>
+              <w:t>_Info</w:t>
+            </w:r>
+            <w:proofErr w:type="spellEnd"/>
+            <w:r>
+              <w:t xml:space="preserve"> to a Resume object</w:t>
+            </w:r>
+          </w:p>
+        </w:tc>
+        <w:tc>
+          <w:tcPr>
+            <w:tcW w:w="0" w:type="auto"/>
+          </w:tcPr>
+          <w:p>
+            <w:pPr>
+              <w:spacing w:line="240" w:lineRule="auto"/>
+              <w:cnfStyle w:val="000000000000" w:firstRow="0" w:lastRow="0" w:firstColumn="0" w:lastColumn="0" w:oddVBand="0" w:evenVBand="0" w:oddHBand="0" w:evenHBand="0" w:firstRowFirstColumn="0" w:firstRowLastColumn="0" w:lastRowFirstColumn="0" w:lastRowLastColumn="0"/>
+              <w:rPr>
+                <w:rFonts w:cs="Times New Roman"/>
+              </w:rPr>
+            </w:pPr>
+            <w:r>
+              <w:rPr>
+                <w:rFonts w:cs="Times New Roman"/>
+              </w:rPr>
+              <w:t>3.5.5.1</w:t>
+            </w:r>
+          </w:p>
+        </w:tc>
+        <w:tc>
+          <w:tcPr>
+            <w:tcW w:w="0" w:type="auto"/>
+          </w:tcPr>
+          <w:p>
+            <w:pPr>
+              <w:spacing w:line="240" w:lineRule="auto"/>
+              <w:cnfStyle w:val="000000000000" w:firstRow="0" w:lastRow="0" w:firstColumn="0" w:lastColumn="0" w:oddVBand="0" w:evenVBand="0" w:oddHBand="0" w:evenHBand="0" w:firstRowFirstColumn="0" w:firstRowLastColumn="0" w:lastRowFirstColumn="0" w:lastRowLastColumn="0"/>
+            </w:pPr>
+            <w:r>
+              <w:t xml:space="preserve">Resume, </w:t>
+            </w:r>
+            <w:proofErr w:type="spellStart"/>
+            <w:proofErr w:type="gramStart"/>
+            <w:r>
+              <w:t>saveResume</w:t>
+            </w:r>
+            <w:proofErr w:type="spellEnd"/>
+            <w:r>
+              <w:t>(</w:t>
+            </w:r>
+            <w:proofErr w:type="gramEnd"/>
+            <w:r>
+              <w:t xml:space="preserve">), </w:t>
+            </w:r>
+            <w:proofErr w:type="spellStart"/>
+            <w:r>
+              <w:t>Degree_Info</w:t>
+            </w:r>
+            <w:proofErr w:type="spellEnd"/>
           </w:p>
         </w:tc>
       </w:tr>
@@ -2353,7 +4525,7 @@
             <w:proofErr w:type="spellStart"/>
             <w:proofErr w:type="gramStart"/>
             <w:r>
-              <w:t>isSchool</w:t>
+              <w:t>createSkill</w:t>
             </w:r>
             <w:proofErr w:type="spellEnd"/>
             <w:r>
@@ -2389,32 +4561,41 @@
               <w:cnfStyle w:val="000000100000" w:firstRow="0" w:lastRow="0" w:firstColumn="0" w:lastColumn="0" w:oddVBand="0" w:evenVBand="0" w:oddHBand="1" w:evenHBand="0" w:firstRowFirstColumn="0" w:firstRowLastColumn="0" w:lastRowFirstColumn="0" w:lastRowLastColumn="0"/>
             </w:pPr>
             <w:r>
-              <w:t>Checks if the school in Education is in database</w:t>
-            </w:r>
-          </w:p>
-        </w:tc>
-        <w:tc>
-          <w:tcPr>
-            <w:tcW w:w="0" w:type="auto"/>
-          </w:tcPr>
-          <w:p>
-            <w:pPr>
-              <w:spacing w:line="240" w:lineRule="auto"/>
-              <w:cnfStyle w:val="000000100000" w:firstRow="0" w:lastRow="0" w:firstColumn="0" w:lastColumn="0" w:oddVBand="0" w:evenVBand="0" w:oddHBand="1" w:evenHBand="0" w:firstRowFirstColumn="0" w:firstRowLastColumn="0" w:lastRowFirstColumn="0" w:lastRowLastColumn="0"/>
-            </w:pPr>
-          </w:p>
-        </w:tc>
-        <w:tc>
-          <w:tcPr>
-            <w:tcW w:w="0" w:type="auto"/>
-          </w:tcPr>
-          <w:p>
-            <w:pPr>
-              <w:spacing w:line="240" w:lineRule="auto"/>
-              <w:cnfStyle w:val="000000100000" w:firstRow="0" w:lastRow="0" w:firstColumn="0" w:lastColumn="0" w:oddVBand="0" w:evenVBand="0" w:oddHBand="1" w:evenHBand="0" w:firstRowFirstColumn="0" w:firstRowLastColumn="0" w:lastRowFirstColumn="0" w:lastRowLastColumn="0"/>
-            </w:pPr>
-            <w:r>
-              <w:t>Database, Education</w:t>
+              <w:t>Adds a new skill tagged from the Resume to the student submitter to the Skills Index</w:t>
+            </w:r>
+          </w:p>
+        </w:tc>
+        <w:tc>
+          <w:tcPr>
+            <w:tcW w:w="0" w:type="auto"/>
+          </w:tcPr>
+          <w:p>
+            <w:pPr>
+              <w:spacing w:line="240" w:lineRule="auto"/>
+              <w:cnfStyle w:val="000000100000" w:firstRow="0" w:lastRow="0" w:firstColumn="0" w:lastColumn="0" w:oddVBand="0" w:evenVBand="0" w:oddHBand="1" w:evenHBand="0" w:firstRowFirstColumn="0" w:firstRowLastColumn="0" w:lastRowFirstColumn="0" w:lastRowLastColumn="0"/>
+            </w:pPr>
+            <w:r>
+              <w:t>3.5.</w:t>
+            </w:r>
+            <w:r>
+              <w:t>5.</w:t>
+            </w:r>
+            <w:r>
+              <w:t>1</w:t>
+            </w:r>
+          </w:p>
+        </w:tc>
+        <w:tc>
+          <w:tcPr>
+            <w:tcW w:w="0" w:type="auto"/>
+          </w:tcPr>
+          <w:p>
+            <w:pPr>
+              <w:spacing w:line="240" w:lineRule="auto"/>
+              <w:cnfStyle w:val="000000100000" w:firstRow="0" w:lastRow="0" w:firstColumn="0" w:lastColumn="0" w:oddVBand="0" w:evenVBand="0" w:oddHBand="1" w:evenHBand="0" w:firstRowFirstColumn="0" w:firstRowLastColumn="0" w:lastRowFirstColumn="0" w:lastRowLastColumn="0"/>
+            </w:pPr>
+            <w:r>
+              <w:t>Resume Form, Database, Student</w:t>
             </w:r>
           </w:p>
         </w:tc>
@@ -2446,7 +4627,7 @@
             <w:proofErr w:type="spellStart"/>
             <w:proofErr w:type="gramStart"/>
             <w:r>
-              <w:t>tagStudentSkill</w:t>
+              <w:t>tagSkill</w:t>
             </w:r>
             <w:proofErr w:type="spellEnd"/>
             <w:r>
@@ -2468,46 +4649,296 @@
               <w:cnfStyle w:val="000000000000" w:firstRow="0" w:lastRow="0" w:firstColumn="0" w:lastColumn="0" w:oddVBand="0" w:evenVBand="0" w:oddHBand="0" w:evenHBand="0" w:firstRowFirstColumn="0" w:firstRowLastColumn="0" w:lastRowFirstColumn="0" w:lastRowLastColumn="0"/>
             </w:pPr>
             <w:r>
-              <w:t>Method</w:t>
-            </w:r>
-          </w:p>
-        </w:tc>
-        <w:tc>
-          <w:tcPr>
-            <w:tcW w:w="0" w:type="auto"/>
-          </w:tcPr>
-          <w:p>
-            <w:pPr>
-              <w:spacing w:line="240" w:lineRule="auto"/>
-              <w:cnfStyle w:val="000000000000" w:firstRow="0" w:lastRow="0" w:firstColumn="0" w:lastColumn="0" w:oddVBand="0" w:evenVBand="0" w:oddHBand="0" w:evenHBand="0" w:firstRowFirstColumn="0" w:firstRowLastColumn="0" w:lastRowFirstColumn="0" w:lastRowLastColumn="0"/>
-            </w:pPr>
-            <w:r>
-              <w:t>Tags the student user to the skill</w:t>
-            </w:r>
-          </w:p>
-        </w:tc>
-        <w:tc>
-          <w:tcPr>
-            <w:tcW w:w="0" w:type="auto"/>
-          </w:tcPr>
-          <w:p>
-            <w:pPr>
-              <w:spacing w:line="240" w:lineRule="auto"/>
-              <w:cnfStyle w:val="000000000000" w:firstRow="0" w:lastRow="0" w:firstColumn="0" w:lastColumn="0" w:oddVBand="0" w:evenVBand="0" w:oddHBand="0" w:evenHBand="0" w:firstRowFirstColumn="0" w:firstRowLastColumn="0" w:lastRowFirstColumn="0" w:lastRowLastColumn="0"/>
-            </w:pPr>
-          </w:p>
-        </w:tc>
-        <w:tc>
-          <w:tcPr>
-            <w:tcW w:w="0" w:type="auto"/>
-          </w:tcPr>
-          <w:p>
-            <w:pPr>
-              <w:spacing w:line="240" w:lineRule="auto"/>
-              <w:cnfStyle w:val="000000000000" w:firstRow="0" w:lastRow="0" w:firstColumn="0" w:lastColumn="0" w:oddVBand="0" w:evenVBand="0" w:oddHBand="0" w:evenHBand="0" w:firstRowFirstColumn="0" w:firstRowLastColumn="0" w:lastRowFirstColumn="0" w:lastRowLastColumn="0"/>
-            </w:pPr>
-            <w:r>
-              <w:t>Database, Skill, Student</w:t>
+              <w:t>Function</w:t>
+            </w:r>
+          </w:p>
+        </w:tc>
+        <w:tc>
+          <w:tcPr>
+            <w:tcW w:w="0" w:type="auto"/>
+          </w:tcPr>
+          <w:p>
+            <w:pPr>
+              <w:spacing w:line="240" w:lineRule="auto"/>
+              <w:cnfStyle w:val="000000000000" w:firstRow="0" w:lastRow="0" w:firstColumn="0" w:lastColumn="0" w:oddVBand="0" w:evenVBand="0" w:oddHBand="0" w:evenHBand="0" w:firstRowFirstColumn="0" w:firstRowLastColumn="0" w:lastRowFirstColumn="0" w:lastRowLastColumn="0"/>
+            </w:pPr>
+            <w:r>
+              <w:t>Tags a skill specified by the student submitter</w:t>
+            </w:r>
+          </w:p>
+        </w:tc>
+        <w:tc>
+          <w:tcPr>
+            <w:tcW w:w="0" w:type="auto"/>
+          </w:tcPr>
+          <w:p>
+            <w:pPr>
+              <w:spacing w:line="240" w:lineRule="auto"/>
+              <w:cnfStyle w:val="000000000000" w:firstRow="0" w:lastRow="0" w:firstColumn="0" w:lastColumn="0" w:oddVBand="0" w:evenVBand="0" w:oddHBand="0" w:evenHBand="0" w:firstRowFirstColumn="0" w:firstRowLastColumn="0" w:lastRowFirstColumn="0" w:lastRowLastColumn="0"/>
+            </w:pPr>
+            <w:r>
+              <w:t>3.5.</w:t>
+            </w:r>
+            <w:r>
+              <w:t>5.</w:t>
+            </w:r>
+            <w:r>
+              <w:t>1</w:t>
+            </w:r>
+          </w:p>
+        </w:tc>
+        <w:tc>
+          <w:tcPr>
+            <w:tcW w:w="0" w:type="auto"/>
+          </w:tcPr>
+          <w:p>
+            <w:pPr>
+              <w:spacing w:line="240" w:lineRule="auto"/>
+              <w:cnfStyle w:val="000000000000" w:firstRow="0" w:lastRow="0" w:firstColumn="0" w:lastColumn="0" w:oddVBand="0" w:evenVBand="0" w:oddHBand="0" w:evenHBand="0" w:firstRowFirstColumn="0" w:firstRowLastColumn="0" w:lastRowFirstColumn="0" w:lastRowLastColumn="0"/>
+            </w:pPr>
+            <w:r>
+              <w:t>Student, Database, Skill</w:t>
+            </w:r>
+          </w:p>
+        </w:tc>
+      </w:tr>
+    </w:tbl>
+    <w:p/>
+    <w:p>
+      <w:pPr>
+        <w:pStyle w:val="Alt1-Hd-1"/>
+        <w:spacing w:before="240"/>
+        <w:jc w:val="left"/>
+        <w:outlineLvl w:val="2"/>
+        <w:rPr>
+          <w:rFonts w:ascii="Arial" w:hAnsi="Arial" w:cs="Arial"/>
+          <w:sz w:val="24"/>
+          <w:szCs w:val="24"/>
+        </w:rPr>
+      </w:pPr>
+      <w:r>
+        <w:rPr>
+          <w:rFonts w:ascii="Arial" w:hAnsi="Arial" w:cs="Arial"/>
+          <w:sz w:val="24"/>
+          <w:szCs w:val="24"/>
+        </w:rPr>
+        <w:t>EI Table 1.7.</w:t>
+      </w:r>
+      <w:r>
+        <w:rPr>
+          <w:rFonts w:ascii="Arial" w:hAnsi="Arial" w:cs="Arial"/>
+          <w:sz w:val="24"/>
+          <w:szCs w:val="24"/>
+        </w:rPr>
+        <w:t>4</w:t>
+      </w:r>
+      <w:r>
+        <w:rPr>
+          <w:rFonts w:ascii="Arial" w:hAnsi="Arial" w:cs="Arial"/>
+          <w:sz w:val="24"/>
+          <w:szCs w:val="24"/>
+        </w:rPr>
+        <w:t xml:space="preserve"> – </w:t>
+      </w:r>
+      <w:r>
+        <w:rPr>
+          <w:rFonts w:ascii="Arial" w:hAnsi="Arial" w:cs="Arial"/>
+          <w:sz w:val="24"/>
+          <w:szCs w:val="24"/>
+        </w:rPr>
+        <w:t>Resume List</w:t>
+      </w:r>
+    </w:p>
+    <w:tbl>
+      <w:tblPr>
+        <w:tblStyle w:val="GridTable4"/>
+        <w:tblW w:w="0" w:type="auto"/>
+        <w:tblLook w:val="04A0" w:firstRow="1" w:lastRow="0" w:firstColumn="1" w:lastColumn="0" w:noHBand="0" w:noVBand="1"/>
+      </w:tblPr>
+      <w:tblGrid>
+        <w:gridCol w:w="1241"/>
+        <w:gridCol w:w="1750"/>
+        <w:gridCol w:w="1017"/>
+        <w:gridCol w:w="2326"/>
+        <w:gridCol w:w="750"/>
+        <w:gridCol w:w="2266"/>
+      </w:tblGrid>
+      <w:tr>
+        <w:trPr>
+          <w:cnfStyle w:val="100000000000" w:firstRow="1" w:lastRow="0" w:firstColumn="0" w:lastColumn="0" w:oddVBand="0" w:evenVBand="0" w:oddHBand="0" w:evenHBand="0" w:firstRowFirstColumn="0" w:firstRowLastColumn="0" w:lastRowFirstColumn="0" w:lastRowLastColumn="0"/>
+          <w:cantSplit/>
+          <w:trHeight w:val="2592"/>
+          <w:tblHeader/>
+        </w:trPr>
+        <w:tc>
+          <w:tcPr>
+            <w:cnfStyle w:val="001000000000" w:firstRow="0" w:lastRow="0" w:firstColumn="1" w:lastColumn="0" w:oddVBand="0" w:evenVBand="0" w:oddHBand="0" w:evenHBand="0" w:firstRowFirstColumn="0" w:firstRowLastColumn="0" w:lastRowFirstColumn="0" w:lastRowLastColumn="0"/>
+            <w:tcW w:w="0" w:type="auto"/>
+            <w:tcBorders>
+              <w:right w:val="single" w:sz="4" w:space="0" w:color="FFFFFF" w:themeColor="background1"/>
+            </w:tcBorders>
+            <w:textDirection w:val="tbRl"/>
+            <w:vAlign w:val="center"/>
+          </w:tcPr>
+          <w:p>
+            <w:pPr>
+              <w:spacing w:line="240" w:lineRule="auto"/>
+              <w:ind w:left="113" w:right="113"/>
+              <w:rPr>
+                <w:rFonts w:eastAsia="Times New Roman" w:cs="Arial"/>
+                <w:lang w:eastAsia="en-US"/>
+              </w:rPr>
+            </w:pPr>
+            <w:r>
+              <w:rPr>
+                <w:rFonts w:eastAsia="Times New Roman" w:cs="Arial"/>
+                <w:lang w:eastAsia="en-US"/>
+              </w:rPr>
+              <w:t>Subcomponent</w:t>
+            </w:r>
+          </w:p>
+        </w:tc>
+        <w:tc>
+          <w:tcPr>
+            <w:tcW w:w="0" w:type="auto"/>
+            <w:tcBorders>
+              <w:left w:val="single" w:sz="4" w:space="0" w:color="FFFFFF" w:themeColor="background1"/>
+              <w:right w:val="single" w:sz="4" w:space="0" w:color="FFFFFF" w:themeColor="background1"/>
+            </w:tcBorders>
+            <w:textDirection w:val="tbRl"/>
+            <w:vAlign w:val="center"/>
+          </w:tcPr>
+          <w:p>
+            <w:pPr>
+              <w:spacing w:line="240" w:lineRule="auto"/>
+              <w:ind w:left="113" w:right="113"/>
+              <w:cnfStyle w:val="100000000000" w:firstRow="1" w:lastRow="0" w:firstColumn="0" w:lastColumn="0" w:oddVBand="0" w:evenVBand="0" w:oddHBand="0" w:evenHBand="0" w:firstRowFirstColumn="0" w:firstRowLastColumn="0" w:lastRowFirstColumn="0" w:lastRowLastColumn="0"/>
+              <w:rPr>
+                <w:rFonts w:eastAsia="Times New Roman" w:cs="Arial"/>
+                <w:lang w:eastAsia="en-US"/>
+              </w:rPr>
+            </w:pPr>
+            <w:r>
+              <w:rPr>
+                <w:rFonts w:eastAsia="Times New Roman" w:cs="Arial"/>
+                <w:lang w:eastAsia="en-US"/>
+              </w:rPr>
+              <w:t>Entity Name</w:t>
+            </w:r>
+          </w:p>
+        </w:tc>
+        <w:tc>
+          <w:tcPr>
+            <w:tcW w:w="0" w:type="auto"/>
+            <w:tcBorders>
+              <w:left w:val="single" w:sz="4" w:space="0" w:color="FFFFFF" w:themeColor="background1"/>
+              <w:right w:val="single" w:sz="4" w:space="0" w:color="FFFFFF" w:themeColor="background1"/>
+            </w:tcBorders>
+            <w:textDirection w:val="tbRl"/>
+            <w:vAlign w:val="center"/>
+          </w:tcPr>
+          <w:p>
+            <w:pPr>
+              <w:spacing w:line="240" w:lineRule="auto"/>
+              <w:ind w:left="113" w:right="113"/>
+              <w:cnfStyle w:val="100000000000" w:firstRow="1" w:lastRow="0" w:firstColumn="0" w:lastColumn="0" w:oddVBand="0" w:evenVBand="0" w:oddHBand="0" w:evenHBand="0" w:firstRowFirstColumn="0" w:firstRowLastColumn="0" w:lastRowFirstColumn="0" w:lastRowLastColumn="0"/>
+              <w:rPr>
+                <w:rFonts w:eastAsia="Times New Roman" w:cs="Arial"/>
+                <w:lang w:eastAsia="en-US"/>
+              </w:rPr>
+            </w:pPr>
+            <w:r>
+              <w:rPr>
+                <w:rFonts w:eastAsia="Times New Roman" w:cs="Arial"/>
+                <w:lang w:eastAsia="en-US"/>
+              </w:rPr>
+              <w:t>Entity Type</w:t>
+            </w:r>
+          </w:p>
+        </w:tc>
+        <w:tc>
+          <w:tcPr>
+            <w:tcW w:w="0" w:type="auto"/>
+            <w:tcBorders>
+              <w:left w:val="single" w:sz="4" w:space="0" w:color="FFFFFF" w:themeColor="background1"/>
+              <w:right w:val="single" w:sz="4" w:space="0" w:color="FFFFFF" w:themeColor="background1"/>
+            </w:tcBorders>
+            <w:textDirection w:val="tbRl"/>
+            <w:vAlign w:val="center"/>
+          </w:tcPr>
+          <w:p>
+            <w:pPr>
+              <w:spacing w:line="240" w:lineRule="auto"/>
+              <w:ind w:left="113" w:right="113"/>
+              <w:cnfStyle w:val="100000000000" w:firstRow="1" w:lastRow="0" w:firstColumn="0" w:lastColumn="0" w:oddVBand="0" w:evenVBand="0" w:oddHBand="0" w:evenHBand="0" w:firstRowFirstColumn="0" w:firstRowLastColumn="0" w:lastRowFirstColumn="0" w:lastRowLastColumn="0"/>
+              <w:rPr>
+                <w:rFonts w:eastAsia="Times New Roman" w:cs="Arial"/>
+                <w:lang w:eastAsia="en-US"/>
+              </w:rPr>
+            </w:pPr>
+            <w:r>
+              <w:rPr>
+                <w:rFonts w:eastAsia="Times New Roman" w:cs="Arial"/>
+                <w:lang w:eastAsia="en-US"/>
+              </w:rPr>
+              <w:t>Description / Purpose</w:t>
+            </w:r>
+          </w:p>
+        </w:tc>
+        <w:tc>
+          <w:tcPr>
+            <w:tcW w:w="0" w:type="auto"/>
+            <w:tcBorders>
+              <w:left w:val="single" w:sz="4" w:space="0" w:color="FFFFFF" w:themeColor="background1"/>
+              <w:right w:val="single" w:sz="4" w:space="0" w:color="FFFFFF" w:themeColor="background1"/>
+            </w:tcBorders>
+            <w:textDirection w:val="tbRl"/>
+            <w:vAlign w:val="center"/>
+          </w:tcPr>
+          <w:p>
+            <w:pPr>
+              <w:spacing w:line="240" w:lineRule="auto"/>
+              <w:ind w:left="113" w:right="113"/>
+              <w:cnfStyle w:val="100000000000" w:firstRow="1" w:lastRow="0" w:firstColumn="0" w:lastColumn="0" w:oddVBand="0" w:evenVBand="0" w:oddHBand="0" w:evenHBand="0" w:firstRowFirstColumn="0" w:firstRowLastColumn="0" w:lastRowFirstColumn="0" w:lastRowLastColumn="0"/>
+              <w:rPr>
+                <w:rFonts w:eastAsia="Times New Roman" w:cs="Arial"/>
+                <w:lang w:eastAsia="en-US"/>
+              </w:rPr>
+            </w:pPr>
+            <w:r>
+              <w:rPr>
+                <w:rFonts w:eastAsia="Times New Roman" w:cs="Arial"/>
+                <w:lang w:eastAsia="en-US"/>
+              </w:rPr>
+              <w:t>Related Requirement(s)</w:t>
+            </w:r>
+          </w:p>
+        </w:tc>
+        <w:tc>
+          <w:tcPr>
+            <w:tcW w:w="0" w:type="auto"/>
+            <w:tcBorders>
+              <w:left w:val="single" w:sz="4" w:space="0" w:color="FFFFFF" w:themeColor="background1"/>
+            </w:tcBorders>
+            <w:textDirection w:val="tbRl"/>
+            <w:vAlign w:val="center"/>
+          </w:tcPr>
+          <w:p>
+            <w:pPr>
+              <w:spacing w:line="240" w:lineRule="auto"/>
+              <w:ind w:left="113" w:right="113"/>
+              <w:cnfStyle w:val="100000000000" w:firstRow="1" w:lastRow="0" w:firstColumn="0" w:lastColumn="0" w:oddVBand="0" w:evenVBand="0" w:oddHBand="0" w:evenHBand="0" w:firstRowFirstColumn="0" w:firstRowLastColumn="0" w:lastRowFirstColumn="0" w:lastRowLastColumn="0"/>
+              <w:rPr>
+                <w:rFonts w:eastAsia="Times New Roman" w:cs="Arial"/>
+                <w:lang w:eastAsia="en-US"/>
+              </w:rPr>
+            </w:pPr>
+            <w:r>
+              <w:rPr>
+                <w:rFonts w:eastAsia="Times New Roman" w:cs="Arial"/>
+                <w:lang w:eastAsia="en-US"/>
+              </w:rPr>
+              <w:t>Collaborators / Related Entities</w:t>
             </w:r>
           </w:p>
         </w:tc>
@@ -2542,7 +4973,7 @@
             <w:proofErr w:type="spellStart"/>
             <w:proofErr w:type="gramStart"/>
             <w:r>
-              <w:t>createSkill</w:t>
+              <w:t>listResumes</w:t>
             </w:r>
             <w:proofErr w:type="spellEnd"/>
             <w:r>
@@ -2578,50 +5009,294 @@
               <w:cnfStyle w:val="000000100000" w:firstRow="0" w:lastRow="0" w:firstColumn="0" w:lastColumn="0" w:oddVBand="0" w:evenVBand="0" w:oddHBand="1" w:evenHBand="0" w:firstRowFirstColumn="0" w:firstRowLastColumn="0" w:lastRowFirstColumn="0" w:lastRowLastColumn="0"/>
             </w:pPr>
             <w:r>
-              <w:t>Creates a new skill if it does not exist and tags the student user</w:t>
-            </w:r>
-          </w:p>
-        </w:tc>
-        <w:tc>
-          <w:tcPr>
-            <w:tcW w:w="0" w:type="auto"/>
-          </w:tcPr>
-          <w:p>
-            <w:pPr>
-              <w:spacing w:line="240" w:lineRule="auto"/>
-              <w:cnfStyle w:val="000000100000" w:firstRow="0" w:lastRow="0" w:firstColumn="0" w:lastColumn="0" w:oddVBand="0" w:evenVBand="0" w:oddHBand="1" w:evenHBand="0" w:firstRowFirstColumn="0" w:firstRowLastColumn="0" w:lastRowFirstColumn="0" w:lastRowLastColumn="0"/>
-            </w:pPr>
-          </w:p>
-        </w:tc>
-        <w:tc>
-          <w:tcPr>
-            <w:tcW w:w="0" w:type="auto"/>
-          </w:tcPr>
-          <w:p>
-            <w:pPr>
-              <w:spacing w:line="240" w:lineRule="auto"/>
-              <w:cnfStyle w:val="000000100000" w:firstRow="0" w:lastRow="0" w:firstColumn="0" w:lastColumn="0" w:oddVBand="0" w:evenVBand="0" w:oddHBand="1" w:evenHBand="0" w:firstRowFirstColumn="0" w:firstRowLastColumn="0" w:lastRowFirstColumn="0" w:lastRowLastColumn="0"/>
-            </w:pPr>
-            <w:r>
-              <w:t>Database, Skill, Student</w:t>
+              <w:t xml:space="preserve">Creates a viewable list of resumes based on filters such as </w:t>
+            </w:r>
+            <w:proofErr w:type="spellStart"/>
+            <w:r>
+              <w:t>SearchFilter</w:t>
+            </w:r>
+            <w:proofErr w:type="spellEnd"/>
+            <w:r>
+              <w:t xml:space="preserve"> or tagged Student</w:t>
+            </w:r>
+          </w:p>
+        </w:tc>
+        <w:tc>
+          <w:tcPr>
+            <w:tcW w:w="0" w:type="auto"/>
+          </w:tcPr>
+          <w:p>
+            <w:pPr>
+              <w:spacing w:line="240" w:lineRule="auto"/>
+              <w:cnfStyle w:val="000000100000" w:firstRow="0" w:lastRow="0" w:firstColumn="0" w:lastColumn="0" w:oddVBand="0" w:evenVBand="0" w:oddHBand="1" w:evenHBand="0" w:firstRowFirstColumn="0" w:firstRowLastColumn="0" w:lastRowFirstColumn="0" w:lastRowLastColumn="0"/>
+            </w:pPr>
+            <w:r>
+              <w:t>3.5.3</w:t>
+            </w:r>
+          </w:p>
+        </w:tc>
+        <w:tc>
+          <w:tcPr>
+            <w:tcW w:w="0" w:type="auto"/>
+          </w:tcPr>
+          <w:p>
+            <w:pPr>
+              <w:spacing w:line="240" w:lineRule="auto"/>
+              <w:cnfStyle w:val="000000100000" w:firstRow="0" w:lastRow="0" w:firstColumn="0" w:lastColumn="0" w:oddVBand="0" w:evenVBand="0" w:oddHBand="1" w:evenHBand="0" w:firstRowFirstColumn="0" w:firstRowLastColumn="0" w:lastRowFirstColumn="0" w:lastRowLastColumn="0"/>
+            </w:pPr>
+            <w:proofErr w:type="spellStart"/>
+            <w:r>
+              <w:t>SearchFilter</w:t>
+            </w:r>
+            <w:proofErr w:type="spellEnd"/>
+            <w:r>
+              <w:t xml:space="preserve">, Student, Resume Repository, </w:t>
+            </w:r>
+            <w:proofErr w:type="spellStart"/>
+            <w:proofErr w:type="gramStart"/>
+            <w:r>
+              <w:t>viewResume</w:t>
+            </w:r>
+            <w:proofErr w:type="spellEnd"/>
+            <w:r>
+              <w:t>(</w:t>
+            </w:r>
+            <w:proofErr w:type="gramEnd"/>
+            <w:r>
+              <w:t>)</w:t>
+            </w:r>
+          </w:p>
+        </w:tc>
+      </w:tr>
+      <w:tr>
+        <w:tc>
+          <w:tcPr>
+            <w:cnfStyle w:val="001000000000" w:firstRow="0" w:lastRow="0" w:firstColumn="1" w:lastColumn="0" w:oddVBand="0" w:evenVBand="0" w:oddHBand="0" w:evenHBand="0" w:firstRowFirstColumn="0" w:firstRowLastColumn="0" w:lastRowFirstColumn="0" w:lastRowLastColumn="0"/>
+            <w:tcW w:w="0" w:type="auto"/>
+          </w:tcPr>
+          <w:p>
+            <w:pPr>
+              <w:spacing w:line="240" w:lineRule="auto"/>
+            </w:pPr>
+            <w:r>
+              <w:lastRenderedPageBreak/>
+              <w:t>Resume Service</w:t>
+            </w:r>
+          </w:p>
+        </w:tc>
+        <w:tc>
+          <w:tcPr>
+            <w:tcW w:w="0" w:type="auto"/>
+          </w:tcPr>
+          <w:p>
+            <w:pPr>
+              <w:spacing w:line="240" w:lineRule="auto"/>
+              <w:cnfStyle w:val="000000000000" w:firstRow="0" w:lastRow="0" w:firstColumn="0" w:lastColumn="0" w:oddVBand="0" w:evenVBand="0" w:oddHBand="0" w:evenHBand="0" w:firstRowFirstColumn="0" w:firstRowLastColumn="0" w:lastRowFirstColumn="0" w:lastRowLastColumn="0"/>
+            </w:pPr>
+            <w:proofErr w:type="spellStart"/>
+            <w:proofErr w:type="gramStart"/>
+            <w:r>
+              <w:t>viewResume</w:t>
+            </w:r>
+            <w:proofErr w:type="spellEnd"/>
+            <w:r>
+              <w:t>(</w:t>
+            </w:r>
+            <w:proofErr w:type="gramEnd"/>
+            <w:r>
+              <w:t>)</w:t>
+            </w:r>
+          </w:p>
+        </w:tc>
+        <w:tc>
+          <w:tcPr>
+            <w:tcW w:w="0" w:type="auto"/>
+          </w:tcPr>
+          <w:p>
+            <w:pPr>
+              <w:spacing w:line="240" w:lineRule="auto"/>
+              <w:cnfStyle w:val="000000000000" w:firstRow="0" w:lastRow="0" w:firstColumn="0" w:lastColumn="0" w:oddVBand="0" w:evenVBand="0" w:oddHBand="0" w:evenHBand="0" w:firstRowFirstColumn="0" w:firstRowLastColumn="0" w:lastRowFirstColumn="0" w:lastRowLastColumn="0"/>
+            </w:pPr>
+            <w:r>
+              <w:t>Method</w:t>
+            </w:r>
+          </w:p>
+        </w:tc>
+        <w:tc>
+          <w:tcPr>
+            <w:tcW w:w="0" w:type="auto"/>
+          </w:tcPr>
+          <w:p>
+            <w:pPr>
+              <w:spacing w:line="240" w:lineRule="auto"/>
+              <w:cnfStyle w:val="000000000000" w:firstRow="0" w:lastRow="0" w:firstColumn="0" w:lastColumn="0" w:oddVBand="0" w:evenVBand="0" w:oddHBand="0" w:evenHBand="0" w:firstRowFirstColumn="0" w:firstRowLastColumn="0" w:lastRowFirstColumn="0" w:lastRowLastColumn="0"/>
+            </w:pPr>
+            <w:r>
+              <w:t>Builds a view form of a Resume object</w:t>
+            </w:r>
+          </w:p>
+        </w:tc>
+        <w:tc>
+          <w:tcPr>
+            <w:tcW w:w="0" w:type="auto"/>
+          </w:tcPr>
+          <w:p>
+            <w:pPr>
+              <w:spacing w:line="240" w:lineRule="auto"/>
+              <w:cnfStyle w:val="000000000000" w:firstRow="0" w:lastRow="0" w:firstColumn="0" w:lastColumn="0" w:oddVBand="0" w:evenVBand="0" w:oddHBand="0" w:evenHBand="0" w:firstRowFirstColumn="0" w:firstRowLastColumn="0" w:lastRowFirstColumn="0" w:lastRowLastColumn="0"/>
+            </w:pPr>
+            <w:r>
+              <w:t>3.5.</w:t>
+            </w:r>
+            <w:r>
+              <w:t>3</w:t>
+            </w:r>
+          </w:p>
+        </w:tc>
+        <w:tc>
+          <w:tcPr>
+            <w:tcW w:w="0" w:type="auto"/>
+          </w:tcPr>
+          <w:p>
+            <w:pPr>
+              <w:spacing w:line="240" w:lineRule="auto"/>
+              <w:cnfStyle w:val="000000000000" w:firstRow="0" w:lastRow="0" w:firstColumn="0" w:lastColumn="0" w:oddVBand="0" w:evenVBand="0" w:oddHBand="0" w:evenHBand="0" w:firstRowFirstColumn="0" w:firstRowLastColumn="0" w:lastRowFirstColumn="0" w:lastRowLastColumn="0"/>
+            </w:pPr>
+            <w:r>
+              <w:t>Resume, Database</w:t>
+            </w:r>
+          </w:p>
+        </w:tc>
+      </w:tr>
+      <w:tr>
+        <w:trPr>
+          <w:cnfStyle w:val="000000100000" w:firstRow="0" w:lastRow="0" w:firstColumn="0" w:lastColumn="0" w:oddVBand="0" w:evenVBand="0" w:oddHBand="1" w:evenHBand="0" w:firstRowFirstColumn="0" w:firstRowLastColumn="0" w:lastRowFirstColumn="0" w:lastRowLastColumn="0"/>
+        </w:trPr>
+        <w:tc>
+          <w:tcPr>
+            <w:cnfStyle w:val="001000000000" w:firstRow="0" w:lastRow="0" w:firstColumn="1" w:lastColumn="0" w:oddVBand="0" w:evenVBand="0" w:oddHBand="0" w:evenHBand="0" w:firstRowFirstColumn="0" w:firstRowLastColumn="0" w:lastRowFirstColumn="0" w:lastRowLastColumn="0"/>
+            <w:tcW w:w="0" w:type="auto"/>
+          </w:tcPr>
+          <w:p>
+            <w:pPr>
+              <w:spacing w:line="240" w:lineRule="auto"/>
+            </w:pPr>
+            <w:r>
+              <w:t>Resume Service</w:t>
+            </w:r>
+          </w:p>
+        </w:tc>
+        <w:tc>
+          <w:tcPr>
+            <w:tcW w:w="0" w:type="auto"/>
+          </w:tcPr>
+          <w:p>
+            <w:pPr>
+              <w:spacing w:line="240" w:lineRule="auto"/>
+              <w:cnfStyle w:val="000000100000" w:firstRow="0" w:lastRow="0" w:firstColumn="0" w:lastColumn="0" w:oddVBand="0" w:evenVBand="0" w:oddHBand="1" w:evenHBand="0" w:firstRowFirstColumn="0" w:firstRowLastColumn="0" w:lastRowFirstColumn="0" w:lastRowLastColumn="0"/>
+            </w:pPr>
+            <w:proofErr w:type="spellStart"/>
+            <w:proofErr w:type="gramStart"/>
+            <w:r>
+              <w:t>listSkills</w:t>
+            </w:r>
+            <w:proofErr w:type="spellEnd"/>
+            <w:r>
+              <w:t>(</w:t>
+            </w:r>
+            <w:proofErr w:type="gramEnd"/>
+            <w:r>
+              <w:t>)</w:t>
+            </w:r>
+          </w:p>
+        </w:tc>
+        <w:tc>
+          <w:tcPr>
+            <w:tcW w:w="0" w:type="auto"/>
+          </w:tcPr>
+          <w:p>
+            <w:pPr>
+              <w:spacing w:line="240" w:lineRule="auto"/>
+              <w:cnfStyle w:val="000000100000" w:firstRow="0" w:lastRow="0" w:firstColumn="0" w:lastColumn="0" w:oddVBand="0" w:evenVBand="0" w:oddHBand="1" w:evenHBand="0" w:firstRowFirstColumn="0" w:firstRowLastColumn="0" w:lastRowFirstColumn="0" w:lastRowLastColumn="0"/>
+            </w:pPr>
+            <w:r>
+              <w:t>Method</w:t>
+            </w:r>
+          </w:p>
+        </w:tc>
+        <w:tc>
+          <w:tcPr>
+            <w:tcW w:w="0" w:type="auto"/>
+          </w:tcPr>
+          <w:p>
+            <w:pPr>
+              <w:spacing w:line="240" w:lineRule="auto"/>
+              <w:cnfStyle w:val="000000100000" w:firstRow="0" w:lastRow="0" w:firstColumn="0" w:lastColumn="0" w:oddVBand="0" w:evenVBand="0" w:oddHBand="1" w:evenHBand="0" w:firstRowFirstColumn="0" w:firstRowLastColumn="0" w:lastRowFirstColumn="0" w:lastRowLastColumn="0"/>
+            </w:pPr>
+            <w:r>
+              <w:t>Creates a list of skills tagged to a student and resume</w:t>
+            </w:r>
+          </w:p>
+        </w:tc>
+        <w:tc>
+          <w:tcPr>
+            <w:tcW w:w="0" w:type="auto"/>
+          </w:tcPr>
+          <w:p>
+            <w:pPr>
+              <w:spacing w:line="240" w:lineRule="auto"/>
+              <w:cnfStyle w:val="000000100000" w:firstRow="0" w:lastRow="0" w:firstColumn="0" w:lastColumn="0" w:oddVBand="0" w:evenVBand="0" w:oddHBand="1" w:evenHBand="0" w:firstRowFirstColumn="0" w:firstRowLastColumn="0" w:lastRowFirstColumn="0" w:lastRowLastColumn="0"/>
+            </w:pPr>
+            <w:r>
+              <w:t>3.5.3</w:t>
+            </w:r>
+          </w:p>
+        </w:tc>
+        <w:tc>
+          <w:tcPr>
+            <w:tcW w:w="0" w:type="auto"/>
+          </w:tcPr>
+          <w:p>
+            <w:pPr>
+              <w:spacing w:line="240" w:lineRule="auto"/>
+              <w:cnfStyle w:val="000000100000" w:firstRow="0" w:lastRow="0" w:firstColumn="0" w:lastColumn="0" w:oddVBand="0" w:evenVBand="0" w:oddHBand="1" w:evenHBand="0" w:firstRowFirstColumn="0" w:firstRowLastColumn="0" w:lastRowFirstColumn="0" w:lastRowLastColumn="0"/>
+            </w:pPr>
+            <w:proofErr w:type="spellStart"/>
+            <w:proofErr w:type="gramStart"/>
+            <w:r>
+              <w:t>viewResume</w:t>
+            </w:r>
+            <w:proofErr w:type="spellEnd"/>
+            <w:r>
+              <w:t>(</w:t>
+            </w:r>
+            <w:proofErr w:type="gramEnd"/>
+            <w:r>
+              <w:t>), Skill, Database, Student, Resume</w:t>
             </w:r>
           </w:p>
         </w:tc>
       </w:tr>
     </w:tbl>
-    <w:p/>
     <w:p/>
     <w:p>
       <w:pPr>
         <w:pStyle w:val="Alt1-Hd-1"/>
+        <w:spacing w:before="240"/>
         <w:jc w:val="left"/>
+        <w:outlineLvl w:val="2"/>
         <w:rPr>
-          <w:color w:val="E97132" w:themeColor="accent2"/>
+          <w:rFonts w:ascii="Arial" w:hAnsi="Arial" w:cs="Arial"/>
           <w:sz w:val="24"/>
+          <w:szCs w:val="24"/>
         </w:rPr>
       </w:pPr>
       <w:r>
-        <w:lastRenderedPageBreak/>
+        <w:rPr>
+          <w:rFonts w:ascii="Arial" w:hAnsi="Arial" w:cs="Arial"/>
+          <w:sz w:val="24"/>
+          <w:szCs w:val="24"/>
+        </w:rPr>
         <w:t>EI Table 1.7.5 – Validation Prompt</w:t>
       </w:r>
     </w:p>
@@ -2632,12 +5307,12 @@
         <w:tblLook w:val="04A0" w:firstRow="1" w:lastRow="0" w:firstColumn="1" w:lastColumn="0" w:noHBand="0" w:noVBand="1"/>
       </w:tblPr>
       <w:tblGrid>
-        <w:gridCol w:w="1196"/>
-        <w:gridCol w:w="2403"/>
-        <w:gridCol w:w="1017"/>
-        <w:gridCol w:w="1849"/>
-        <w:gridCol w:w="737"/>
-        <w:gridCol w:w="2148"/>
+        <w:gridCol w:w="1150"/>
+        <w:gridCol w:w="2231"/>
+        <w:gridCol w:w="1098"/>
+        <w:gridCol w:w="1580"/>
+        <w:gridCol w:w="1018"/>
+        <w:gridCol w:w="2273"/>
       </w:tblGrid>
       <w:tr>
         <w:trPr>
@@ -2831,10 +5506,6 @@
           <w:p>
             <w:pPr>
               <w:spacing w:line="240" w:lineRule="auto"/>
-              <w:rPr>
-                <w:rFonts w:eastAsia="Times New Roman" w:cs="Arial"/>
-                <w:lang w:eastAsia="en-US"/>
-              </w:rPr>
             </w:pPr>
             <w:r>
               <w:t>Resume Service</w:t>
@@ -2849,15 +5520,11 @@
             <w:pPr>
               <w:spacing w:line="240" w:lineRule="auto"/>
               <w:cnfStyle w:val="000000100000" w:firstRow="0" w:lastRow="0" w:firstColumn="0" w:lastColumn="0" w:oddVBand="0" w:evenVBand="0" w:oddHBand="1" w:evenHBand="0" w:firstRowFirstColumn="0" w:firstRowLastColumn="0" w:lastRowFirstColumn="0" w:lastRowLastColumn="0"/>
-              <w:rPr>
-                <w:rFonts w:eastAsia="Times New Roman" w:cs="Arial"/>
-                <w:lang w:eastAsia="en-US"/>
-              </w:rPr>
             </w:pPr>
             <w:proofErr w:type="spellStart"/>
             <w:proofErr w:type="gramStart"/>
             <w:r>
-              <w:t>invalidPrompt</w:t>
+              <w:t>checkResume</w:t>
             </w:r>
             <w:proofErr w:type="spellEnd"/>
             <w:r>
@@ -2877,10 +5544,6 @@
             <w:pPr>
               <w:spacing w:line="240" w:lineRule="auto"/>
               <w:cnfStyle w:val="000000100000" w:firstRow="0" w:lastRow="0" w:firstColumn="0" w:lastColumn="0" w:oddVBand="0" w:evenVBand="0" w:oddHBand="1" w:evenHBand="0" w:firstRowFirstColumn="0" w:firstRowLastColumn="0" w:lastRowFirstColumn="0" w:lastRowLastColumn="0"/>
-              <w:rPr>
-                <w:rFonts w:eastAsia="Times New Roman" w:cs="Arial"/>
-                <w:lang w:eastAsia="en-US"/>
-              </w:rPr>
             </w:pPr>
             <w:r>
               <w:t>Method</w:t>
@@ -2895,59 +5558,51 @@
             <w:pPr>
               <w:spacing w:line="240" w:lineRule="auto"/>
               <w:cnfStyle w:val="000000100000" w:firstRow="0" w:lastRow="0" w:firstColumn="0" w:lastColumn="0" w:oddVBand="0" w:evenVBand="0" w:oddHBand="1" w:evenHBand="0" w:firstRowFirstColumn="0" w:firstRowLastColumn="0" w:lastRowFirstColumn="0" w:lastRowLastColumn="0"/>
-              <w:rPr>
-                <w:rFonts w:eastAsia="Times New Roman" w:cs="Arial"/>
-                <w:lang w:eastAsia="en-US"/>
-              </w:rPr>
-            </w:pPr>
-            <w:r>
-              <w:t>Pushes a message to the user screen when a field input is invalid after attempted submission</w:t>
-            </w:r>
-          </w:p>
-        </w:tc>
-        <w:tc>
-          <w:tcPr>
-            <w:tcW w:w="0" w:type="auto"/>
-          </w:tcPr>
-          <w:p>
-            <w:pPr>
-              <w:spacing w:line="240" w:lineRule="auto"/>
-              <w:cnfStyle w:val="000000100000" w:firstRow="0" w:lastRow="0" w:firstColumn="0" w:lastColumn="0" w:oddVBand="0" w:evenVBand="0" w:oddHBand="1" w:evenHBand="0" w:firstRowFirstColumn="0" w:firstRowLastColumn="0" w:lastRowFirstColumn="0" w:lastRowLastColumn="0"/>
-              <w:rPr>
-                <w:rFonts w:eastAsia="Times New Roman" w:cs="Times New Roman"/>
-                <w:lang w:eastAsia="en-US"/>
-              </w:rPr>
-            </w:pPr>
-            <w:r>
-              <w:t>3.5.x</w:t>
-            </w:r>
-          </w:p>
-        </w:tc>
-        <w:tc>
-          <w:tcPr>
-            <w:tcW w:w="0" w:type="auto"/>
-          </w:tcPr>
-          <w:p>
-            <w:pPr>
-              <w:spacing w:line="240" w:lineRule="auto"/>
-              <w:cnfStyle w:val="000000100000" w:firstRow="0" w:lastRow="0" w:firstColumn="0" w:lastColumn="0" w:oddVBand="0" w:evenVBand="0" w:oddHBand="1" w:evenHBand="0" w:firstRowFirstColumn="0" w:firstRowLastColumn="0" w:lastRowFirstColumn="0" w:lastRowLastColumn="0"/>
-              <w:rPr>
-                <w:rFonts w:eastAsia="Times New Roman" w:cs="Times New Roman"/>
-                <w:lang w:eastAsia="en-US"/>
-              </w:rPr>
-            </w:pPr>
-            <w:proofErr w:type="spellStart"/>
+            </w:pPr>
+            <w:r>
+              <w:t xml:space="preserve">Validation </w:t>
+            </w:r>
             <w:proofErr w:type="gramStart"/>
             <w:r>
-              <w:t>validateResume</w:t>
-            </w:r>
-            <w:proofErr w:type="spellEnd"/>
-            <w:r>
-              <w:t>(</w:t>
+              <w:t>check</w:t>
             </w:r>
             <w:proofErr w:type="gramEnd"/>
             <w:r>
-              <w:t>)</w:t>
+              <w:t xml:space="preserve"> for Resume submission</w:t>
+            </w:r>
+          </w:p>
+        </w:tc>
+        <w:tc>
+          <w:tcPr>
+            <w:tcW w:w="0" w:type="auto"/>
+          </w:tcPr>
+          <w:p>
+            <w:pPr>
+              <w:spacing w:line="240" w:lineRule="auto"/>
+              <w:cnfStyle w:val="000000100000" w:firstRow="0" w:lastRow="0" w:firstColumn="0" w:lastColumn="0" w:oddVBand="0" w:evenVBand="0" w:oddHBand="1" w:evenHBand="0" w:firstRowFirstColumn="0" w:firstRowLastColumn="0" w:lastRowFirstColumn="0" w:lastRowLastColumn="0"/>
+            </w:pPr>
+            <w:r>
+              <w:t xml:space="preserve">3.5.5.2, </w:t>
+            </w:r>
+            <w:r>
+              <w:t>3.5.5.3</w:t>
+            </w:r>
+          </w:p>
+        </w:tc>
+        <w:tc>
+          <w:tcPr>
+            <w:tcW w:w="0" w:type="auto"/>
+          </w:tcPr>
+          <w:p>
+            <w:pPr>
+              <w:spacing w:line="240" w:lineRule="auto"/>
+              <w:cnfStyle w:val="000000100000" w:firstRow="0" w:lastRow="0" w:firstColumn="0" w:lastColumn="0" w:oddVBand="0" w:evenVBand="0" w:oddHBand="1" w:evenHBand="0" w:firstRowFirstColumn="0" w:firstRowLastColumn="0" w:lastRowFirstColumn="0" w:lastRowLastColumn="0"/>
+            </w:pPr>
+            <w:r>
+              <w:t>Submission Handler</w:t>
+            </w:r>
+            <w:r>
+              <w:t>, Mandatory Fields</w:t>
             </w:r>
           </w:p>
         </w:tc>
@@ -2985,125 +5640,104 @@
               </w:rPr>
             </w:pPr>
             <w:proofErr w:type="spellStart"/>
+            <w:r>
+              <w:t>ResumeError</w:t>
+            </w:r>
+            <w:proofErr w:type="spellEnd"/>
+          </w:p>
+        </w:tc>
+        <w:tc>
+          <w:tcPr>
+            <w:tcW w:w="0" w:type="auto"/>
+          </w:tcPr>
+          <w:p>
+            <w:pPr>
+              <w:spacing w:line="240" w:lineRule="auto"/>
+              <w:cnfStyle w:val="000000000000" w:firstRow="0" w:lastRow="0" w:firstColumn="0" w:lastColumn="0" w:oddVBand="0" w:evenVBand="0" w:oddHBand="0" w:evenHBand="0" w:firstRowFirstColumn="0" w:firstRowLastColumn="0" w:lastRowFirstColumn="0" w:lastRowLastColumn="0"/>
+              <w:rPr>
+                <w:rFonts w:eastAsia="Times New Roman" w:cs="Arial"/>
+                <w:lang w:eastAsia="en-US"/>
+              </w:rPr>
+            </w:pPr>
+            <w:r>
+              <w:t>Class</w:t>
+            </w:r>
+          </w:p>
+        </w:tc>
+        <w:tc>
+          <w:tcPr>
+            <w:tcW w:w="0" w:type="auto"/>
+          </w:tcPr>
+          <w:p>
+            <w:pPr>
+              <w:spacing w:line="240" w:lineRule="auto"/>
+              <w:cnfStyle w:val="000000000000" w:firstRow="0" w:lastRow="0" w:firstColumn="0" w:lastColumn="0" w:oddVBand="0" w:evenVBand="0" w:oddHBand="0" w:evenHBand="0" w:firstRowFirstColumn="0" w:firstRowLastColumn="0" w:lastRowFirstColumn="0" w:lastRowLastColumn="0"/>
+              <w:rPr>
+                <w:rFonts w:eastAsia="Times New Roman" w:cs="Arial"/>
+                <w:lang w:eastAsia="en-US"/>
+              </w:rPr>
+            </w:pPr>
+            <w:r>
+              <w:t>Represents an alert for an invalid resume object submission</w:t>
+            </w:r>
+          </w:p>
+        </w:tc>
+        <w:tc>
+          <w:tcPr>
+            <w:tcW w:w="0" w:type="auto"/>
+          </w:tcPr>
+          <w:p>
+            <w:pPr>
+              <w:spacing w:line="240" w:lineRule="auto"/>
+              <w:cnfStyle w:val="000000000000" w:firstRow="0" w:lastRow="0" w:firstColumn="0" w:lastColumn="0" w:oddVBand="0" w:evenVBand="0" w:oddHBand="0" w:evenHBand="0" w:firstRowFirstColumn="0" w:firstRowLastColumn="0" w:lastRowFirstColumn="0" w:lastRowLastColumn="0"/>
+              <w:rPr>
+                <w:rFonts w:eastAsia="Times New Roman" w:cs="Times New Roman"/>
+                <w:lang w:eastAsia="en-US"/>
+              </w:rPr>
+            </w:pPr>
+            <w:r>
+              <w:t>3.5.</w:t>
+            </w:r>
+            <w:r>
+              <w:t>5.3</w:t>
+            </w:r>
+          </w:p>
+        </w:tc>
+        <w:tc>
+          <w:tcPr>
+            <w:tcW w:w="0" w:type="auto"/>
+          </w:tcPr>
+          <w:p>
+            <w:pPr>
+              <w:spacing w:line="240" w:lineRule="auto"/>
+              <w:cnfStyle w:val="000000000000" w:firstRow="0" w:lastRow="0" w:firstColumn="0" w:lastColumn="0" w:oddVBand="0" w:evenVBand="0" w:oddHBand="0" w:evenHBand="0" w:firstRowFirstColumn="0" w:firstRowLastColumn="0" w:lastRowFirstColumn="0" w:lastRowLastColumn="0"/>
+              <w:rPr>
+                <w:rFonts w:eastAsia="Times New Roman" w:cs="Times New Roman"/>
+                <w:lang w:eastAsia="en-US"/>
+              </w:rPr>
+            </w:pPr>
+            <w:proofErr w:type="spellStart"/>
             <w:proofErr w:type="gramStart"/>
             <w:r>
-              <w:t>alertFullNameError</w:t>
-            </w:r>
-            <w:proofErr w:type="spellEnd"/>
-            <w:r>
+              <w:rPr>
+                <w:rFonts w:cs="Times New Roman"/>
+              </w:rPr>
+              <w:t>checkResume</w:t>
+            </w:r>
+            <w:proofErr w:type="spellEnd"/>
+            <w:r>
+              <w:rPr>
+                <w:rFonts w:cs="Times New Roman"/>
+              </w:rPr>
               <w:t>(</w:t>
             </w:r>
             <w:proofErr w:type="gramEnd"/>
             <w:r>
+              <w:rPr>
+                <w:rFonts w:cs="Times New Roman"/>
+              </w:rPr>
               <w:t>)</w:t>
             </w:r>
-          </w:p>
-        </w:tc>
-        <w:tc>
-          <w:tcPr>
-            <w:tcW w:w="0" w:type="auto"/>
-          </w:tcPr>
-          <w:p>
-            <w:pPr>
-              <w:spacing w:line="240" w:lineRule="auto"/>
-              <w:cnfStyle w:val="000000000000" w:firstRow="0" w:lastRow="0" w:firstColumn="0" w:lastColumn="0" w:oddVBand="0" w:evenVBand="0" w:oddHBand="0" w:evenHBand="0" w:firstRowFirstColumn="0" w:firstRowLastColumn="0" w:lastRowFirstColumn="0" w:lastRowLastColumn="0"/>
-              <w:rPr>
-                <w:rFonts w:eastAsia="Times New Roman" w:cs="Arial"/>
-                <w:lang w:eastAsia="en-US"/>
-              </w:rPr>
-            </w:pPr>
-            <w:r>
-              <w:t>Method</w:t>
-            </w:r>
-          </w:p>
-        </w:tc>
-        <w:tc>
-          <w:tcPr>
-            <w:tcW w:w="0" w:type="auto"/>
-          </w:tcPr>
-          <w:p>
-            <w:pPr>
-              <w:spacing w:line="240" w:lineRule="auto"/>
-              <w:cnfStyle w:val="000000000000" w:firstRow="0" w:lastRow="0" w:firstColumn="0" w:lastColumn="0" w:oddVBand="0" w:evenVBand="0" w:oddHBand="0" w:evenHBand="0" w:firstRowFirstColumn="0" w:firstRowLastColumn="0" w:lastRowFirstColumn="0" w:lastRowLastColumn="0"/>
-              <w:rPr>
-                <w:rFonts w:eastAsia="Times New Roman" w:cs="Arial"/>
-                <w:lang w:eastAsia="en-US"/>
-              </w:rPr>
-            </w:pPr>
-            <w:r>
-              <w:t xml:space="preserve">Changes </w:t>
-            </w:r>
-            <w:proofErr w:type="spellStart"/>
-            <w:r>
-              <w:t>Full_Name</w:t>
-            </w:r>
-            <w:proofErr w:type="spellEnd"/>
-            <w:r>
-              <w:t xml:space="preserve"> Field identity if invalid to alert user</w:t>
-            </w:r>
-          </w:p>
-        </w:tc>
-        <w:tc>
-          <w:tcPr>
-            <w:tcW w:w="0" w:type="auto"/>
-          </w:tcPr>
-          <w:p>
-            <w:pPr>
-              <w:spacing w:line="240" w:lineRule="auto"/>
-              <w:cnfStyle w:val="000000000000" w:firstRow="0" w:lastRow="0" w:firstColumn="0" w:lastColumn="0" w:oddVBand="0" w:evenVBand="0" w:oddHBand="0" w:evenHBand="0" w:firstRowFirstColumn="0" w:firstRowLastColumn="0" w:lastRowFirstColumn="0" w:lastRowLastColumn="0"/>
-              <w:rPr>
-                <w:rFonts w:eastAsia="Times New Roman" w:cs="Times New Roman"/>
-                <w:lang w:eastAsia="en-US"/>
-              </w:rPr>
-            </w:pPr>
-            <w:r>
-              <w:t>3.5.x</w:t>
-            </w:r>
-          </w:p>
-        </w:tc>
-        <w:tc>
-          <w:tcPr>
-            <w:tcW w:w="0" w:type="auto"/>
-          </w:tcPr>
-          <w:p>
-            <w:pPr>
-              <w:spacing w:line="240" w:lineRule="auto"/>
-              <w:cnfStyle w:val="000000000000" w:firstRow="0" w:lastRow="0" w:firstColumn="0" w:lastColumn="0" w:oddVBand="0" w:evenVBand="0" w:oddHBand="0" w:evenHBand="0" w:firstRowFirstColumn="0" w:firstRowLastColumn="0" w:lastRowFirstColumn="0" w:lastRowLastColumn="0"/>
-              <w:rPr>
-                <w:rFonts w:eastAsia="Times New Roman" w:cs="Times New Roman"/>
-                <w:lang w:eastAsia="en-US"/>
-              </w:rPr>
-            </w:pPr>
-            <w:proofErr w:type="spellStart"/>
-            <w:proofErr w:type="gramStart"/>
-            <w:r>
-              <w:rPr>
-                <w:rFonts w:cs="Times New Roman"/>
-              </w:rPr>
-              <w:t>invalidPrompt</w:t>
-            </w:r>
-            <w:proofErr w:type="spellEnd"/>
-            <w:r>
-              <w:rPr>
-                <w:rFonts w:cs="Times New Roman"/>
-              </w:rPr>
-              <w:t>(</w:t>
-            </w:r>
-            <w:proofErr w:type="gramEnd"/>
-            <w:r>
-              <w:rPr>
-                <w:rFonts w:cs="Times New Roman"/>
-              </w:rPr>
-              <w:t xml:space="preserve">), </w:t>
-            </w:r>
-            <w:proofErr w:type="spellStart"/>
-            <w:r>
-              <w:rPr>
-                <w:rFonts w:cs="Times New Roman"/>
-              </w:rPr>
-              <w:t>Full_Name</w:t>
-            </w:r>
-            <w:proofErr w:type="spellEnd"/>
           </w:p>
         </w:tc>
       </w:tr>
@@ -3119,10 +5753,6 @@
           <w:p>
             <w:pPr>
               <w:spacing w:line="240" w:lineRule="auto"/>
-              <w:rPr>
-                <w:rFonts w:eastAsia="Times New Roman" w:cs="Arial"/>
-                <w:lang w:eastAsia="en-US"/>
-              </w:rPr>
             </w:pPr>
             <w:r>
               <w:t>Resume Service</w:t>
@@ -3137,15 +5767,88 @@
             <w:pPr>
               <w:spacing w:line="240" w:lineRule="auto"/>
               <w:cnfStyle w:val="000000100000" w:firstRow="0" w:lastRow="0" w:firstColumn="0" w:lastColumn="0" w:oddVBand="0" w:evenVBand="0" w:oddHBand="1" w:evenHBand="0" w:firstRowFirstColumn="0" w:firstRowLastColumn="0" w:lastRowFirstColumn="0" w:lastRowLastColumn="0"/>
-              <w:rPr>
-                <w:rFonts w:eastAsia="Times New Roman" w:cs="Arial"/>
-                <w:lang w:eastAsia="en-US"/>
-              </w:rPr>
-            </w:pPr>
+            </w:pPr>
+            <w:proofErr w:type="spellStart"/>
+            <w:r>
+              <w:t>Error_ContactInfo</w:t>
+            </w:r>
+            <w:proofErr w:type="spellEnd"/>
+          </w:p>
+        </w:tc>
+        <w:tc>
+          <w:tcPr>
+            <w:tcW w:w="0" w:type="auto"/>
+          </w:tcPr>
+          <w:p>
+            <w:pPr>
+              <w:spacing w:line="240" w:lineRule="auto"/>
+              <w:cnfStyle w:val="000000100000" w:firstRow="0" w:lastRow="0" w:firstColumn="0" w:lastColumn="0" w:oddVBand="0" w:evenVBand="0" w:oddHBand="1" w:evenHBand="0" w:firstRowFirstColumn="0" w:firstRowLastColumn="0" w:lastRowFirstColumn="0" w:lastRowLastColumn="0"/>
+            </w:pPr>
+            <w:r>
+              <w:t>Member variable</w:t>
+            </w:r>
+          </w:p>
+        </w:tc>
+        <w:tc>
+          <w:tcPr>
+            <w:tcW w:w="0" w:type="auto"/>
+          </w:tcPr>
+          <w:p>
+            <w:pPr>
+              <w:spacing w:line="240" w:lineRule="auto"/>
+              <w:cnfStyle w:val="000000100000" w:firstRow="0" w:lastRow="0" w:firstColumn="0" w:lastColumn="0" w:oddVBand="0" w:evenVBand="0" w:oddHBand="1" w:evenHBand="0" w:firstRowFirstColumn="0" w:firstRowLastColumn="0" w:lastRowFirstColumn="0" w:lastRowLastColumn="0"/>
+            </w:pPr>
+            <w:r>
+              <w:t xml:space="preserve">Represents an </w:t>
+            </w:r>
+            <w:r>
+              <w:t>error message for invalid contact information</w:t>
+            </w:r>
+          </w:p>
+        </w:tc>
+        <w:tc>
+          <w:tcPr>
+            <w:tcW w:w="0" w:type="auto"/>
+          </w:tcPr>
+          <w:p>
+            <w:pPr>
+              <w:spacing w:line="240" w:lineRule="auto"/>
+              <w:cnfStyle w:val="000000100000" w:firstRow="0" w:lastRow="0" w:firstColumn="0" w:lastColumn="0" w:oddVBand="0" w:evenVBand="0" w:oddHBand="1" w:evenHBand="0" w:firstRowFirstColumn="0" w:firstRowLastColumn="0" w:lastRowFirstColumn="0" w:lastRowLastColumn="0"/>
+            </w:pPr>
+            <w:r>
+              <w:t>3.5.5.3</w:t>
+            </w:r>
+          </w:p>
+        </w:tc>
+        <w:tc>
+          <w:tcPr>
+            <w:tcW w:w="0" w:type="auto"/>
+          </w:tcPr>
+          <w:p>
+            <w:pPr>
+              <w:spacing w:line="240" w:lineRule="auto"/>
+              <w:cnfStyle w:val="000000100000" w:firstRow="0" w:lastRow="0" w:firstColumn="0" w:lastColumn="0" w:oddVBand="0" w:evenVBand="0" w:oddHBand="1" w:evenHBand="0" w:firstRowFirstColumn="0" w:firstRowLastColumn="0" w:lastRowFirstColumn="0" w:lastRowLastColumn="0"/>
+            </w:pPr>
+            <w:proofErr w:type="spellStart"/>
+            <w:r>
+              <w:t>ResumeError</w:t>
+            </w:r>
+            <w:proofErr w:type="spellEnd"/>
+            <w:r>
+              <w:t xml:space="preserve">, </w:t>
+            </w:r>
+            <w:proofErr w:type="spellStart"/>
+            <w:r>
+              <w:t>Contact_Info</w:t>
+            </w:r>
+            <w:proofErr w:type="spellEnd"/>
+            <w:r>
+              <w:t xml:space="preserve">, </w:t>
+            </w:r>
             <w:proofErr w:type="spellStart"/>
             <w:proofErr w:type="gramStart"/>
             <w:r>
-              <w:t>alertEmailError</w:t>
+              <w:t>checkContactInfo</w:t>
             </w:r>
             <w:proofErr w:type="spellEnd"/>
             <w:r>
@@ -3154,85 +5857,6 @@
             <w:proofErr w:type="gramEnd"/>
             <w:r>
               <w:t>)</w:t>
-            </w:r>
-          </w:p>
-        </w:tc>
-        <w:tc>
-          <w:tcPr>
-            <w:tcW w:w="0" w:type="auto"/>
-          </w:tcPr>
-          <w:p>
-            <w:pPr>
-              <w:spacing w:line="240" w:lineRule="auto"/>
-              <w:cnfStyle w:val="000000100000" w:firstRow="0" w:lastRow="0" w:firstColumn="0" w:lastColumn="0" w:oddVBand="0" w:evenVBand="0" w:oddHBand="1" w:evenHBand="0" w:firstRowFirstColumn="0" w:firstRowLastColumn="0" w:lastRowFirstColumn="0" w:lastRowLastColumn="0"/>
-              <w:rPr>
-                <w:rFonts w:eastAsia="Times New Roman" w:cs="Arial"/>
-                <w:lang w:eastAsia="en-US"/>
-              </w:rPr>
-            </w:pPr>
-            <w:r>
-              <w:t>Method</w:t>
-            </w:r>
-          </w:p>
-        </w:tc>
-        <w:tc>
-          <w:tcPr>
-            <w:tcW w:w="0" w:type="auto"/>
-          </w:tcPr>
-          <w:p>
-            <w:pPr>
-              <w:spacing w:line="240" w:lineRule="auto"/>
-              <w:cnfStyle w:val="000000100000" w:firstRow="0" w:lastRow="0" w:firstColumn="0" w:lastColumn="0" w:oddVBand="0" w:evenVBand="0" w:oddHBand="1" w:evenHBand="0" w:firstRowFirstColumn="0" w:firstRowLastColumn="0" w:lastRowFirstColumn="0" w:lastRowLastColumn="0"/>
-              <w:rPr>
-                <w:rFonts w:eastAsia="Times New Roman" w:cs="Arial"/>
-                <w:lang w:eastAsia="en-US"/>
-              </w:rPr>
-            </w:pPr>
-            <w:r>
-              <w:t>Changes Email Field identity if invalid to alert user</w:t>
-            </w:r>
-          </w:p>
-        </w:tc>
-        <w:tc>
-          <w:tcPr>
-            <w:tcW w:w="0" w:type="auto"/>
-          </w:tcPr>
-          <w:p>
-            <w:pPr>
-              <w:spacing w:line="240" w:lineRule="auto"/>
-              <w:cnfStyle w:val="000000100000" w:firstRow="0" w:lastRow="0" w:firstColumn="0" w:lastColumn="0" w:oddVBand="0" w:evenVBand="0" w:oddHBand="1" w:evenHBand="0" w:firstRowFirstColumn="0" w:firstRowLastColumn="0" w:lastRowFirstColumn="0" w:lastRowLastColumn="0"/>
-              <w:rPr>
-                <w:rFonts w:eastAsia="Times New Roman" w:cs="Times New Roman"/>
-                <w:lang w:eastAsia="en-US"/>
-              </w:rPr>
-            </w:pPr>
-          </w:p>
-        </w:tc>
-        <w:tc>
-          <w:tcPr>
-            <w:tcW w:w="0" w:type="auto"/>
-          </w:tcPr>
-          <w:p>
-            <w:pPr>
-              <w:spacing w:line="240" w:lineRule="auto"/>
-              <w:cnfStyle w:val="000000100000" w:firstRow="0" w:lastRow="0" w:firstColumn="0" w:lastColumn="0" w:oddVBand="0" w:evenVBand="0" w:oddHBand="1" w:evenHBand="0" w:firstRowFirstColumn="0" w:firstRowLastColumn="0" w:lastRowFirstColumn="0" w:lastRowLastColumn="0"/>
-              <w:rPr>
-                <w:rFonts w:eastAsia="Times New Roman" w:cs="Times New Roman"/>
-                <w:lang w:eastAsia="en-US"/>
-              </w:rPr>
-            </w:pPr>
-            <w:proofErr w:type="spellStart"/>
-            <w:proofErr w:type="gramStart"/>
-            <w:r>
-              <w:t>invalidPrompt</w:t>
-            </w:r>
-            <w:proofErr w:type="spellEnd"/>
-            <w:r>
-              <w:t>(</w:t>
-            </w:r>
-            <w:proofErr w:type="gramEnd"/>
-            <w:r>
-              <w:t>), Email</w:t>
             </w:r>
           </w:p>
         </w:tc>
@@ -3248,6 +5872,7 @@
               <w:spacing w:line="240" w:lineRule="auto"/>
             </w:pPr>
             <w:r>
+              <w:lastRenderedPageBreak/>
               <w:t>Resume Service</w:t>
             </w:r>
           </w:p>
@@ -3262,9 +5887,77 @@
               <w:cnfStyle w:val="000000000000" w:firstRow="0" w:lastRow="0" w:firstColumn="0" w:lastColumn="0" w:oddVBand="0" w:evenVBand="0" w:oddHBand="0" w:evenHBand="0" w:firstRowFirstColumn="0" w:firstRowLastColumn="0" w:lastRowFirstColumn="0" w:lastRowLastColumn="0"/>
             </w:pPr>
             <w:proofErr w:type="spellStart"/>
+            <w:r>
+              <w:t>Error_Experience</w:t>
+            </w:r>
+            <w:proofErr w:type="spellEnd"/>
+          </w:p>
+        </w:tc>
+        <w:tc>
+          <w:tcPr>
+            <w:tcW w:w="0" w:type="auto"/>
+          </w:tcPr>
+          <w:p>
+            <w:pPr>
+              <w:spacing w:line="240" w:lineRule="auto"/>
+              <w:cnfStyle w:val="000000000000" w:firstRow="0" w:lastRow="0" w:firstColumn="0" w:lastColumn="0" w:oddVBand="0" w:evenVBand="0" w:oddHBand="0" w:evenHBand="0" w:firstRowFirstColumn="0" w:firstRowLastColumn="0" w:lastRowFirstColumn="0" w:lastRowLastColumn="0"/>
+            </w:pPr>
+            <w:r>
+              <w:t>Member variable</w:t>
+            </w:r>
+          </w:p>
+        </w:tc>
+        <w:tc>
+          <w:tcPr>
+            <w:tcW w:w="0" w:type="auto"/>
+          </w:tcPr>
+          <w:p>
+            <w:pPr>
+              <w:spacing w:line="240" w:lineRule="auto"/>
+              <w:cnfStyle w:val="000000000000" w:firstRow="0" w:lastRow="0" w:firstColumn="0" w:lastColumn="0" w:oddVBand="0" w:evenVBand="0" w:oddHBand="0" w:evenHBand="0" w:firstRowFirstColumn="0" w:firstRowLastColumn="0" w:lastRowFirstColumn="0" w:lastRowLastColumn="0"/>
+            </w:pPr>
+            <w:r>
+              <w:t>Represents an error message for invalid Experience</w:t>
+            </w:r>
+          </w:p>
+        </w:tc>
+        <w:tc>
+          <w:tcPr>
+            <w:tcW w:w="0" w:type="auto"/>
+          </w:tcPr>
+          <w:p>
+            <w:pPr>
+              <w:spacing w:line="240" w:lineRule="auto"/>
+              <w:cnfStyle w:val="000000000000" w:firstRow="0" w:lastRow="0" w:firstColumn="0" w:lastColumn="0" w:oddVBand="0" w:evenVBand="0" w:oddHBand="0" w:evenHBand="0" w:firstRowFirstColumn="0" w:firstRowLastColumn="0" w:lastRowFirstColumn="0" w:lastRowLastColumn="0"/>
+            </w:pPr>
+            <w:r>
+              <w:t>3.5.5.3</w:t>
+            </w:r>
+          </w:p>
+        </w:tc>
+        <w:tc>
+          <w:tcPr>
+            <w:tcW w:w="0" w:type="auto"/>
+          </w:tcPr>
+          <w:p>
+            <w:pPr>
+              <w:spacing w:line="240" w:lineRule="auto"/>
+              <w:cnfStyle w:val="000000000000" w:firstRow="0" w:lastRow="0" w:firstColumn="0" w:lastColumn="0" w:oddVBand="0" w:evenVBand="0" w:oddHBand="0" w:evenHBand="0" w:firstRowFirstColumn="0" w:firstRowLastColumn="0" w:lastRowFirstColumn="0" w:lastRowLastColumn="0"/>
+            </w:pPr>
+            <w:proofErr w:type="spellStart"/>
             <w:proofErr w:type="gramStart"/>
             <w:r>
-              <w:t>alertPhoneError</w:t>
+              <w:t>ResumeError</w:t>
+            </w:r>
+            <w:proofErr w:type="spellEnd"/>
+            <w:proofErr w:type="gramEnd"/>
+            <w:r>
+              <w:t xml:space="preserve">, Experience, </w:t>
+            </w:r>
+            <w:proofErr w:type="spellStart"/>
+            <w:proofErr w:type="gramStart"/>
+            <w:r>
+              <w:t>checkExperience</w:t>
             </w:r>
             <w:proofErr w:type="spellEnd"/>
             <w:r>
@@ -3273,73 +5966,6 @@
             <w:proofErr w:type="gramEnd"/>
             <w:r>
               <w:t>)</w:t>
-            </w:r>
-          </w:p>
-        </w:tc>
-        <w:tc>
-          <w:tcPr>
-            <w:tcW w:w="0" w:type="auto"/>
-          </w:tcPr>
-          <w:p>
-            <w:pPr>
-              <w:spacing w:line="240" w:lineRule="auto"/>
-              <w:cnfStyle w:val="000000000000" w:firstRow="0" w:lastRow="0" w:firstColumn="0" w:lastColumn="0" w:oddVBand="0" w:evenVBand="0" w:oddHBand="0" w:evenHBand="0" w:firstRowFirstColumn="0" w:firstRowLastColumn="0" w:lastRowFirstColumn="0" w:lastRowLastColumn="0"/>
-            </w:pPr>
-            <w:r>
-              <w:t>Method</w:t>
-            </w:r>
-          </w:p>
-        </w:tc>
-        <w:tc>
-          <w:tcPr>
-            <w:tcW w:w="0" w:type="auto"/>
-          </w:tcPr>
-          <w:p>
-            <w:pPr>
-              <w:spacing w:line="240" w:lineRule="auto"/>
-              <w:cnfStyle w:val="000000000000" w:firstRow="0" w:lastRow="0" w:firstColumn="0" w:lastColumn="0" w:oddVBand="0" w:evenVBand="0" w:oddHBand="0" w:evenHBand="0" w:firstRowFirstColumn="0" w:firstRowLastColumn="0" w:lastRowFirstColumn="0" w:lastRowLastColumn="0"/>
-            </w:pPr>
-            <w:r>
-              <w:t>Changes Phone Field identity if invalid to alert user</w:t>
-            </w:r>
-          </w:p>
-        </w:tc>
-        <w:tc>
-          <w:tcPr>
-            <w:tcW w:w="0" w:type="auto"/>
-          </w:tcPr>
-          <w:p>
-            <w:pPr>
-              <w:spacing w:line="240" w:lineRule="auto"/>
-              <w:cnfStyle w:val="000000000000" w:firstRow="0" w:lastRow="0" w:firstColumn="0" w:lastColumn="0" w:oddVBand="0" w:evenVBand="0" w:oddHBand="0" w:evenHBand="0" w:firstRowFirstColumn="0" w:firstRowLastColumn="0" w:lastRowFirstColumn="0" w:lastRowLastColumn="0"/>
-              <w:rPr>
-                <w:rFonts w:eastAsia="Times New Roman" w:cs="Times New Roman"/>
-                <w:lang w:eastAsia="en-US"/>
-              </w:rPr>
-            </w:pPr>
-          </w:p>
-        </w:tc>
-        <w:tc>
-          <w:tcPr>
-            <w:tcW w:w="0" w:type="auto"/>
-          </w:tcPr>
-          <w:p>
-            <w:pPr>
-              <w:spacing w:line="240" w:lineRule="auto"/>
-              <w:cnfStyle w:val="000000000000" w:firstRow="0" w:lastRow="0" w:firstColumn="0" w:lastColumn="0" w:oddVBand="0" w:evenVBand="0" w:oddHBand="0" w:evenHBand="0" w:firstRowFirstColumn="0" w:firstRowLastColumn="0" w:lastRowFirstColumn="0" w:lastRowLastColumn="0"/>
-            </w:pPr>
-            <w:proofErr w:type="spellStart"/>
-            <w:proofErr w:type="gramStart"/>
-            <w:r>
-              <w:t>invalidPrompt</w:t>
-            </w:r>
-            <w:proofErr w:type="spellEnd"/>
-            <w:r>
-              <w:t>(</w:t>
-            </w:r>
-            <w:proofErr w:type="gramEnd"/>
-            <w:r>
-              <w:t>), Phone</w:t>
             </w:r>
           </w:p>
         </w:tc>
@@ -3372,9 +5998,88 @@
               <w:cnfStyle w:val="000000100000" w:firstRow="0" w:lastRow="0" w:firstColumn="0" w:lastColumn="0" w:oddVBand="0" w:evenVBand="0" w:oddHBand="1" w:evenHBand="0" w:firstRowFirstColumn="0" w:firstRowLastColumn="0" w:lastRowFirstColumn="0" w:lastRowLastColumn="0"/>
             </w:pPr>
             <w:proofErr w:type="spellStart"/>
+            <w:r>
+              <w:t>Error_Degree_Info</w:t>
+            </w:r>
+            <w:proofErr w:type="spellEnd"/>
+          </w:p>
+        </w:tc>
+        <w:tc>
+          <w:tcPr>
+            <w:tcW w:w="0" w:type="auto"/>
+          </w:tcPr>
+          <w:p>
+            <w:pPr>
+              <w:spacing w:line="240" w:lineRule="auto"/>
+              <w:cnfStyle w:val="000000100000" w:firstRow="0" w:lastRow="0" w:firstColumn="0" w:lastColumn="0" w:oddVBand="0" w:evenVBand="0" w:oddHBand="1" w:evenHBand="0" w:firstRowFirstColumn="0" w:firstRowLastColumn="0" w:lastRowFirstColumn="0" w:lastRowLastColumn="0"/>
+            </w:pPr>
+            <w:r>
+              <w:t>Member variable</w:t>
+            </w:r>
+          </w:p>
+        </w:tc>
+        <w:tc>
+          <w:tcPr>
+            <w:tcW w:w="0" w:type="auto"/>
+          </w:tcPr>
+          <w:p>
+            <w:pPr>
+              <w:spacing w:line="240" w:lineRule="auto"/>
+              <w:cnfStyle w:val="000000100000" w:firstRow="0" w:lastRow="0" w:firstColumn="0" w:lastColumn="0" w:oddVBand="0" w:evenVBand="0" w:oddHBand="1" w:evenHBand="0" w:firstRowFirstColumn="0" w:firstRowLastColumn="0" w:lastRowFirstColumn="0" w:lastRowLastColumn="0"/>
+            </w:pPr>
+            <w:r>
+              <w:t xml:space="preserve">Represents an error message for invalid </w:t>
+            </w:r>
+            <w:proofErr w:type="spellStart"/>
+            <w:r>
+              <w:t>Degree_Info</w:t>
+            </w:r>
+            <w:proofErr w:type="spellEnd"/>
+          </w:p>
+        </w:tc>
+        <w:tc>
+          <w:tcPr>
+            <w:tcW w:w="0" w:type="auto"/>
+          </w:tcPr>
+          <w:p>
+            <w:pPr>
+              <w:spacing w:line="240" w:lineRule="auto"/>
+              <w:cnfStyle w:val="000000100000" w:firstRow="0" w:lastRow="0" w:firstColumn="0" w:lastColumn="0" w:oddVBand="0" w:evenVBand="0" w:oddHBand="1" w:evenHBand="0" w:firstRowFirstColumn="0" w:firstRowLastColumn="0" w:lastRowFirstColumn="0" w:lastRowLastColumn="0"/>
+            </w:pPr>
+            <w:r>
+              <w:t>3.5.5.3</w:t>
+            </w:r>
+          </w:p>
+        </w:tc>
+        <w:tc>
+          <w:tcPr>
+            <w:tcW w:w="0" w:type="auto"/>
+          </w:tcPr>
+          <w:p>
+            <w:pPr>
+              <w:spacing w:line="240" w:lineRule="auto"/>
+              <w:cnfStyle w:val="000000100000" w:firstRow="0" w:lastRow="0" w:firstColumn="0" w:lastColumn="0" w:oddVBand="0" w:evenVBand="0" w:oddHBand="1" w:evenHBand="0" w:firstRowFirstColumn="0" w:firstRowLastColumn="0" w:lastRowFirstColumn="0" w:lastRowLastColumn="0"/>
+            </w:pPr>
+            <w:proofErr w:type="spellStart"/>
+            <w:r>
+              <w:t>ResumeError</w:t>
+            </w:r>
+            <w:proofErr w:type="spellEnd"/>
+            <w:r>
+              <w:t xml:space="preserve">, </w:t>
+            </w:r>
+            <w:proofErr w:type="spellStart"/>
+            <w:r>
+              <w:t>Degree_Info</w:t>
+            </w:r>
+            <w:proofErr w:type="spellEnd"/>
+            <w:r>
+              <w:t xml:space="preserve">, </w:t>
+            </w:r>
+            <w:proofErr w:type="spellStart"/>
             <w:proofErr w:type="gramStart"/>
             <w:r>
-              <w:t>validatedFullName</w:t>
+              <w:t>checkDegreeInfo</w:t>
             </w:r>
             <w:proofErr w:type="spellEnd"/>
             <w:r>
@@ -3384,73 +6089,6 @@
             <w:r>
               <w:t>)</w:t>
             </w:r>
-          </w:p>
-        </w:tc>
-        <w:tc>
-          <w:tcPr>
-            <w:tcW w:w="0" w:type="auto"/>
-          </w:tcPr>
-          <w:p>
-            <w:pPr>
-              <w:spacing w:line="240" w:lineRule="auto"/>
-              <w:cnfStyle w:val="000000100000" w:firstRow="0" w:lastRow="0" w:firstColumn="0" w:lastColumn="0" w:oddVBand="0" w:evenVBand="0" w:oddHBand="1" w:evenHBand="0" w:firstRowFirstColumn="0" w:firstRowLastColumn="0" w:lastRowFirstColumn="0" w:lastRowLastColumn="0"/>
-            </w:pPr>
-            <w:r>
-              <w:t>Method</w:t>
-            </w:r>
-          </w:p>
-        </w:tc>
-        <w:tc>
-          <w:tcPr>
-            <w:tcW w:w="0" w:type="auto"/>
-          </w:tcPr>
-          <w:p>
-            <w:pPr>
-              <w:spacing w:line="240" w:lineRule="auto"/>
-              <w:cnfStyle w:val="000000100000" w:firstRow="0" w:lastRow="0" w:firstColumn="0" w:lastColumn="0" w:oddVBand="0" w:evenVBand="0" w:oddHBand="1" w:evenHBand="0" w:firstRowFirstColumn="0" w:firstRowLastColumn="0" w:lastRowFirstColumn="0" w:lastRowLastColumn="0"/>
-            </w:pPr>
-            <w:r>
-              <w:t xml:space="preserve">Changes </w:t>
-            </w:r>
-            <w:proofErr w:type="spellStart"/>
-            <w:r>
-              <w:t>Full_Name</w:t>
-            </w:r>
-            <w:proofErr w:type="spellEnd"/>
-            <w:r>
-              <w:t xml:space="preserve"> Field identity to alert user of valid input</w:t>
-            </w:r>
-          </w:p>
-        </w:tc>
-        <w:tc>
-          <w:tcPr>
-            <w:tcW w:w="0" w:type="auto"/>
-          </w:tcPr>
-          <w:p>
-            <w:pPr>
-              <w:spacing w:line="240" w:lineRule="auto"/>
-              <w:cnfStyle w:val="000000100000" w:firstRow="0" w:lastRow="0" w:firstColumn="0" w:lastColumn="0" w:oddVBand="0" w:evenVBand="0" w:oddHBand="1" w:evenHBand="0" w:firstRowFirstColumn="0" w:firstRowLastColumn="0" w:lastRowFirstColumn="0" w:lastRowLastColumn="0"/>
-              <w:rPr>
-                <w:rFonts w:eastAsia="Times New Roman" w:cs="Times New Roman"/>
-                <w:lang w:eastAsia="en-US"/>
-              </w:rPr>
-            </w:pPr>
-          </w:p>
-        </w:tc>
-        <w:tc>
-          <w:tcPr>
-            <w:tcW w:w="0" w:type="auto"/>
-          </w:tcPr>
-          <w:p>
-            <w:pPr>
-              <w:spacing w:line="240" w:lineRule="auto"/>
-              <w:cnfStyle w:val="000000100000" w:firstRow="0" w:lastRow="0" w:firstColumn="0" w:lastColumn="0" w:oddVBand="0" w:evenVBand="0" w:oddHBand="1" w:evenHBand="0" w:firstRowFirstColumn="0" w:firstRowLastColumn="0" w:lastRowFirstColumn="0" w:lastRowLastColumn="0"/>
-            </w:pPr>
-            <w:proofErr w:type="spellStart"/>
-            <w:r>
-              <w:t>Full_Name</w:t>
-            </w:r>
-            <w:proofErr w:type="spellEnd"/>
           </w:p>
         </w:tc>
       </w:tr>
@@ -3463,6 +6101,10 @@
           <w:p>
             <w:pPr>
               <w:spacing w:line="240" w:lineRule="auto"/>
+              <w:rPr>
+                <w:rFonts w:eastAsia="Times New Roman" w:cs="Arial"/>
+                <w:lang w:eastAsia="en-US"/>
+              </w:rPr>
             </w:pPr>
             <w:r>
               <w:t>Resume Service</w:t>
@@ -3477,11 +6119,15 @@
             <w:pPr>
               <w:spacing w:line="240" w:lineRule="auto"/>
               <w:cnfStyle w:val="000000000000" w:firstRow="0" w:lastRow="0" w:firstColumn="0" w:lastColumn="0" w:oddVBand="0" w:evenVBand="0" w:oddHBand="0" w:evenHBand="0" w:firstRowFirstColumn="0" w:firstRowLastColumn="0" w:lastRowFirstColumn="0" w:lastRowLastColumn="0"/>
+              <w:rPr>
+                <w:rFonts w:eastAsia="Times New Roman" w:cs="Arial"/>
+                <w:lang w:eastAsia="en-US"/>
+              </w:rPr>
             </w:pPr>
             <w:proofErr w:type="spellStart"/>
             <w:proofErr w:type="gramStart"/>
             <w:r>
-              <w:t>validatedEmail</w:t>
+              <w:t>checkContactInfo</w:t>
             </w:r>
             <w:proofErr w:type="spellEnd"/>
             <w:r>
@@ -3501,6 +6147,10 @@
             <w:pPr>
               <w:spacing w:line="240" w:lineRule="auto"/>
               <w:cnfStyle w:val="000000000000" w:firstRow="0" w:lastRow="0" w:firstColumn="0" w:lastColumn="0" w:oddVBand="0" w:evenVBand="0" w:oddHBand="0" w:evenHBand="0" w:firstRowFirstColumn="0" w:firstRowLastColumn="0" w:lastRowFirstColumn="0" w:lastRowLastColumn="0"/>
+              <w:rPr>
+                <w:rFonts w:eastAsia="Times New Roman" w:cs="Arial"/>
+                <w:lang w:eastAsia="en-US"/>
+              </w:rPr>
             </w:pPr>
             <w:r>
               <w:t>Method</w:t>
@@ -3515,17 +6165,21 @@
             <w:pPr>
               <w:spacing w:line="240" w:lineRule="auto"/>
               <w:cnfStyle w:val="000000000000" w:firstRow="0" w:lastRow="0" w:firstColumn="0" w:lastColumn="0" w:oddVBand="0" w:evenVBand="0" w:oddHBand="0" w:evenHBand="0" w:firstRowFirstColumn="0" w:firstRowLastColumn="0" w:lastRowFirstColumn="0" w:lastRowLastColumn="0"/>
-            </w:pPr>
-            <w:r>
-              <w:t xml:space="preserve">Changes Email Field identity to alert </w:t>
-            </w:r>
-            <w:proofErr w:type="gramStart"/>
-            <w:r>
-              <w:t>user</w:t>
-            </w:r>
-            <w:proofErr w:type="gramEnd"/>
-            <w:r>
-              <w:t xml:space="preserve"> of valid input</w:t>
+              <w:rPr>
+                <w:rFonts w:eastAsia="Times New Roman" w:cs="Arial"/>
+                <w:lang w:eastAsia="en-US"/>
+              </w:rPr>
+            </w:pPr>
+            <w:r>
+              <w:t xml:space="preserve">Validation checks for </w:t>
+            </w:r>
+            <w:proofErr w:type="spellStart"/>
+            <w:r>
+              <w:t>Contact_Info</w:t>
+            </w:r>
+            <w:proofErr w:type="spellEnd"/>
+            <w:r>
+              <w:t xml:space="preserve"> in a Resume object</w:t>
             </w:r>
           </w:p>
         </w:tc>
@@ -3542,19 +6196,60 @@
                 <w:lang w:eastAsia="en-US"/>
               </w:rPr>
             </w:pPr>
-          </w:p>
-        </w:tc>
-        <w:tc>
-          <w:tcPr>
-            <w:tcW w:w="0" w:type="auto"/>
-          </w:tcPr>
-          <w:p>
-            <w:pPr>
-              <w:spacing w:line="240" w:lineRule="auto"/>
-              <w:cnfStyle w:val="000000000000" w:firstRow="0" w:lastRow="0" w:firstColumn="0" w:lastColumn="0" w:oddVBand="0" w:evenVBand="0" w:oddHBand="0" w:evenHBand="0" w:firstRowFirstColumn="0" w:firstRowLastColumn="0" w:lastRowFirstColumn="0" w:lastRowLastColumn="0"/>
-            </w:pPr>
-            <w:r>
-              <w:t>Email</w:t>
+            <w:r>
+              <w:rPr>
+                <w:rFonts w:cs="Times New Roman"/>
+              </w:rPr>
+              <w:t>3.5.5.3</w:t>
+            </w:r>
+          </w:p>
+        </w:tc>
+        <w:tc>
+          <w:tcPr>
+            <w:tcW w:w="0" w:type="auto"/>
+          </w:tcPr>
+          <w:p>
+            <w:pPr>
+              <w:spacing w:line="240" w:lineRule="auto"/>
+              <w:cnfStyle w:val="000000000000" w:firstRow="0" w:lastRow="0" w:firstColumn="0" w:lastColumn="0" w:oddVBand="0" w:evenVBand="0" w:oddHBand="0" w:evenHBand="0" w:firstRowFirstColumn="0" w:firstRowLastColumn="0" w:lastRowFirstColumn="0" w:lastRowLastColumn="0"/>
+              <w:rPr>
+                <w:rFonts w:eastAsia="Times New Roman" w:cs="Times New Roman"/>
+                <w:lang w:eastAsia="en-US"/>
+              </w:rPr>
+            </w:pPr>
+            <w:proofErr w:type="spellStart"/>
+            <w:r>
+              <w:rPr>
+                <w:rFonts w:cs="Times New Roman"/>
+              </w:rPr>
+              <w:t>Contact_Info</w:t>
+            </w:r>
+            <w:proofErr w:type="spellEnd"/>
+            <w:r>
+              <w:rPr>
+                <w:rFonts w:cs="Times New Roman"/>
+              </w:rPr>
+              <w:t>,</w:t>
+            </w:r>
+            <w:r>
+              <w:rPr>
+                <w:rFonts w:cs="Times New Roman"/>
+              </w:rPr>
+              <w:t xml:space="preserve"> </w:t>
+            </w:r>
+            <w:proofErr w:type="spellStart"/>
+            <w:r>
+              <w:rPr>
+                <w:rFonts w:cs="Times New Roman"/>
+              </w:rPr>
+              <w:t>Error_ContactInfo</w:t>
+            </w:r>
+            <w:proofErr w:type="spellEnd"/>
+            <w:r>
+              <w:rPr>
+                <w:rFonts w:cs="Times New Roman"/>
+              </w:rPr>
+              <w:t>, Mandatory Fields</w:t>
             </w:r>
           </w:p>
         </w:tc>
@@ -3571,6 +6266,10 @@
           <w:p>
             <w:pPr>
               <w:spacing w:line="240" w:lineRule="auto"/>
+              <w:rPr>
+                <w:rFonts w:eastAsia="Times New Roman" w:cs="Arial"/>
+                <w:lang w:eastAsia="en-US"/>
+              </w:rPr>
             </w:pPr>
             <w:r>
               <w:t>Resume Service</w:t>
@@ -3585,11 +6284,15 @@
             <w:pPr>
               <w:spacing w:line="240" w:lineRule="auto"/>
               <w:cnfStyle w:val="000000100000" w:firstRow="0" w:lastRow="0" w:firstColumn="0" w:lastColumn="0" w:oddVBand="0" w:evenVBand="0" w:oddHBand="1" w:evenHBand="0" w:firstRowFirstColumn="0" w:firstRowLastColumn="0" w:lastRowFirstColumn="0" w:lastRowLastColumn="0"/>
+              <w:rPr>
+                <w:rFonts w:eastAsia="Times New Roman" w:cs="Arial"/>
+                <w:lang w:eastAsia="en-US"/>
+              </w:rPr>
             </w:pPr>
             <w:proofErr w:type="spellStart"/>
             <w:proofErr w:type="gramStart"/>
             <w:r>
-              <w:t>validatedPhone</w:t>
+              <w:t>checkExperience</w:t>
             </w:r>
             <w:proofErr w:type="spellEnd"/>
             <w:r>
@@ -3609,6 +6312,10 @@
             <w:pPr>
               <w:spacing w:line="240" w:lineRule="auto"/>
               <w:cnfStyle w:val="000000100000" w:firstRow="0" w:lastRow="0" w:firstColumn="0" w:lastColumn="0" w:oddVBand="0" w:evenVBand="0" w:oddHBand="1" w:evenHBand="0" w:firstRowFirstColumn="0" w:firstRowLastColumn="0" w:lastRowFirstColumn="0" w:lastRowLastColumn="0"/>
+              <w:rPr>
+                <w:rFonts w:eastAsia="Times New Roman" w:cs="Arial"/>
+                <w:lang w:eastAsia="en-US"/>
+              </w:rPr>
             </w:pPr>
             <w:r>
               <w:t>Method</w:t>
@@ -3623,13 +6330,13 @@
             <w:pPr>
               <w:spacing w:line="240" w:lineRule="auto"/>
               <w:cnfStyle w:val="000000100000" w:firstRow="0" w:lastRow="0" w:firstColumn="0" w:lastColumn="0" w:oddVBand="0" w:evenVBand="0" w:oddHBand="1" w:evenHBand="0" w:firstRowFirstColumn="0" w:firstRowLastColumn="0" w:lastRowFirstColumn="0" w:lastRowLastColumn="0"/>
-            </w:pPr>
-            <w:r>
-              <w:t xml:space="preserve">Changes Phone Field identity to alert </w:t>
-            </w:r>
-            <w:r>
-              <w:lastRenderedPageBreak/>
-              <w:t>user of valid input</w:t>
+              <w:rPr>
+                <w:rFonts w:eastAsia="Times New Roman" w:cs="Arial"/>
+                <w:lang w:eastAsia="en-US"/>
+              </w:rPr>
+            </w:pPr>
+            <w:r>
+              <w:t>Validation checks for Experience in a Resume object</w:t>
             </w:r>
           </w:p>
         </w:tc>
@@ -3646,19 +6353,166 @@
                 <w:lang w:eastAsia="en-US"/>
               </w:rPr>
             </w:pPr>
-          </w:p>
-        </w:tc>
-        <w:tc>
-          <w:tcPr>
-            <w:tcW w:w="0" w:type="auto"/>
-          </w:tcPr>
-          <w:p>
-            <w:pPr>
-              <w:spacing w:line="240" w:lineRule="auto"/>
-              <w:cnfStyle w:val="000000100000" w:firstRow="0" w:lastRow="0" w:firstColumn="0" w:lastColumn="0" w:oddVBand="0" w:evenVBand="0" w:oddHBand="1" w:evenHBand="0" w:firstRowFirstColumn="0" w:firstRowLastColumn="0" w:lastRowFirstColumn="0" w:lastRowLastColumn="0"/>
-            </w:pPr>
-            <w:r>
-              <w:t>Phone</w:t>
+            <w:r>
+              <w:rPr>
+                <w:rFonts w:eastAsia="Times New Roman" w:cs="Times New Roman"/>
+                <w:lang w:eastAsia="en-US"/>
+              </w:rPr>
+              <w:t>3.5.5.3</w:t>
+            </w:r>
+          </w:p>
+        </w:tc>
+        <w:tc>
+          <w:tcPr>
+            <w:tcW w:w="0" w:type="auto"/>
+          </w:tcPr>
+          <w:p>
+            <w:pPr>
+              <w:spacing w:line="240" w:lineRule="auto"/>
+              <w:cnfStyle w:val="000000100000" w:firstRow="0" w:lastRow="0" w:firstColumn="0" w:lastColumn="0" w:oddVBand="0" w:evenVBand="0" w:oddHBand="1" w:evenHBand="0" w:firstRowFirstColumn="0" w:firstRowLastColumn="0" w:lastRowFirstColumn="0" w:lastRowLastColumn="0"/>
+              <w:rPr>
+                <w:rFonts w:eastAsia="Times New Roman" w:cs="Times New Roman"/>
+                <w:lang w:eastAsia="en-US"/>
+              </w:rPr>
+            </w:pPr>
+            <w:r>
+              <w:t xml:space="preserve">Experience, </w:t>
+            </w:r>
+            <w:proofErr w:type="spellStart"/>
+            <w:r>
+              <w:t>Error_Experience</w:t>
+            </w:r>
+            <w:proofErr w:type="spellEnd"/>
+            <w:r>
+              <w:t>, Mandatory Fields</w:t>
+            </w:r>
+            <w:r>
+              <w:t xml:space="preserve"> </w:t>
+            </w:r>
+          </w:p>
+        </w:tc>
+      </w:tr>
+      <w:tr>
+        <w:tc>
+          <w:tcPr>
+            <w:cnfStyle w:val="001000000000" w:firstRow="0" w:lastRow="0" w:firstColumn="1" w:lastColumn="0" w:oddVBand="0" w:evenVBand="0" w:oddHBand="0" w:evenHBand="0" w:firstRowFirstColumn="0" w:firstRowLastColumn="0" w:lastRowFirstColumn="0" w:lastRowLastColumn="0"/>
+            <w:tcW w:w="0" w:type="auto"/>
+          </w:tcPr>
+          <w:p>
+            <w:pPr>
+              <w:spacing w:line="240" w:lineRule="auto"/>
+            </w:pPr>
+            <w:r>
+              <w:t>Resume Service</w:t>
+            </w:r>
+          </w:p>
+        </w:tc>
+        <w:tc>
+          <w:tcPr>
+            <w:tcW w:w="0" w:type="auto"/>
+          </w:tcPr>
+          <w:p>
+            <w:pPr>
+              <w:spacing w:line="240" w:lineRule="auto"/>
+              <w:cnfStyle w:val="000000000000" w:firstRow="0" w:lastRow="0" w:firstColumn="0" w:lastColumn="0" w:oddVBand="0" w:evenVBand="0" w:oddHBand="0" w:evenHBand="0" w:firstRowFirstColumn="0" w:firstRowLastColumn="0" w:lastRowFirstColumn="0" w:lastRowLastColumn="0"/>
+            </w:pPr>
+            <w:proofErr w:type="spellStart"/>
+            <w:proofErr w:type="gramStart"/>
+            <w:r>
+              <w:t>checkDegreeInfo</w:t>
+            </w:r>
+            <w:proofErr w:type="spellEnd"/>
+            <w:r>
+              <w:t>(</w:t>
+            </w:r>
+            <w:proofErr w:type="gramEnd"/>
+            <w:r>
+              <w:t>)</w:t>
+            </w:r>
+          </w:p>
+        </w:tc>
+        <w:tc>
+          <w:tcPr>
+            <w:tcW w:w="0" w:type="auto"/>
+          </w:tcPr>
+          <w:p>
+            <w:pPr>
+              <w:spacing w:line="240" w:lineRule="auto"/>
+              <w:cnfStyle w:val="000000000000" w:firstRow="0" w:lastRow="0" w:firstColumn="0" w:lastColumn="0" w:oddVBand="0" w:evenVBand="0" w:oddHBand="0" w:evenHBand="0" w:firstRowFirstColumn="0" w:firstRowLastColumn="0" w:lastRowFirstColumn="0" w:lastRowLastColumn="0"/>
+            </w:pPr>
+            <w:r>
+              <w:t>Method</w:t>
+            </w:r>
+          </w:p>
+        </w:tc>
+        <w:tc>
+          <w:tcPr>
+            <w:tcW w:w="0" w:type="auto"/>
+          </w:tcPr>
+          <w:p>
+            <w:pPr>
+              <w:spacing w:line="240" w:lineRule="auto"/>
+              <w:cnfStyle w:val="000000000000" w:firstRow="0" w:lastRow="0" w:firstColumn="0" w:lastColumn="0" w:oddVBand="0" w:evenVBand="0" w:oddHBand="0" w:evenHBand="0" w:firstRowFirstColumn="0" w:firstRowLastColumn="0" w:lastRowFirstColumn="0" w:lastRowLastColumn="0"/>
+            </w:pPr>
+            <w:r>
+              <w:t xml:space="preserve">Validation checks for </w:t>
+            </w:r>
+            <w:proofErr w:type="spellStart"/>
+            <w:r>
+              <w:t>Degree_Info</w:t>
+            </w:r>
+            <w:proofErr w:type="spellEnd"/>
+            <w:r>
+              <w:t xml:space="preserve"> in a Resume object</w:t>
+            </w:r>
+          </w:p>
+        </w:tc>
+        <w:tc>
+          <w:tcPr>
+            <w:tcW w:w="0" w:type="auto"/>
+          </w:tcPr>
+          <w:p>
+            <w:pPr>
+              <w:spacing w:line="240" w:lineRule="auto"/>
+              <w:cnfStyle w:val="000000000000" w:firstRow="0" w:lastRow="0" w:firstColumn="0" w:lastColumn="0" w:oddVBand="0" w:evenVBand="0" w:oddHBand="0" w:evenHBand="0" w:firstRowFirstColumn="0" w:firstRowLastColumn="0" w:lastRowFirstColumn="0" w:lastRowLastColumn="0"/>
+              <w:rPr>
+                <w:rFonts w:eastAsia="Times New Roman" w:cs="Times New Roman"/>
+                <w:lang w:eastAsia="en-US"/>
+              </w:rPr>
+            </w:pPr>
+            <w:r>
+              <w:rPr>
+                <w:rFonts w:eastAsia="Times New Roman" w:cs="Times New Roman"/>
+                <w:lang w:eastAsia="en-US"/>
+              </w:rPr>
+              <w:t>3.5.5.3</w:t>
+            </w:r>
+          </w:p>
+        </w:tc>
+        <w:tc>
+          <w:tcPr>
+            <w:tcW w:w="0" w:type="auto"/>
+          </w:tcPr>
+          <w:p>
+            <w:pPr>
+              <w:spacing w:line="240" w:lineRule="auto"/>
+              <w:cnfStyle w:val="000000000000" w:firstRow="0" w:lastRow="0" w:firstColumn="0" w:lastColumn="0" w:oddVBand="0" w:evenVBand="0" w:oddHBand="0" w:evenHBand="0" w:firstRowFirstColumn="0" w:firstRowLastColumn="0" w:lastRowFirstColumn="0" w:lastRowLastColumn="0"/>
+            </w:pPr>
+            <w:proofErr w:type="spellStart"/>
+            <w:r>
+              <w:t>Degree_Info</w:t>
+            </w:r>
+            <w:proofErr w:type="spellEnd"/>
+            <w:r>
+              <w:t xml:space="preserve">, </w:t>
+            </w:r>
+            <w:proofErr w:type="spellStart"/>
+            <w:r>
+              <w:t>Error_Degree_Info</w:t>
+            </w:r>
+            <w:proofErr w:type="spellEnd"/>
+            <w:r>
+              <w:t>, Mandatory Fields</w:t>
             </w:r>
           </w:p>
         </w:tc>
@@ -3668,29 +6522,23 @@
     <w:p>
       <w:pPr>
         <w:pStyle w:val="Alt1-Hd-1"/>
+        <w:spacing w:before="240"/>
         <w:jc w:val="left"/>
-      </w:pPr>
-      <w:r>
-        <w:t>EI Table 1.7.6 – Mandatory Fields</w:t>
-      </w:r>
-    </w:p>
-    <w:p>
-      <w:pPr>
+        <w:outlineLvl w:val="2"/>
         <w:rPr>
-          <w:b/>
-          <w:bCs/>
-          <w:color w:val="EE0000"/>
-          <w:lang w:eastAsia="en-US"/>
+          <w:rFonts w:ascii="Arial" w:hAnsi="Arial" w:cs="Arial"/>
+          <w:sz w:val="24"/>
+          <w:szCs w:val="24"/>
         </w:rPr>
       </w:pPr>
       <w:r>
         <w:rPr>
-          <w:b/>
-          <w:bCs/>
-          <w:color w:val="EE0000"/>
-          <w:lang w:eastAsia="en-US"/>
+          <w:rFonts w:ascii="Arial" w:hAnsi="Arial" w:cs="Arial"/>
+          <w:sz w:val="24"/>
+          <w:szCs w:val="24"/>
         </w:rPr>
-        <w:t>IN PROGRESS</w:t>
+        <w:lastRenderedPageBreak/>
+        <w:t>EI Table 1.7.6 – Mandatory Fields</w:t>
       </w:r>
     </w:p>
     <w:tbl>
@@ -3700,12 +6548,12 @@
         <w:tblLook w:val="04A0" w:firstRow="1" w:lastRow="0" w:firstColumn="1" w:lastColumn="0" w:noHBand="0" w:noVBand="1"/>
       </w:tblPr>
       <w:tblGrid>
-        <w:gridCol w:w="1341"/>
-        <w:gridCol w:w="1777"/>
+        <w:gridCol w:w="1176"/>
+        <w:gridCol w:w="2204"/>
         <w:gridCol w:w="1137"/>
-        <w:gridCol w:w="1900"/>
-        <w:gridCol w:w="929"/>
-        <w:gridCol w:w="2266"/>
+        <w:gridCol w:w="1522"/>
+        <w:gridCol w:w="1039"/>
+        <w:gridCol w:w="2272"/>
       </w:tblGrid>
       <w:tr>
         <w:trPr>
@@ -3904,132 +6752,146 @@
                 <w:lang w:eastAsia="en-US"/>
               </w:rPr>
             </w:pPr>
+            <w:r>
+              <w:rPr>
+                <w:rFonts w:eastAsia="Times New Roman" w:cs="Arial"/>
+                <w:lang w:eastAsia="en-US"/>
+              </w:rPr>
+              <w:t>Resume Service</w:t>
+            </w:r>
+          </w:p>
+        </w:tc>
+        <w:tc>
+          <w:tcPr>
+            <w:tcW w:w="0" w:type="auto"/>
+          </w:tcPr>
+          <w:p>
+            <w:pPr>
+              <w:spacing w:line="240" w:lineRule="auto"/>
+              <w:cnfStyle w:val="000000100000" w:firstRow="0" w:lastRow="0" w:firstColumn="0" w:lastColumn="0" w:oddVBand="0" w:evenVBand="0" w:oddHBand="1" w:evenHBand="0" w:firstRowFirstColumn="0" w:firstRowLastColumn="0" w:lastRowFirstColumn="0" w:lastRowLastColumn="0"/>
+              <w:rPr>
+                <w:rFonts w:eastAsia="Times New Roman" w:cs="Arial"/>
+                <w:lang w:eastAsia="en-US"/>
+              </w:rPr>
+            </w:pPr>
+            <w:proofErr w:type="spellStart"/>
             <w:proofErr w:type="gramStart"/>
             <w:r>
-              <w:t>Search</w:t>
+              <w:t>requireStartDate</w:t>
+            </w:r>
+            <w:proofErr w:type="spellEnd"/>
+            <w:r>
+              <w:t>(</w:t>
             </w:r>
             <w:proofErr w:type="gramEnd"/>
             <w:r>
-              <w:t xml:space="preserve"> Query Manager</w:t>
-            </w:r>
-          </w:p>
-        </w:tc>
-        <w:tc>
-          <w:tcPr>
-            <w:tcW w:w="0" w:type="auto"/>
-          </w:tcPr>
-          <w:p>
-            <w:pPr>
-              <w:spacing w:line="240" w:lineRule="auto"/>
-              <w:cnfStyle w:val="000000100000" w:firstRow="0" w:lastRow="0" w:firstColumn="0" w:lastColumn="0" w:oddVBand="0" w:evenVBand="0" w:oddHBand="1" w:evenHBand="0" w:firstRowFirstColumn="0" w:firstRowLastColumn="0" w:lastRowFirstColumn="0" w:lastRowLastColumn="0"/>
-              <w:rPr>
-                <w:rFonts w:eastAsia="Times New Roman" w:cs="Arial"/>
-                <w:lang w:eastAsia="en-US"/>
-              </w:rPr>
-            </w:pPr>
+              <w:t>)</w:t>
+            </w:r>
+          </w:p>
+        </w:tc>
+        <w:tc>
+          <w:tcPr>
+            <w:tcW w:w="0" w:type="auto"/>
+          </w:tcPr>
+          <w:p>
+            <w:pPr>
+              <w:spacing w:line="240" w:lineRule="auto"/>
+              <w:cnfStyle w:val="000000100000" w:firstRow="0" w:lastRow="0" w:firstColumn="0" w:lastColumn="0" w:oddVBand="0" w:evenVBand="0" w:oddHBand="1" w:evenHBand="0" w:firstRowFirstColumn="0" w:firstRowLastColumn="0" w:lastRowFirstColumn="0" w:lastRowLastColumn="0"/>
+              <w:rPr>
+                <w:rFonts w:eastAsia="Times New Roman" w:cs="Arial"/>
+                <w:lang w:eastAsia="en-US"/>
+              </w:rPr>
+            </w:pPr>
+            <w:r>
+              <w:t>Function</w:t>
+            </w:r>
+          </w:p>
+        </w:tc>
+        <w:tc>
+          <w:tcPr>
+            <w:tcW w:w="0" w:type="auto"/>
+          </w:tcPr>
+          <w:p>
+            <w:pPr>
+              <w:spacing w:line="240" w:lineRule="auto"/>
+              <w:cnfStyle w:val="000000100000" w:firstRow="0" w:lastRow="0" w:firstColumn="0" w:lastColumn="0" w:oddVBand="0" w:evenVBand="0" w:oddHBand="1" w:evenHBand="0" w:firstRowFirstColumn="0" w:firstRowLastColumn="0" w:lastRowFirstColumn="0" w:lastRowLastColumn="0"/>
+              <w:rPr>
+                <w:rFonts w:eastAsia="Times New Roman" w:cs="Arial"/>
+                <w:lang w:eastAsia="en-US"/>
+              </w:rPr>
+            </w:pPr>
+            <w:r>
+              <w:t xml:space="preserve">Checks that Experience </w:t>
+            </w:r>
+            <w:proofErr w:type="spellStart"/>
+            <w:r>
+              <w:t>Start_Date</w:t>
+            </w:r>
+            <w:proofErr w:type="spellEnd"/>
+            <w:r>
+              <w:t xml:space="preserve"> is specified</w:t>
+            </w:r>
+          </w:p>
+        </w:tc>
+        <w:tc>
+          <w:tcPr>
+            <w:tcW w:w="0" w:type="auto"/>
+          </w:tcPr>
+          <w:p>
+            <w:pPr>
+              <w:spacing w:line="240" w:lineRule="auto"/>
+              <w:cnfStyle w:val="000000100000" w:firstRow="0" w:lastRow="0" w:firstColumn="0" w:lastColumn="0" w:oddVBand="0" w:evenVBand="0" w:oddHBand="1" w:evenHBand="0" w:firstRowFirstColumn="0" w:firstRowLastColumn="0" w:lastRowFirstColumn="0" w:lastRowLastColumn="0"/>
+              <w:rPr>
+                <w:rFonts w:eastAsia="Times New Roman" w:cs="Times New Roman"/>
+                <w:lang w:eastAsia="en-US"/>
+              </w:rPr>
+            </w:pPr>
+            <w:r>
+              <w:t>3.5.5.2, 3.5.5.3</w:t>
+            </w:r>
+          </w:p>
+        </w:tc>
+        <w:tc>
+          <w:tcPr>
+            <w:tcW w:w="0" w:type="auto"/>
+          </w:tcPr>
+          <w:p>
+            <w:pPr>
+              <w:spacing w:line="240" w:lineRule="auto"/>
+              <w:cnfStyle w:val="000000100000" w:firstRow="0" w:lastRow="0" w:firstColumn="0" w:lastColumn="0" w:oddVBand="0" w:evenVBand="0" w:oddHBand="1" w:evenHBand="0" w:firstRowFirstColumn="0" w:firstRowLastColumn="0" w:lastRowFirstColumn="0" w:lastRowLastColumn="0"/>
+              <w:rPr>
+                <w:rFonts w:eastAsia="Times New Roman" w:cs="Times New Roman"/>
+                <w:lang w:eastAsia="en-US"/>
+              </w:rPr>
+            </w:pPr>
+            <w:r>
+              <w:rPr>
+                <w:rFonts w:cs="Times New Roman"/>
+              </w:rPr>
+              <w:t xml:space="preserve">Experience, </w:t>
+            </w:r>
             <w:proofErr w:type="spellStart"/>
             <w:proofErr w:type="gramStart"/>
             <w:r>
-              <w:t>searchJobs</w:t>
-            </w:r>
-            <w:proofErr w:type="spellEnd"/>
-            <w:r>
+              <w:rPr>
+                <w:rFonts w:cs="Times New Roman"/>
+              </w:rPr>
+              <w:t>checkExperience</w:t>
+            </w:r>
+            <w:proofErr w:type="spellEnd"/>
+            <w:r>
+              <w:rPr>
+                <w:rFonts w:cs="Times New Roman"/>
+              </w:rPr>
               <w:t>(</w:t>
             </w:r>
             <w:proofErr w:type="gramEnd"/>
             <w:r>
+              <w:rPr>
+                <w:rFonts w:cs="Times New Roman"/>
+              </w:rPr>
               <w:t>)</w:t>
             </w:r>
-          </w:p>
-        </w:tc>
-        <w:tc>
-          <w:tcPr>
-            <w:tcW w:w="0" w:type="auto"/>
-          </w:tcPr>
-          <w:p>
-            <w:pPr>
-              <w:spacing w:line="240" w:lineRule="auto"/>
-              <w:cnfStyle w:val="000000100000" w:firstRow="0" w:lastRow="0" w:firstColumn="0" w:lastColumn="0" w:oddVBand="0" w:evenVBand="0" w:oddHBand="1" w:evenHBand="0" w:firstRowFirstColumn="0" w:firstRowLastColumn="0" w:lastRowFirstColumn="0" w:lastRowLastColumn="0"/>
-              <w:rPr>
-                <w:rFonts w:eastAsia="Times New Roman" w:cs="Arial"/>
-                <w:lang w:eastAsia="en-US"/>
-              </w:rPr>
-            </w:pPr>
-            <w:r>
-              <w:t>Function</w:t>
-            </w:r>
-          </w:p>
-        </w:tc>
-        <w:tc>
-          <w:tcPr>
-            <w:tcW w:w="0" w:type="auto"/>
-          </w:tcPr>
-          <w:p>
-            <w:pPr>
-              <w:spacing w:line="240" w:lineRule="auto"/>
-              <w:cnfStyle w:val="000000100000" w:firstRow="0" w:lastRow="0" w:firstColumn="0" w:lastColumn="0" w:oddVBand="0" w:evenVBand="0" w:oddHBand="1" w:evenHBand="0" w:firstRowFirstColumn="0" w:firstRowLastColumn="0" w:lastRowFirstColumn="0" w:lastRowLastColumn="0"/>
-              <w:rPr>
-                <w:rFonts w:eastAsia="Times New Roman" w:cs="Arial"/>
-                <w:lang w:eastAsia="en-US"/>
-              </w:rPr>
-            </w:pPr>
-            <w:r>
-              <w:t>Processes job search requests submitted by the user</w:t>
-            </w:r>
-          </w:p>
-        </w:tc>
-        <w:tc>
-          <w:tcPr>
-            <w:tcW w:w="0" w:type="auto"/>
-          </w:tcPr>
-          <w:p>
-            <w:pPr>
-              <w:spacing w:line="240" w:lineRule="auto"/>
-              <w:cnfStyle w:val="000000100000" w:firstRow="0" w:lastRow="0" w:firstColumn="0" w:lastColumn="0" w:oddVBand="0" w:evenVBand="0" w:oddHBand="1" w:evenHBand="0" w:firstRowFirstColumn="0" w:firstRowLastColumn="0" w:lastRowFirstColumn="0" w:lastRowLastColumn="0"/>
-              <w:rPr>
-                <w:rFonts w:eastAsia="Times New Roman" w:cs="Times New Roman"/>
-                <w:lang w:eastAsia="en-US"/>
-              </w:rPr>
-            </w:pPr>
-            <w:r>
-              <w:t>2.3.1–2.3.8</w:t>
-            </w:r>
-          </w:p>
-        </w:tc>
-        <w:tc>
-          <w:tcPr>
-            <w:tcW w:w="0" w:type="auto"/>
-          </w:tcPr>
-          <w:p>
-            <w:pPr>
-              <w:spacing w:line="240" w:lineRule="auto"/>
-              <w:cnfStyle w:val="000000100000" w:firstRow="0" w:lastRow="0" w:firstColumn="0" w:lastColumn="0" w:oddVBand="0" w:evenVBand="0" w:oddHBand="1" w:evenHBand="0" w:firstRowFirstColumn="0" w:firstRowLastColumn="0" w:lastRowFirstColumn="0" w:lastRowLastColumn="0"/>
-              <w:rPr>
-                <w:rFonts w:eastAsia="Times New Roman" w:cs="Times New Roman"/>
-                <w:lang w:eastAsia="en-US"/>
-              </w:rPr>
-            </w:pPr>
-            <w:proofErr w:type="spellStart"/>
-            <w:r>
-              <w:t>SearchFilter</w:t>
-            </w:r>
-            <w:proofErr w:type="spellEnd"/>
-            <w:r>
-              <w:t xml:space="preserve">, </w:t>
-            </w:r>
-            <w:proofErr w:type="spellStart"/>
-            <w:r>
-              <w:t>JobPosting</w:t>
-            </w:r>
-            <w:proofErr w:type="spellEnd"/>
-            <w:r>
-              <w:t xml:space="preserve">, </w:t>
-            </w:r>
-            <w:proofErr w:type="spellStart"/>
-            <w:r>
-              <w:t>SearchResults</w:t>
-            </w:r>
-            <w:proofErr w:type="spellEnd"/>
           </w:p>
         </w:tc>
       </w:tr>
@@ -4047,69 +6909,76 @@
                 <w:lang w:eastAsia="en-US"/>
               </w:rPr>
             </w:pPr>
+            <w:r>
+              <w:rPr>
+                <w:rFonts w:eastAsia="Times New Roman" w:cs="Arial"/>
+                <w:lang w:eastAsia="en-US"/>
+              </w:rPr>
+              <w:t>Resume Service</w:t>
+            </w:r>
+          </w:p>
+        </w:tc>
+        <w:tc>
+          <w:tcPr>
+            <w:tcW w:w="0" w:type="auto"/>
+          </w:tcPr>
+          <w:p>
+            <w:pPr>
+              <w:spacing w:line="240" w:lineRule="auto"/>
+              <w:cnfStyle w:val="000000000000" w:firstRow="0" w:lastRow="0" w:firstColumn="0" w:lastColumn="0" w:oddVBand="0" w:evenVBand="0" w:oddHBand="0" w:evenHBand="0" w:firstRowFirstColumn="0" w:firstRowLastColumn="0" w:lastRowFirstColumn="0" w:lastRowLastColumn="0"/>
+              <w:rPr>
+                <w:rFonts w:eastAsia="Times New Roman" w:cs="Arial"/>
+                <w:lang w:eastAsia="en-US"/>
+              </w:rPr>
+            </w:pPr>
+            <w:proofErr w:type="spellStart"/>
             <w:proofErr w:type="gramStart"/>
             <w:r>
-              <w:t>Search</w:t>
+              <w:t>requireGradDate</w:t>
+            </w:r>
+            <w:proofErr w:type="spellEnd"/>
+            <w:r>
+              <w:t>(</w:t>
             </w:r>
             <w:proofErr w:type="gramEnd"/>
             <w:r>
-              <w:t xml:space="preserve"> Query Manager</w:t>
-            </w:r>
-          </w:p>
-        </w:tc>
-        <w:tc>
-          <w:tcPr>
-            <w:tcW w:w="0" w:type="auto"/>
-          </w:tcPr>
-          <w:p>
-            <w:pPr>
-              <w:spacing w:line="240" w:lineRule="auto"/>
-              <w:cnfStyle w:val="000000000000" w:firstRow="0" w:lastRow="0" w:firstColumn="0" w:lastColumn="0" w:oddVBand="0" w:evenVBand="0" w:oddHBand="0" w:evenHBand="0" w:firstRowFirstColumn="0" w:firstRowLastColumn="0" w:lastRowFirstColumn="0" w:lastRowLastColumn="0"/>
-              <w:rPr>
-                <w:rFonts w:eastAsia="Times New Roman" w:cs="Arial"/>
-                <w:lang w:eastAsia="en-US"/>
-              </w:rPr>
-            </w:pPr>
-            <w:proofErr w:type="spellStart"/>
-            <w:r>
-              <w:t>SearchFilter</w:t>
-            </w:r>
-            <w:proofErr w:type="spellEnd"/>
-          </w:p>
-        </w:tc>
-        <w:tc>
-          <w:tcPr>
-            <w:tcW w:w="0" w:type="auto"/>
-          </w:tcPr>
-          <w:p>
-            <w:pPr>
-              <w:spacing w:line="240" w:lineRule="auto"/>
-              <w:cnfStyle w:val="000000000000" w:firstRow="0" w:lastRow="0" w:firstColumn="0" w:lastColumn="0" w:oddVBand="0" w:evenVBand="0" w:oddHBand="0" w:evenHBand="0" w:firstRowFirstColumn="0" w:firstRowLastColumn="0" w:lastRowFirstColumn="0" w:lastRowLastColumn="0"/>
-              <w:rPr>
-                <w:rFonts w:eastAsia="Times New Roman" w:cs="Arial"/>
-                <w:lang w:eastAsia="en-US"/>
-              </w:rPr>
-            </w:pPr>
-            <w:r>
-              <w:t>Class</w:t>
-            </w:r>
-          </w:p>
-        </w:tc>
-        <w:tc>
-          <w:tcPr>
-            <w:tcW w:w="0" w:type="auto"/>
-          </w:tcPr>
-          <w:p>
-            <w:pPr>
-              <w:spacing w:line="240" w:lineRule="auto"/>
-              <w:cnfStyle w:val="000000000000" w:firstRow="0" w:lastRow="0" w:firstColumn="0" w:lastColumn="0" w:oddVBand="0" w:evenVBand="0" w:oddHBand="0" w:evenHBand="0" w:firstRowFirstColumn="0" w:firstRowLastColumn="0" w:lastRowFirstColumn="0" w:lastRowLastColumn="0"/>
-              <w:rPr>
-                <w:rFonts w:eastAsia="Times New Roman" w:cs="Arial"/>
-                <w:lang w:eastAsia="en-US"/>
-              </w:rPr>
-            </w:pPr>
-            <w:r>
-              <w:t>Represents the filters selected by the user for job searching</w:t>
+              <w:t>)</w:t>
+            </w:r>
+          </w:p>
+        </w:tc>
+        <w:tc>
+          <w:tcPr>
+            <w:tcW w:w="0" w:type="auto"/>
+          </w:tcPr>
+          <w:p>
+            <w:pPr>
+              <w:spacing w:line="240" w:lineRule="auto"/>
+              <w:cnfStyle w:val="000000000000" w:firstRow="0" w:lastRow="0" w:firstColumn="0" w:lastColumn="0" w:oddVBand="0" w:evenVBand="0" w:oddHBand="0" w:evenHBand="0" w:firstRowFirstColumn="0" w:firstRowLastColumn="0" w:lastRowFirstColumn="0" w:lastRowLastColumn="0"/>
+              <w:rPr>
+                <w:rFonts w:eastAsia="Times New Roman" w:cs="Arial"/>
+                <w:lang w:eastAsia="en-US"/>
+              </w:rPr>
+            </w:pPr>
+            <w:r>
+              <w:t>Function</w:t>
+            </w:r>
+          </w:p>
+        </w:tc>
+        <w:tc>
+          <w:tcPr>
+            <w:tcW w:w="0" w:type="auto"/>
+          </w:tcPr>
+          <w:p>
+            <w:pPr>
+              <w:spacing w:line="240" w:lineRule="auto"/>
+              <w:cnfStyle w:val="000000000000" w:firstRow="0" w:lastRow="0" w:firstColumn="0" w:lastColumn="0" w:oddVBand="0" w:evenVBand="0" w:oddHBand="0" w:evenHBand="0" w:firstRowFirstColumn="0" w:firstRowLastColumn="0" w:lastRowFirstColumn="0" w:lastRowLastColumn="0"/>
+              <w:rPr>
+                <w:rFonts w:eastAsia="Times New Roman" w:cs="Arial"/>
+                <w:lang w:eastAsia="en-US"/>
+              </w:rPr>
+            </w:pPr>
+            <w:r>
+              <w:t>Checks that graduation date is specified</w:t>
             </w:r>
           </w:p>
         </w:tc>
@@ -4127,7 +6996,7 @@
               </w:rPr>
             </w:pPr>
             <w:r>
-              <w:t>2.3.2, 2.3.4</w:t>
+              <w:t>3.5.5.2, 3.5.5.3</w:t>
             </w:r>
           </w:p>
         </w:tc>
@@ -4145,9 +7014,17 @@
               </w:rPr>
             </w:pPr>
             <w:proofErr w:type="spellStart"/>
+            <w:r>
+              <w:t>Degree_Info</w:t>
+            </w:r>
+            <w:proofErr w:type="spellEnd"/>
+            <w:r>
+              <w:t xml:space="preserve">, </w:t>
+            </w:r>
+            <w:proofErr w:type="spellStart"/>
             <w:proofErr w:type="gramStart"/>
             <w:r>
-              <w:t>searchJobs</w:t>
+              <w:t>checkDegreeInfo</w:t>
             </w:r>
             <w:proofErr w:type="spellEnd"/>
             <w:r>
@@ -4155,13 +7032,8 @@
             </w:r>
             <w:proofErr w:type="gramEnd"/>
             <w:r>
-              <w:t xml:space="preserve">), </w:t>
-            </w:r>
-            <w:proofErr w:type="spellStart"/>
-            <w:r>
-              <w:t>SearchResults</w:t>
-            </w:r>
-            <w:proofErr w:type="spellEnd"/>
+              <w:t>)</w:t>
+            </w:r>
           </w:p>
         </w:tc>
       </w:tr>
@@ -4182,69 +7054,76 @@
                 <w:lang w:eastAsia="en-US"/>
               </w:rPr>
             </w:pPr>
+            <w:r>
+              <w:rPr>
+                <w:rFonts w:eastAsia="Times New Roman" w:cs="Arial"/>
+                <w:lang w:eastAsia="en-US"/>
+              </w:rPr>
+              <w:t>Resume Service</w:t>
+            </w:r>
+          </w:p>
+        </w:tc>
+        <w:tc>
+          <w:tcPr>
+            <w:tcW w:w="0" w:type="auto"/>
+          </w:tcPr>
+          <w:p>
+            <w:pPr>
+              <w:spacing w:line="240" w:lineRule="auto"/>
+              <w:cnfStyle w:val="000000100000" w:firstRow="0" w:lastRow="0" w:firstColumn="0" w:lastColumn="0" w:oddVBand="0" w:evenVBand="0" w:oddHBand="1" w:evenHBand="0" w:firstRowFirstColumn="0" w:firstRowLastColumn="0" w:lastRowFirstColumn="0" w:lastRowLastColumn="0"/>
+              <w:rPr>
+                <w:rFonts w:eastAsia="Times New Roman" w:cs="Arial"/>
+                <w:lang w:eastAsia="en-US"/>
+              </w:rPr>
+            </w:pPr>
+            <w:proofErr w:type="spellStart"/>
             <w:proofErr w:type="gramStart"/>
             <w:r>
-              <w:t>Search</w:t>
+              <w:t>requireEmail</w:t>
+            </w:r>
+            <w:proofErr w:type="spellEnd"/>
+            <w:r>
+              <w:t>(</w:t>
             </w:r>
             <w:proofErr w:type="gramEnd"/>
             <w:r>
-              <w:t xml:space="preserve"> Query Manager</w:t>
-            </w:r>
-          </w:p>
-        </w:tc>
-        <w:tc>
-          <w:tcPr>
-            <w:tcW w:w="0" w:type="auto"/>
-          </w:tcPr>
-          <w:p>
-            <w:pPr>
-              <w:spacing w:line="240" w:lineRule="auto"/>
-              <w:cnfStyle w:val="000000100000" w:firstRow="0" w:lastRow="0" w:firstColumn="0" w:lastColumn="0" w:oddVBand="0" w:evenVBand="0" w:oddHBand="1" w:evenHBand="0" w:firstRowFirstColumn="0" w:firstRowLastColumn="0" w:lastRowFirstColumn="0" w:lastRowLastColumn="0"/>
-              <w:rPr>
-                <w:rFonts w:eastAsia="Times New Roman" w:cs="Arial"/>
-                <w:lang w:eastAsia="en-US"/>
-              </w:rPr>
-            </w:pPr>
-            <w:proofErr w:type="spellStart"/>
-            <w:r>
-              <w:t>SearchResults</w:t>
-            </w:r>
-            <w:proofErr w:type="spellEnd"/>
-          </w:p>
-        </w:tc>
-        <w:tc>
-          <w:tcPr>
-            <w:tcW w:w="0" w:type="auto"/>
-          </w:tcPr>
-          <w:p>
-            <w:pPr>
-              <w:spacing w:line="240" w:lineRule="auto"/>
-              <w:cnfStyle w:val="000000100000" w:firstRow="0" w:lastRow="0" w:firstColumn="0" w:lastColumn="0" w:oddVBand="0" w:evenVBand="0" w:oddHBand="1" w:evenHBand="0" w:firstRowFirstColumn="0" w:firstRowLastColumn="0" w:lastRowFirstColumn="0" w:lastRowLastColumn="0"/>
-              <w:rPr>
-                <w:rFonts w:eastAsia="Times New Roman" w:cs="Arial"/>
-                <w:lang w:eastAsia="en-US"/>
-              </w:rPr>
-            </w:pPr>
-            <w:r>
-              <w:t>Object</w:t>
-            </w:r>
-          </w:p>
-        </w:tc>
-        <w:tc>
-          <w:tcPr>
-            <w:tcW w:w="0" w:type="auto"/>
-          </w:tcPr>
-          <w:p>
-            <w:pPr>
-              <w:spacing w:line="240" w:lineRule="auto"/>
-              <w:cnfStyle w:val="000000100000" w:firstRow="0" w:lastRow="0" w:firstColumn="0" w:lastColumn="0" w:oddVBand="0" w:evenVBand="0" w:oddHBand="1" w:evenHBand="0" w:firstRowFirstColumn="0" w:firstRowLastColumn="0" w:lastRowFirstColumn="0" w:lastRowLastColumn="0"/>
-              <w:rPr>
-                <w:rFonts w:eastAsia="Times New Roman" w:cs="Arial"/>
-                <w:lang w:eastAsia="en-US"/>
-              </w:rPr>
-            </w:pPr>
-            <w:r>
-              <w:t>Stores the list of matching job postings returned from a search</w:t>
+              <w:t>)</w:t>
+            </w:r>
+          </w:p>
+        </w:tc>
+        <w:tc>
+          <w:tcPr>
+            <w:tcW w:w="0" w:type="auto"/>
+          </w:tcPr>
+          <w:p>
+            <w:pPr>
+              <w:spacing w:line="240" w:lineRule="auto"/>
+              <w:cnfStyle w:val="000000100000" w:firstRow="0" w:lastRow="0" w:firstColumn="0" w:lastColumn="0" w:oddVBand="0" w:evenVBand="0" w:oddHBand="1" w:evenHBand="0" w:firstRowFirstColumn="0" w:firstRowLastColumn="0" w:lastRowFirstColumn="0" w:lastRowLastColumn="0"/>
+              <w:rPr>
+                <w:rFonts w:eastAsia="Times New Roman" w:cs="Arial"/>
+                <w:lang w:eastAsia="en-US"/>
+              </w:rPr>
+            </w:pPr>
+            <w:r>
+              <w:t>Function</w:t>
+            </w:r>
+          </w:p>
+        </w:tc>
+        <w:tc>
+          <w:tcPr>
+            <w:tcW w:w="0" w:type="auto"/>
+          </w:tcPr>
+          <w:p>
+            <w:pPr>
+              <w:spacing w:line="240" w:lineRule="auto"/>
+              <w:cnfStyle w:val="000000100000" w:firstRow="0" w:lastRow="0" w:firstColumn="0" w:lastColumn="0" w:oddVBand="0" w:evenVBand="0" w:oddHBand="1" w:evenHBand="0" w:firstRowFirstColumn="0" w:firstRowLastColumn="0" w:lastRowFirstColumn="0" w:lastRowLastColumn="0"/>
+              <w:rPr>
+                <w:rFonts w:eastAsia="Times New Roman" w:cs="Arial"/>
+                <w:lang w:eastAsia="en-US"/>
+              </w:rPr>
+            </w:pPr>
+            <w:r>
+              <w:t>Checks that email is specified</w:t>
             </w:r>
           </w:p>
         </w:tc>
@@ -4262,7 +7141,7 @@
               </w:rPr>
             </w:pPr>
             <w:r>
-              <w:t>2.3.3, 2.3.7</w:t>
+              <w:t>3.5.5.2, 3.5.5.3</w:t>
             </w:r>
           </w:p>
         </w:tc>
@@ -4281,17 +7160,389 @@
             </w:pPr>
             <w:proofErr w:type="spellStart"/>
             <w:r>
-              <w:t>JobPosting</w:t>
+              <w:t>Contact_Info</w:t>
             </w:r>
             <w:proofErr w:type="spellEnd"/>
             <w:r>
               <w:t xml:space="preserve">, </w:t>
             </w:r>
             <w:proofErr w:type="spellStart"/>
-            <w:r>
-              <w:t>ResultsFormatter</w:t>
-            </w:r>
-            <w:proofErr w:type="spellEnd"/>
+            <w:proofErr w:type="gramStart"/>
+            <w:r>
+              <w:t>checkContactInfo</w:t>
+            </w:r>
+            <w:proofErr w:type="spellEnd"/>
+            <w:r>
+              <w:t>(</w:t>
+            </w:r>
+            <w:proofErr w:type="gramEnd"/>
+            <w:r>
+              <w:t>)</w:t>
+            </w:r>
+          </w:p>
+        </w:tc>
+      </w:tr>
+      <w:tr>
+        <w:tc>
+          <w:tcPr>
+            <w:cnfStyle w:val="001000000000" w:firstRow="0" w:lastRow="0" w:firstColumn="1" w:lastColumn="0" w:oddVBand="0" w:evenVBand="0" w:oddHBand="0" w:evenHBand="0" w:firstRowFirstColumn="0" w:firstRowLastColumn="0" w:lastRowFirstColumn="0" w:lastRowLastColumn="0"/>
+            <w:tcW w:w="0" w:type="auto"/>
+          </w:tcPr>
+          <w:p>
+            <w:pPr>
+              <w:spacing w:line="240" w:lineRule="auto"/>
+              <w:rPr>
+                <w:rFonts w:eastAsia="Times New Roman" w:cs="Arial"/>
+                <w:lang w:eastAsia="en-US"/>
+              </w:rPr>
+            </w:pPr>
+            <w:r>
+              <w:rPr>
+                <w:rFonts w:eastAsia="Times New Roman" w:cs="Arial"/>
+                <w:lang w:eastAsia="en-US"/>
+              </w:rPr>
+              <w:t>Resume Service</w:t>
+            </w:r>
+          </w:p>
+        </w:tc>
+        <w:tc>
+          <w:tcPr>
+            <w:tcW w:w="0" w:type="auto"/>
+          </w:tcPr>
+          <w:p>
+            <w:pPr>
+              <w:spacing w:line="240" w:lineRule="auto"/>
+              <w:cnfStyle w:val="000000000000" w:firstRow="0" w:lastRow="0" w:firstColumn="0" w:lastColumn="0" w:oddVBand="0" w:evenVBand="0" w:oddHBand="0" w:evenHBand="0" w:firstRowFirstColumn="0" w:firstRowLastColumn="0" w:lastRowFirstColumn="0" w:lastRowLastColumn="0"/>
+            </w:pPr>
+            <w:proofErr w:type="spellStart"/>
+            <w:proofErr w:type="gramStart"/>
+            <w:r>
+              <w:t>requirePhone</w:t>
+            </w:r>
+            <w:proofErr w:type="spellEnd"/>
+            <w:r>
+              <w:t>(</w:t>
+            </w:r>
+            <w:proofErr w:type="gramEnd"/>
+            <w:r>
+              <w:t>)</w:t>
+            </w:r>
+          </w:p>
+        </w:tc>
+        <w:tc>
+          <w:tcPr>
+            <w:tcW w:w="0" w:type="auto"/>
+          </w:tcPr>
+          <w:p>
+            <w:pPr>
+              <w:spacing w:line="240" w:lineRule="auto"/>
+              <w:cnfStyle w:val="000000000000" w:firstRow="0" w:lastRow="0" w:firstColumn="0" w:lastColumn="0" w:oddVBand="0" w:evenVBand="0" w:oddHBand="0" w:evenHBand="0" w:firstRowFirstColumn="0" w:firstRowLastColumn="0" w:lastRowFirstColumn="0" w:lastRowLastColumn="0"/>
+            </w:pPr>
+            <w:r>
+              <w:t>Function</w:t>
+            </w:r>
+          </w:p>
+        </w:tc>
+        <w:tc>
+          <w:tcPr>
+            <w:tcW w:w="0" w:type="auto"/>
+          </w:tcPr>
+          <w:p>
+            <w:pPr>
+              <w:spacing w:line="240" w:lineRule="auto"/>
+              <w:cnfStyle w:val="000000000000" w:firstRow="0" w:lastRow="0" w:firstColumn="0" w:lastColumn="0" w:oddVBand="0" w:evenVBand="0" w:oddHBand="0" w:evenHBand="0" w:firstRowFirstColumn="0" w:firstRowLastColumn="0" w:lastRowFirstColumn="0" w:lastRowLastColumn="0"/>
+            </w:pPr>
+            <w:r>
+              <w:t>Checks that phone is specified</w:t>
+            </w:r>
+          </w:p>
+        </w:tc>
+        <w:tc>
+          <w:tcPr>
+            <w:tcW w:w="0" w:type="auto"/>
+          </w:tcPr>
+          <w:p>
+            <w:pPr>
+              <w:spacing w:line="240" w:lineRule="auto"/>
+              <w:cnfStyle w:val="000000000000" w:firstRow="0" w:lastRow="0" w:firstColumn="0" w:lastColumn="0" w:oddVBand="0" w:evenVBand="0" w:oddHBand="0" w:evenHBand="0" w:firstRowFirstColumn="0" w:firstRowLastColumn="0" w:lastRowFirstColumn="0" w:lastRowLastColumn="0"/>
+            </w:pPr>
+            <w:r>
+              <w:t>3.5.5.2, 3.5.5.3</w:t>
+            </w:r>
+          </w:p>
+        </w:tc>
+        <w:tc>
+          <w:tcPr>
+            <w:tcW w:w="0" w:type="auto"/>
+          </w:tcPr>
+          <w:p>
+            <w:pPr>
+              <w:spacing w:line="240" w:lineRule="auto"/>
+              <w:cnfStyle w:val="000000000000" w:firstRow="0" w:lastRow="0" w:firstColumn="0" w:lastColumn="0" w:oddVBand="0" w:evenVBand="0" w:oddHBand="0" w:evenHBand="0" w:firstRowFirstColumn="0" w:firstRowLastColumn="0" w:lastRowFirstColumn="0" w:lastRowLastColumn="0"/>
+            </w:pPr>
+            <w:proofErr w:type="spellStart"/>
+            <w:r>
+              <w:t>Contact_Info</w:t>
+            </w:r>
+            <w:proofErr w:type="spellEnd"/>
+            <w:r>
+              <w:t xml:space="preserve">, </w:t>
+            </w:r>
+            <w:proofErr w:type="spellStart"/>
+            <w:proofErr w:type="gramStart"/>
+            <w:r>
+              <w:t>checkContactInfo</w:t>
+            </w:r>
+            <w:proofErr w:type="spellEnd"/>
+            <w:r>
+              <w:t>(</w:t>
+            </w:r>
+            <w:proofErr w:type="gramEnd"/>
+            <w:r>
+              <w:t>)</w:t>
+            </w:r>
+          </w:p>
+        </w:tc>
+      </w:tr>
+      <w:tr>
+        <w:trPr>
+          <w:cnfStyle w:val="000000100000" w:firstRow="0" w:lastRow="0" w:firstColumn="0" w:lastColumn="0" w:oddVBand="0" w:evenVBand="0" w:oddHBand="1" w:evenHBand="0" w:firstRowFirstColumn="0" w:firstRowLastColumn="0" w:lastRowFirstColumn="0" w:lastRowLastColumn="0"/>
+        </w:trPr>
+        <w:tc>
+          <w:tcPr>
+            <w:cnfStyle w:val="001000000000" w:firstRow="0" w:lastRow="0" w:firstColumn="1" w:lastColumn="0" w:oddVBand="0" w:evenVBand="0" w:oddHBand="0" w:evenHBand="0" w:firstRowFirstColumn="0" w:firstRowLastColumn="0" w:lastRowFirstColumn="0" w:lastRowLastColumn="0"/>
+            <w:tcW w:w="0" w:type="auto"/>
+          </w:tcPr>
+          <w:p>
+            <w:pPr>
+              <w:spacing w:line="240" w:lineRule="auto"/>
+              <w:rPr>
+                <w:rFonts w:eastAsia="Times New Roman" w:cs="Arial"/>
+                <w:lang w:eastAsia="en-US"/>
+              </w:rPr>
+            </w:pPr>
+            <w:r>
+              <w:rPr>
+                <w:rFonts w:eastAsia="Times New Roman" w:cs="Arial"/>
+                <w:lang w:eastAsia="en-US"/>
+              </w:rPr>
+              <w:t>Resume Service</w:t>
+            </w:r>
+          </w:p>
+        </w:tc>
+        <w:tc>
+          <w:tcPr>
+            <w:tcW w:w="0" w:type="auto"/>
+          </w:tcPr>
+          <w:p>
+            <w:pPr>
+              <w:spacing w:line="240" w:lineRule="auto"/>
+              <w:cnfStyle w:val="000000100000" w:firstRow="0" w:lastRow="0" w:firstColumn="0" w:lastColumn="0" w:oddVBand="0" w:evenVBand="0" w:oddHBand="1" w:evenHBand="0" w:firstRowFirstColumn="0" w:firstRowLastColumn="0" w:lastRowFirstColumn="0" w:lastRowLastColumn="0"/>
+            </w:pPr>
+            <w:proofErr w:type="spellStart"/>
+            <w:proofErr w:type="gramStart"/>
+            <w:r>
+              <w:t>requireDegName</w:t>
+            </w:r>
+            <w:proofErr w:type="spellEnd"/>
+            <w:r>
+              <w:t>(</w:t>
+            </w:r>
+            <w:proofErr w:type="gramEnd"/>
+            <w:r>
+              <w:t>)</w:t>
+            </w:r>
+          </w:p>
+        </w:tc>
+        <w:tc>
+          <w:tcPr>
+            <w:tcW w:w="0" w:type="auto"/>
+          </w:tcPr>
+          <w:p>
+            <w:pPr>
+              <w:spacing w:line="240" w:lineRule="auto"/>
+              <w:cnfStyle w:val="000000100000" w:firstRow="0" w:lastRow="0" w:firstColumn="0" w:lastColumn="0" w:oddVBand="0" w:evenVBand="0" w:oddHBand="1" w:evenHBand="0" w:firstRowFirstColumn="0" w:firstRowLastColumn="0" w:lastRowFirstColumn="0" w:lastRowLastColumn="0"/>
+            </w:pPr>
+            <w:r>
+              <w:t>Function</w:t>
+            </w:r>
+          </w:p>
+        </w:tc>
+        <w:tc>
+          <w:tcPr>
+            <w:tcW w:w="0" w:type="auto"/>
+          </w:tcPr>
+          <w:p>
+            <w:pPr>
+              <w:spacing w:line="240" w:lineRule="auto"/>
+              <w:cnfStyle w:val="000000100000" w:firstRow="0" w:lastRow="0" w:firstColumn="0" w:lastColumn="0" w:oddVBand="0" w:evenVBand="0" w:oddHBand="1" w:evenHBand="0" w:firstRowFirstColumn="0" w:firstRowLastColumn="0" w:lastRowFirstColumn="0" w:lastRowLastColumn="0"/>
+            </w:pPr>
+            <w:r>
+              <w:t>Checks that Degree name is specified</w:t>
+            </w:r>
+          </w:p>
+        </w:tc>
+        <w:tc>
+          <w:tcPr>
+            <w:tcW w:w="0" w:type="auto"/>
+          </w:tcPr>
+          <w:p>
+            <w:pPr>
+              <w:spacing w:line="240" w:lineRule="auto"/>
+              <w:cnfStyle w:val="000000100000" w:firstRow="0" w:lastRow="0" w:firstColumn="0" w:lastColumn="0" w:oddVBand="0" w:evenVBand="0" w:oddHBand="1" w:evenHBand="0" w:firstRowFirstColumn="0" w:firstRowLastColumn="0" w:lastRowFirstColumn="0" w:lastRowLastColumn="0"/>
+            </w:pPr>
+            <w:r>
+              <w:t>3.5.5.2, 3.5.5.3</w:t>
+            </w:r>
+          </w:p>
+        </w:tc>
+        <w:tc>
+          <w:tcPr>
+            <w:tcW w:w="0" w:type="auto"/>
+          </w:tcPr>
+          <w:p>
+            <w:pPr>
+              <w:spacing w:line="240" w:lineRule="auto"/>
+              <w:cnfStyle w:val="000000100000" w:firstRow="0" w:lastRow="0" w:firstColumn="0" w:lastColumn="0" w:oddVBand="0" w:evenVBand="0" w:oddHBand="1" w:evenHBand="0" w:firstRowFirstColumn="0" w:firstRowLastColumn="0" w:lastRowFirstColumn="0" w:lastRowLastColumn="0"/>
+            </w:pPr>
+            <w:proofErr w:type="spellStart"/>
+            <w:r>
+              <w:t>Degree_Info</w:t>
+            </w:r>
+            <w:proofErr w:type="spellEnd"/>
+            <w:r>
+              <w:t xml:space="preserve">, </w:t>
+            </w:r>
+            <w:proofErr w:type="spellStart"/>
+            <w:proofErr w:type="gramStart"/>
+            <w:r>
+              <w:t>checkDegreeInfo</w:t>
+            </w:r>
+            <w:proofErr w:type="spellEnd"/>
+            <w:r>
+              <w:t>(</w:t>
+            </w:r>
+            <w:proofErr w:type="gramEnd"/>
+            <w:r>
+              <w:t>)</w:t>
+            </w:r>
+          </w:p>
+        </w:tc>
+      </w:tr>
+      <w:tr>
+        <w:tc>
+          <w:tcPr>
+            <w:cnfStyle w:val="001000000000" w:firstRow="0" w:lastRow="0" w:firstColumn="1" w:lastColumn="0" w:oddVBand="0" w:evenVBand="0" w:oddHBand="0" w:evenHBand="0" w:firstRowFirstColumn="0" w:firstRowLastColumn="0" w:lastRowFirstColumn="0" w:lastRowLastColumn="0"/>
+            <w:tcW w:w="0" w:type="auto"/>
+          </w:tcPr>
+          <w:p>
+            <w:pPr>
+              <w:spacing w:line="240" w:lineRule="auto"/>
+              <w:rPr>
+                <w:rFonts w:eastAsia="Times New Roman" w:cs="Arial"/>
+                <w:lang w:eastAsia="en-US"/>
+              </w:rPr>
+            </w:pPr>
+            <w:r>
+              <w:rPr>
+                <w:rFonts w:eastAsia="Times New Roman" w:cs="Arial"/>
+                <w:lang w:eastAsia="en-US"/>
+              </w:rPr>
+              <w:t>Resume Service</w:t>
+            </w:r>
+          </w:p>
+        </w:tc>
+        <w:tc>
+          <w:tcPr>
+            <w:tcW w:w="0" w:type="auto"/>
+          </w:tcPr>
+          <w:p>
+            <w:pPr>
+              <w:spacing w:line="240" w:lineRule="auto"/>
+              <w:cnfStyle w:val="000000000000" w:firstRow="0" w:lastRow="0" w:firstColumn="0" w:lastColumn="0" w:oddVBand="0" w:evenVBand="0" w:oddHBand="0" w:evenHBand="0" w:firstRowFirstColumn="0" w:firstRowLastColumn="0" w:lastRowFirstColumn="0" w:lastRowLastColumn="0"/>
+            </w:pPr>
+            <w:proofErr w:type="spellStart"/>
+            <w:proofErr w:type="gramStart"/>
+            <w:r>
+              <w:t>requirePosition</w:t>
+            </w:r>
+            <w:proofErr w:type="spellEnd"/>
+            <w:r>
+              <w:t>(</w:t>
+            </w:r>
+            <w:proofErr w:type="gramEnd"/>
+            <w:r>
+              <w:t>)</w:t>
+            </w:r>
+          </w:p>
+        </w:tc>
+        <w:tc>
+          <w:tcPr>
+            <w:tcW w:w="0" w:type="auto"/>
+          </w:tcPr>
+          <w:p>
+            <w:pPr>
+              <w:spacing w:line="240" w:lineRule="auto"/>
+              <w:cnfStyle w:val="000000000000" w:firstRow="0" w:lastRow="0" w:firstColumn="0" w:lastColumn="0" w:oddVBand="0" w:evenVBand="0" w:oddHBand="0" w:evenHBand="0" w:firstRowFirstColumn="0" w:firstRowLastColumn="0" w:lastRowFirstColumn="0" w:lastRowLastColumn="0"/>
+            </w:pPr>
+            <w:r>
+              <w:t>Function</w:t>
+            </w:r>
+          </w:p>
+        </w:tc>
+        <w:tc>
+          <w:tcPr>
+            <w:tcW w:w="0" w:type="auto"/>
+          </w:tcPr>
+          <w:p>
+            <w:pPr>
+              <w:spacing w:line="240" w:lineRule="auto"/>
+              <w:cnfStyle w:val="000000000000" w:firstRow="0" w:lastRow="0" w:firstColumn="0" w:lastColumn="0" w:oddVBand="0" w:evenVBand="0" w:oddHBand="0" w:evenHBand="0" w:firstRowFirstColumn="0" w:firstRowLastColumn="0" w:lastRowFirstColumn="0" w:lastRowLastColumn="0"/>
+            </w:pPr>
+            <w:r>
+              <w:t>Checks that position title is specified</w:t>
+            </w:r>
+          </w:p>
+        </w:tc>
+        <w:tc>
+          <w:tcPr>
+            <w:tcW w:w="0" w:type="auto"/>
+          </w:tcPr>
+          <w:p>
+            <w:pPr>
+              <w:spacing w:line="240" w:lineRule="auto"/>
+              <w:cnfStyle w:val="000000000000" w:firstRow="0" w:lastRow="0" w:firstColumn="0" w:lastColumn="0" w:oddVBand="0" w:evenVBand="0" w:oddHBand="0" w:evenHBand="0" w:firstRowFirstColumn="0" w:firstRowLastColumn="0" w:lastRowFirstColumn="0" w:lastRowLastColumn="0"/>
+            </w:pPr>
+            <w:r>
+              <w:t>3.5.5.2, 3.5.5.3</w:t>
+            </w:r>
+          </w:p>
+        </w:tc>
+        <w:tc>
+          <w:tcPr>
+            <w:tcW w:w="0" w:type="auto"/>
+          </w:tcPr>
+          <w:p>
+            <w:pPr>
+              <w:spacing w:line="240" w:lineRule="auto"/>
+              <w:cnfStyle w:val="000000000000" w:firstRow="0" w:lastRow="0" w:firstColumn="0" w:lastColumn="0" w:oddVBand="0" w:evenVBand="0" w:oddHBand="0" w:evenHBand="0" w:firstRowFirstColumn="0" w:firstRowLastColumn="0" w:lastRowFirstColumn="0" w:lastRowLastColumn="0"/>
+            </w:pPr>
+            <w:r>
+              <w:t xml:space="preserve">Experience, </w:t>
+            </w:r>
+            <w:proofErr w:type="spellStart"/>
+            <w:proofErr w:type="gramStart"/>
+            <w:r>
+              <w:t>checkExperience</w:t>
+            </w:r>
+            <w:proofErr w:type="spellEnd"/>
+            <w:r>
+              <w:t>(</w:t>
+            </w:r>
+            <w:proofErr w:type="gramEnd"/>
+            <w:r>
+              <w:t>)</w:t>
+            </w:r>
           </w:p>
         </w:tc>
       </w:tr>
@@ -4307,6 +7558,127 @@
     </w:sectPr>
   </w:body>
 </w:document>
+</file>
+
+<file path=word/numbering.xml><?xml version="1.0" encoding="utf-8"?>
+<w:numbering xmlns:wpc="http://schemas.microsoft.com/office/word/2010/wordprocessingCanvas" xmlns:cx="http://schemas.microsoft.com/office/drawing/2014/chartex" xmlns:cx1="http://schemas.microsoft.com/office/drawing/2015/9/8/chartex" xmlns:cx2="http://schemas.microsoft.com/office/drawing/2015/10/21/chartex" xmlns:cx3="http://schemas.microsoft.com/office/drawing/2016/5/9/chartex" xmlns:cx4="http://schemas.microsoft.com/office/drawing/2016/5/10/chartex" xmlns:cx5="http://schemas.microsoft.com/office/drawing/2016/5/11/chartex" xmlns:cx6="http://schemas.microsoft.com/office/drawing/2016/5/12/chartex" xmlns:cx7="http://schemas.microsoft.com/office/drawing/2016/5/13/chartex" xmlns:cx8="http://schemas.microsoft.com/office/drawing/2016/5/14/chartex" xmlns:mc="http://schemas.openxmlformats.org/markup-compatibility/2006" xmlns:aink="http://schemas.microsoft.com/office/drawing/2016/ink" xmlns:am3d="http://schemas.microsoft.com/office/drawing/2017/model3d" xmlns:o="urn:schemas-microsoft-com:office:office" xmlns:oel="http://schemas.microsoft.com/office/2019/extlst" xmlns:r="http://schemas.openxmlformats.org/officeDocument/2006/relationships" xmlns:m="http://schemas.openxmlformats.org/officeDocument/2006/math" xmlns:v="urn:schemas-microsoft-com:vml" xmlns:wp14="http://schemas.microsoft.com/office/word/2010/wordprocessingDrawing" xmlns:wp="http://schemas.openxmlformats.org/drawingml/2006/wordprocessingDrawing" xmlns:w10="urn:schemas-microsoft-com:office:word" xmlns:w="http://schemas.openxmlformats.org/wordprocessingml/2006/main" xmlns:w14="http://schemas.microsoft.com/office/word/2010/wordml" xmlns:w15="http://schemas.microsoft.com/office/word/2012/wordml" xmlns:w16cex="http://schemas.microsoft.com/office/word/2018/wordml/cex" xmlns:w16cid="http://schemas.microsoft.com/office/word/2016/wordml/cid" xmlns:w16="http://schemas.microsoft.com/office/word/2018/wordml" xmlns:w16du="http://schemas.microsoft.com/office/word/2023/wordml/word16du" xmlns:w16sdtdh="http://schemas.microsoft.com/office/word/2020/wordml/sdtdatahash" xmlns:w16sdtfl="http://schemas.microsoft.com/office/word/2024/wordml/sdtformatlock" xmlns:w16se="http://schemas.microsoft.com/office/word/2015/wordml/symex" xmlns:wpg="http://schemas.microsoft.com/office/word/2010/wordprocessingGroup" xmlns:wpi="http://schemas.microsoft.com/office/word/2010/wordprocessingInk" xmlns:wne="http://schemas.microsoft.com/office/word/2006/wordml" xmlns:wps="http://schemas.microsoft.com/office/word/2010/wordprocessingShape" mc:Ignorable="w14 w15 w16se w16cid w16 w16cex w16sdtdh w16sdtfl w16du wp14">
+  <w:abstractNum w:abstractNumId="0" w15:restartNumberingAfterBreak="0">
+    <w:nsid w:val="5A8A311A"/>
+    <w:multiLevelType w:val="hybridMultilevel"/>
+    <w:tmpl w:val="B34055E6"/>
+    <w:lvl w:ilvl="0" w:tplc="F258DBF4">
+      <w:start w:val="3"/>
+      <w:numFmt w:val="bullet"/>
+      <w:lvlText w:val=""/>
+      <w:lvlJc w:val="left"/>
+      <w:pPr>
+        <w:ind w:left="720" w:hanging="360"/>
+      </w:pPr>
+      <w:rPr>
+        <w:rFonts w:ascii="Symbol" w:eastAsiaTheme="minorEastAsia" w:hAnsi="Symbol" w:cstheme="minorBidi" w:hint="default"/>
+      </w:rPr>
+    </w:lvl>
+    <w:lvl w:ilvl="1" w:tplc="34090003" w:tentative="1">
+      <w:start w:val="1"/>
+      <w:numFmt w:val="bullet"/>
+      <w:lvlText w:val="o"/>
+      <w:lvlJc w:val="left"/>
+      <w:pPr>
+        <w:ind w:left="1440" w:hanging="360"/>
+      </w:pPr>
+      <w:rPr>
+        <w:rFonts w:ascii="Courier New" w:hAnsi="Courier New" w:cs="Courier New" w:hint="default"/>
+      </w:rPr>
+    </w:lvl>
+    <w:lvl w:ilvl="2" w:tplc="34090005" w:tentative="1">
+      <w:start w:val="1"/>
+      <w:numFmt w:val="bullet"/>
+      <w:lvlText w:val=""/>
+      <w:lvlJc w:val="left"/>
+      <w:pPr>
+        <w:ind w:left="2160" w:hanging="360"/>
+      </w:pPr>
+      <w:rPr>
+        <w:rFonts w:ascii="Wingdings" w:hAnsi="Wingdings" w:hint="default"/>
+      </w:rPr>
+    </w:lvl>
+    <w:lvl w:ilvl="3" w:tplc="34090001" w:tentative="1">
+      <w:start w:val="1"/>
+      <w:numFmt w:val="bullet"/>
+      <w:lvlText w:val=""/>
+      <w:lvlJc w:val="left"/>
+      <w:pPr>
+        <w:ind w:left="2880" w:hanging="360"/>
+      </w:pPr>
+      <w:rPr>
+        <w:rFonts w:ascii="Symbol" w:hAnsi="Symbol" w:hint="default"/>
+      </w:rPr>
+    </w:lvl>
+    <w:lvl w:ilvl="4" w:tplc="34090003" w:tentative="1">
+      <w:start w:val="1"/>
+      <w:numFmt w:val="bullet"/>
+      <w:lvlText w:val="o"/>
+      <w:lvlJc w:val="left"/>
+      <w:pPr>
+        <w:ind w:left="3600" w:hanging="360"/>
+      </w:pPr>
+      <w:rPr>
+        <w:rFonts w:ascii="Courier New" w:hAnsi="Courier New" w:cs="Courier New" w:hint="default"/>
+      </w:rPr>
+    </w:lvl>
+    <w:lvl w:ilvl="5" w:tplc="34090005" w:tentative="1">
+      <w:start w:val="1"/>
+      <w:numFmt w:val="bullet"/>
+      <w:lvlText w:val=""/>
+      <w:lvlJc w:val="left"/>
+      <w:pPr>
+        <w:ind w:left="4320" w:hanging="360"/>
+      </w:pPr>
+      <w:rPr>
+        <w:rFonts w:ascii="Wingdings" w:hAnsi="Wingdings" w:hint="default"/>
+      </w:rPr>
+    </w:lvl>
+    <w:lvl w:ilvl="6" w:tplc="34090001" w:tentative="1">
+      <w:start w:val="1"/>
+      <w:numFmt w:val="bullet"/>
+      <w:lvlText w:val=""/>
+      <w:lvlJc w:val="left"/>
+      <w:pPr>
+        <w:ind w:left="5040" w:hanging="360"/>
+      </w:pPr>
+      <w:rPr>
+        <w:rFonts w:ascii="Symbol" w:hAnsi="Symbol" w:hint="default"/>
+      </w:rPr>
+    </w:lvl>
+    <w:lvl w:ilvl="7" w:tplc="34090003" w:tentative="1">
+      <w:start w:val="1"/>
+      <w:numFmt w:val="bullet"/>
+      <w:lvlText w:val="o"/>
+      <w:lvlJc w:val="left"/>
+      <w:pPr>
+        <w:ind w:left="5760" w:hanging="360"/>
+      </w:pPr>
+      <w:rPr>
+        <w:rFonts w:ascii="Courier New" w:hAnsi="Courier New" w:cs="Courier New" w:hint="default"/>
+      </w:rPr>
+    </w:lvl>
+    <w:lvl w:ilvl="8" w:tplc="34090005" w:tentative="1">
+      <w:start w:val="1"/>
+      <w:numFmt w:val="bullet"/>
+      <w:lvlText w:val=""/>
+      <w:lvlJc w:val="left"/>
+      <w:pPr>
+        <w:ind w:left="6480" w:hanging="360"/>
+      </w:pPr>
+      <w:rPr>
+        <w:rFonts w:ascii="Wingdings" w:hAnsi="Wingdings" w:hint="default"/>
+      </w:rPr>
+    </w:lvl>
+  </w:abstractNum>
+  <w:num w:numId="1" w16cid:durableId="1036658076">
+    <w:abstractNumId w:val="0"/>
+  </w:num>
+</w:numbering>
 </file>
 
 <file path=word/styles.xml><?xml version="1.0" encoding="utf-8"?>
